--- a/插件详细手册/21.管理器/关于全局存储.docx
+++ b/插件详细手册/21.管理器/关于全局存储.docx
@@ -1,10 +1,13 @@
 
 <file path=word/document.xml><?xml version="1.0" encoding="utf-8"?>
-<w:document xmlns:wpc="http://schemas.microsoft.com/office/word/2010/wordprocessingCanvas" xmlns:cx="http://schemas.microsoft.com/office/drawing/2014/chartex" xmlns:cx1="http://schemas.microsoft.com/office/drawing/2015/9/8/chartex" xmlns:cx2="http://schemas.microsoft.com/office/drawing/2015/10/21/chartex" xmlns:cx3="http://schemas.microsoft.com/office/drawing/2016/5/9/chartex" xmlns:cx4="http://schemas.microsoft.com/office/drawing/2016/5/10/chartex" xmlns:cx5="http://schemas.microsoft.com/office/drawing/2016/5/11/chartex" xmlns:cx6="http://schemas.microsoft.com/office/drawing/2016/5/12/chartex" xmlns:cx7="http://schemas.microsoft.com/office/drawing/2016/5/13/chartex" xmlns:cx8="http://schemas.microsoft.com/office/drawing/2016/5/14/chartex" xmlns:mc="http://schemas.openxmlformats.org/markup-compatibility/2006" xmlns:aink="http://schemas.microsoft.com/office/drawing/2016/ink" xmlns:am3d="http://schemas.microsoft.com/office/drawing/2017/model3d" xmlns:o="urn:schemas-microsoft-com:office:office" xmlns:oel="http://schemas.microsoft.com/office/2019/extlst" xmlns:r="http://schemas.openxmlformats.org/officeDocument/2006/relationships" xmlns:m="http://schemas.openxmlformats.org/officeDocument/2006/math" xmlns:v="urn:schemas-microsoft-com:vml" xmlns:wp14="http://schemas.microsoft.com/office/word/2010/wordprocessingDrawing" xmlns:wp="http://schemas.openxmlformats.org/drawingml/2006/wordprocessingDrawing" xmlns:w10="urn:schemas-microsoft-com:office:word" xmlns:w="http://schemas.openxmlformats.org/wordprocessingml/2006/main" xmlns:w14="http://schemas.microsoft.com/office/word/2010/wordml" xmlns:w15="http://schemas.microsoft.com/office/word/2012/wordml" xmlns:w16cex="http://schemas.microsoft.com/office/word/2018/wordml/cex" xmlns:w16cid="http://schemas.microsoft.com/office/word/2016/wordml/cid" xmlns:w16="http://schemas.microsoft.com/office/word/2018/wordml" xmlns:w16sdtdh="http://schemas.microsoft.com/office/word/2020/wordml/sdtdatahash" xmlns:w16se="http://schemas.microsoft.com/office/word/2015/wordml/symex" xmlns:wpg="http://schemas.microsoft.com/office/word/2010/wordprocessingGroup" xmlns:wpi="http://schemas.microsoft.com/office/word/2010/wordprocessingInk" xmlns:wne="http://schemas.microsoft.com/office/word/2006/wordml" xmlns:wps="http://schemas.microsoft.com/office/word/2010/wordprocessingShape" mc:Ignorable="w14 w15 w16se w16cid w16 w16cex w16sdtdh wp14">
+<w:document xmlns:wpc="http://schemas.microsoft.com/office/word/2010/wordprocessingCanvas" xmlns:cx="http://schemas.microsoft.com/office/drawing/2014/chartex" xmlns:cx1="http://schemas.microsoft.com/office/drawing/2015/9/8/chartex" xmlns:cx2="http://schemas.microsoft.com/office/drawing/2015/10/21/chartex" xmlns:cx3="http://schemas.microsoft.com/office/drawing/2016/5/9/chartex" xmlns:cx4="http://schemas.microsoft.com/office/drawing/2016/5/10/chartex" xmlns:cx5="http://schemas.microsoft.com/office/drawing/2016/5/11/chartex" xmlns:cx6="http://schemas.microsoft.com/office/drawing/2016/5/12/chartex" xmlns:cx7="http://schemas.microsoft.com/office/drawing/2016/5/13/chartex" xmlns:cx8="http://schemas.microsoft.com/office/drawing/2016/5/14/chartex" xmlns:mc="http://schemas.openxmlformats.org/markup-compatibility/2006" xmlns:aink="http://schemas.microsoft.com/office/drawing/2016/ink" xmlns:am3d="http://schemas.microsoft.com/office/drawing/2017/model3d" xmlns:o="urn:schemas-microsoft-com:office:office" xmlns:oel="http://schemas.microsoft.com/office/2019/extlst" xmlns:r="http://schemas.openxmlformats.org/officeDocument/2006/relationships" xmlns:m="http://schemas.openxmlformats.org/officeDocument/2006/math" xmlns:v="urn:schemas-microsoft-com:vml" xmlns:wp14="http://schemas.microsoft.com/office/word/2010/wordprocessingDrawing" xmlns:wp="http://schemas.openxmlformats.org/drawingml/2006/wordprocessingDrawing" xmlns:w10="urn:schemas-microsoft-com:office:word" xmlns:w="http://schemas.openxmlformats.org/wordprocessingml/2006/main" xmlns:w14="http://schemas.microsoft.com/office/word/2010/wordml" xmlns:w15="http://schemas.microsoft.com/office/word/2012/wordml" xmlns:w16cex="http://schemas.microsoft.com/office/word/2018/wordml/cex" xmlns:w16cid="http://schemas.microsoft.com/office/word/2016/wordml/cid" xmlns:w16="http://schemas.microsoft.com/office/word/2018/wordml" xmlns:w16du="http://schemas.microsoft.com/office/word/2023/wordml/word16du" xmlns:w16sdtdh="http://schemas.microsoft.com/office/word/2020/wordml/sdtdatahash" xmlns:w16sdtfl="http://schemas.microsoft.com/office/word/2024/wordml/sdtformatlock" xmlns:w16se="http://schemas.microsoft.com/office/word/2015/wordml/symex" xmlns:wpg="http://schemas.microsoft.com/office/word/2010/wordprocessingGroup" xmlns:wpi="http://schemas.microsoft.com/office/word/2010/wordprocessingInk" xmlns:wne="http://schemas.microsoft.com/office/word/2006/wordml" xmlns:wps="http://schemas.microsoft.com/office/word/2010/wordprocessingShape" mc:Ignorable="w14 w15 w16se w16cid w16 w16cex w16sdtdh w16sdtfl w16du wp14">
   <w:body>
     <w:p>
       <w:pPr>
         <w:pStyle w:val="2"/>
+        <w:rPr>
+          <w:rFonts w:hint="eastAsia"/>
+        </w:rPr>
       </w:pPr>
       <w:r>
         <w:rPr>
@@ -18,6 +21,7 @@
         <w:pStyle w:val="3"/>
         <w:spacing w:before="240" w:after="120" w:line="415" w:lineRule="auto"/>
         <w:rPr>
+          <w:rFonts w:hint="eastAsia"/>
           <w:sz w:val="28"/>
         </w:rPr>
       </w:pPr>
@@ -77,7 +81,6 @@
         </w:rPr>
         <w:t>◆</w:t>
       </w:r>
-      <w:proofErr w:type="spellStart"/>
       <w:r>
         <w:rPr>
           <w:rFonts w:ascii="Tahoma" w:eastAsia="微软雅黑" w:hAnsi="Tahoma"/>
@@ -86,7 +89,6 @@
         </w:rPr>
         <w:t>Drill_CoreOfGlobalSave</w:t>
       </w:r>
-      <w:proofErr w:type="spellEnd"/>
       <w:r>
         <w:rPr>
           <w:rFonts w:ascii="Tahoma" w:eastAsia="微软雅黑" w:hAnsi="Tahoma"/>
@@ -200,7 +202,6 @@
         </w:rPr>
         <w:t>◆</w:t>
       </w:r>
-      <w:proofErr w:type="spellStart"/>
       <w:r>
         <w:rPr>
           <w:rFonts w:ascii="Tahoma" w:eastAsia="微软雅黑" w:hAnsi="Tahoma"/>
@@ -209,7 +210,6 @@
         </w:rPr>
         <w:t>Drill_GlobalVariable</w:t>
       </w:r>
-      <w:proofErr w:type="spellEnd"/>
       <w:r>
         <w:rPr>
           <w:rFonts w:ascii="Tahoma" w:eastAsia="微软雅黑" w:hAnsi="Tahoma" w:hint="eastAsia"/>
@@ -311,7 +311,6 @@
         </w:rPr>
         <w:t>◆</w:t>
       </w:r>
-      <w:proofErr w:type="spellStart"/>
       <w:r>
         <w:rPr>
           <w:rFonts w:ascii="Tahoma" w:eastAsia="微软雅黑" w:hAnsi="Tahoma"/>
@@ -320,7 +319,6 @@
         </w:rPr>
         <w:t>Drill_HtmlWindowTitle</w:t>
       </w:r>
-      <w:proofErr w:type="spellEnd"/>
       <w:r>
         <w:rPr>
           <w:rFonts w:ascii="Tahoma" w:eastAsia="微软雅黑" w:hAnsi="Tahoma"/>
@@ -414,7 +412,6 @@
         </w:rPr>
         <w:t>◆</w:t>
       </w:r>
-      <w:proofErr w:type="spellStart"/>
       <w:r>
         <w:rPr>
           <w:rFonts w:ascii="Tahoma" w:eastAsia="微软雅黑" w:hAnsi="Tahoma"/>
@@ -423,7 +420,6 @@
         </w:rPr>
         <w:t>Drill_SceneSelfplateA</w:t>
       </w:r>
-      <w:proofErr w:type="spellEnd"/>
       <w:r>
         <w:rPr>
           <w:rFonts w:ascii="Tahoma" w:eastAsia="微软雅黑" w:hAnsi="Tahoma" w:hint="eastAsia"/>
@@ -549,7 +545,6 @@
         </w:rPr>
         <w:t>◆</w:t>
       </w:r>
-      <w:proofErr w:type="spellStart"/>
       <w:r>
         <w:rPr>
           <w:rFonts w:ascii="Tahoma" w:eastAsia="微软雅黑" w:hAnsi="Tahoma"/>
@@ -566,7 +561,6 @@
         </w:rPr>
         <w:t>C</w:t>
       </w:r>
-      <w:proofErr w:type="spellEnd"/>
       <w:r>
         <w:rPr>
           <w:rFonts w:ascii="Tahoma" w:eastAsia="微软雅黑" w:hAnsi="Tahoma" w:hint="eastAsia"/>
@@ -671,7 +665,7 @@
         <w:snapToGrid w:val="0"/>
         <w:jc w:val="left"/>
         <w:rPr>
-          <w:rFonts w:ascii="Tahoma" w:eastAsia="微软雅黑" w:hAnsi="Tahoma"/>
+          <w:rFonts w:ascii="Tahoma" w:eastAsia="微软雅黑" w:hAnsi="Tahoma" w:hint="eastAsia"/>
           <w:kern w:val="0"/>
           <w:sz w:val="22"/>
         </w:rPr>
@@ -692,16 +686,22 @@
         </w:rPr>
         <w:t>◆</w:t>
       </w:r>
-      <w:proofErr w:type="spellStart"/>
-      <w:r>
-        <w:rPr>
-          <w:rFonts w:ascii="Tahoma" w:eastAsia="微软雅黑" w:hAnsi="Tahoma"/>
-          <w:kern w:val="0"/>
-          <w:sz w:val="22"/>
-        </w:rPr>
-        <w:t>Drill_SceneSelfplateG</w:t>
-      </w:r>
-      <w:proofErr w:type="spellEnd"/>
+      <w:r>
+        <w:rPr>
+          <w:rFonts w:ascii="Tahoma" w:eastAsia="微软雅黑" w:hAnsi="Tahoma"/>
+          <w:kern w:val="0"/>
+          <w:sz w:val="22"/>
+        </w:rPr>
+        <w:t>Drill_SceneSelfplate</w:t>
+      </w:r>
+      <w:r>
+        <w:rPr>
+          <w:rFonts w:ascii="Tahoma" w:eastAsia="微软雅黑" w:hAnsi="Tahoma" w:hint="eastAsia"/>
+          <w:kern w:val="0"/>
+          <w:sz w:val="22"/>
+        </w:rPr>
+        <w:t>E</w:t>
+      </w:r>
       <w:r>
         <w:rPr>
           <w:rFonts w:ascii="Tahoma" w:eastAsia="微软雅黑" w:hAnsi="Tahoma" w:hint="eastAsia"/>
@@ -716,7 +716,7 @@
           <w:kern w:val="0"/>
           <w:sz w:val="22"/>
         </w:rPr>
-        <w:t>H</w:t>
+        <w:t>F</w:t>
       </w:r>
       <w:r>
         <w:rPr>
@@ -736,6 +736,14 @@
       </w:r>
       <w:r>
         <w:rPr>
+          <w:rFonts w:ascii="Tahoma" w:eastAsia="微软雅黑" w:hAnsi="Tahoma"/>
+          <w:kern w:val="0"/>
+          <w:sz w:val="22"/>
+        </w:rPr>
+        <w:tab/>
+      </w:r>
+      <w:r>
+        <w:rPr>
           <w:rFonts w:ascii="Tahoma" w:eastAsia="微软雅黑" w:hAnsi="Tahoma" w:hint="eastAsia"/>
           <w:kern w:val="0"/>
           <w:sz w:val="22"/>
@@ -776,11 +784,11 @@
       </w:r>
       <w:r>
         <w:rPr>
-          <w:rFonts w:ascii="Tahoma" w:eastAsia="微软雅黑" w:hAnsi="Tahoma"/>
-          <w:kern w:val="0"/>
-          <w:sz w:val="22"/>
-        </w:rPr>
-        <w:t>G</w:t>
+          <w:rFonts w:ascii="Tahoma" w:eastAsia="微软雅黑" w:hAnsi="Tahoma" w:hint="eastAsia"/>
+          <w:kern w:val="0"/>
+          <w:sz w:val="22"/>
+        </w:rPr>
+        <w:t>E</w:t>
       </w:r>
       <w:r>
         <w:rPr>
@@ -796,7 +804,7 @@
           <w:kern w:val="0"/>
           <w:sz w:val="22"/>
         </w:rPr>
-        <w:t>H</w:t>
+        <w:t>F</w:t>
       </w:r>
     </w:p>
     <w:p>
@@ -827,24 +835,14 @@
         </w:rPr>
         <w:t>◆</w:t>
       </w:r>
-      <w:proofErr w:type="spellStart"/>
-      <w:r>
-        <w:rPr>
-          <w:rFonts w:ascii="Tahoma" w:eastAsia="微软雅黑" w:hAnsi="Tahoma"/>
-          <w:kern w:val="0"/>
-          <w:sz w:val="22"/>
-        </w:rPr>
-        <w:t>Drill_SceneSelfplate</w:t>
-      </w:r>
-      <w:r>
-        <w:rPr>
-          <w:rFonts w:ascii="Tahoma" w:eastAsia="微软雅黑" w:hAnsi="Tahoma" w:hint="eastAsia"/>
-          <w:kern w:val="0"/>
-          <w:sz w:val="22"/>
-        </w:rPr>
-        <w:t>I</w:t>
-      </w:r>
-      <w:proofErr w:type="spellEnd"/>
+      <w:r>
+        <w:rPr>
+          <w:rFonts w:ascii="Tahoma" w:eastAsia="微软雅黑" w:hAnsi="Tahoma"/>
+          <w:kern w:val="0"/>
+          <w:sz w:val="22"/>
+        </w:rPr>
+        <w:t>Drill_SceneSelfplateG</w:t>
+      </w:r>
       <w:r>
         <w:rPr>
           <w:rFonts w:ascii="Tahoma" w:eastAsia="微软雅黑" w:hAnsi="Tahoma" w:hint="eastAsia"/>
@@ -859,7 +857,7 @@
           <w:kern w:val="0"/>
           <w:sz w:val="22"/>
         </w:rPr>
-        <w:t>J</w:t>
+        <w:t>H</w:t>
       </w:r>
       <w:r>
         <w:rPr>
@@ -883,14 +881,6 @@
           <w:kern w:val="0"/>
           <w:sz w:val="22"/>
         </w:rPr>
-        <w:tab/>
-      </w:r>
-      <w:r>
-        <w:rPr>
-          <w:rFonts w:ascii="Tahoma" w:eastAsia="微软雅黑" w:hAnsi="Tahoma" w:hint="eastAsia"/>
-          <w:kern w:val="0"/>
-          <w:sz w:val="22"/>
-        </w:rPr>
         <w:t>面板</w:t>
       </w:r>
       <w:r>
@@ -927,11 +917,11 @@
       </w:r>
       <w:r>
         <w:rPr>
-          <w:rFonts w:ascii="Tahoma" w:eastAsia="微软雅黑" w:hAnsi="Tahoma" w:hint="eastAsia"/>
-          <w:kern w:val="0"/>
-          <w:sz w:val="22"/>
-        </w:rPr>
-        <w:t>I</w:t>
+          <w:rFonts w:ascii="Tahoma" w:eastAsia="微软雅黑" w:hAnsi="Tahoma"/>
+          <w:kern w:val="0"/>
+          <w:sz w:val="22"/>
+        </w:rPr>
+        <w:t>G</w:t>
       </w:r>
       <w:r>
         <w:rPr>
@@ -947,7 +937,7 @@
           <w:kern w:val="0"/>
           <w:sz w:val="22"/>
         </w:rPr>
-        <w:t>J</w:t>
+        <w:t>H</w:t>
       </w:r>
     </w:p>
     <w:p>
@@ -978,7 +968,6 @@
         </w:rPr>
         <w:t>◆</w:t>
       </w:r>
-      <w:proofErr w:type="spellStart"/>
       <w:r>
         <w:rPr>
           <w:rFonts w:ascii="Tahoma" w:eastAsia="微软雅黑" w:hAnsi="Tahoma"/>
@@ -993,9 +982,8 @@
           <w:kern w:val="0"/>
           <w:sz w:val="22"/>
         </w:rPr>
-        <w:t>K</w:t>
-      </w:r>
-      <w:proofErr w:type="spellEnd"/>
+        <w:t>I</w:t>
+      </w:r>
       <w:r>
         <w:rPr>
           <w:rFonts w:ascii="Tahoma" w:eastAsia="微软雅黑" w:hAnsi="Tahoma" w:hint="eastAsia"/>
@@ -1010,7 +998,7 @@
           <w:kern w:val="0"/>
           <w:sz w:val="22"/>
         </w:rPr>
-        <w:t>L</w:t>
+        <w:t>J</w:t>
       </w:r>
       <w:r>
         <w:rPr>
@@ -1082,7 +1070,7 @@
           <w:kern w:val="0"/>
           <w:sz w:val="22"/>
         </w:rPr>
-        <w:t>K</w:t>
+        <w:t>I</w:t>
       </w:r>
       <w:r>
         <w:rPr>
@@ -1098,7 +1086,7 @@
           <w:kern w:val="0"/>
           <w:sz w:val="22"/>
         </w:rPr>
-        <w:t>L</w:t>
+        <w:t>J</w:t>
       </w:r>
     </w:p>
     <w:p>
@@ -1129,7 +1117,6 @@
         </w:rPr>
         <w:t>◆</w:t>
       </w:r>
-      <w:proofErr w:type="spellStart"/>
       <w:r>
         <w:rPr>
           <w:rFonts w:ascii="Tahoma" w:eastAsia="微软雅黑" w:hAnsi="Tahoma"/>
@@ -1144,9 +1131,8 @@
           <w:kern w:val="0"/>
           <w:sz w:val="22"/>
         </w:rPr>
-        <w:t>M</w:t>
-      </w:r>
-      <w:proofErr w:type="spellEnd"/>
+        <w:t>K</w:t>
+      </w:r>
       <w:r>
         <w:rPr>
           <w:rFonts w:ascii="Tahoma" w:eastAsia="微软雅黑" w:hAnsi="Tahoma" w:hint="eastAsia"/>
@@ -1161,7 +1147,7 @@
           <w:kern w:val="0"/>
           <w:sz w:val="22"/>
         </w:rPr>
-        <w:t>N</w:t>
+        <w:t>L</w:t>
       </w:r>
       <w:r>
         <w:rPr>
@@ -1185,6 +1171,14 @@
           <w:kern w:val="0"/>
           <w:sz w:val="22"/>
         </w:rPr>
+        <w:tab/>
+      </w:r>
+      <w:r>
+        <w:rPr>
+          <w:rFonts w:ascii="Tahoma" w:eastAsia="微软雅黑" w:hAnsi="Tahoma" w:hint="eastAsia"/>
+          <w:kern w:val="0"/>
+          <w:sz w:val="22"/>
+        </w:rPr>
         <w:t>面板</w:t>
       </w:r>
       <w:r>
@@ -1225,7 +1219,7 @@
           <w:kern w:val="0"/>
           <w:sz w:val="22"/>
         </w:rPr>
-        <w:t>M</w:t>
+        <w:t>K</w:t>
       </w:r>
       <w:r>
         <w:rPr>
@@ -1241,7 +1235,7 @@
           <w:kern w:val="0"/>
           <w:sz w:val="22"/>
         </w:rPr>
-        <w:t>N</w:t>
+        <w:t>L</w:t>
       </w:r>
     </w:p>
     <w:p>
@@ -1272,16 +1266,22 @@
         </w:rPr>
         <w:t>◆</w:t>
       </w:r>
-      <w:proofErr w:type="spellStart"/>
-      <w:r>
-        <w:rPr>
-          <w:rFonts w:ascii="Tahoma" w:eastAsia="微软雅黑" w:hAnsi="Tahoma"/>
-          <w:kern w:val="0"/>
-          <w:sz w:val="22"/>
-        </w:rPr>
-        <w:t>Drill_SceneGalleryA</w:t>
-      </w:r>
-      <w:proofErr w:type="spellEnd"/>
+      <w:r>
+        <w:rPr>
+          <w:rFonts w:ascii="Tahoma" w:eastAsia="微软雅黑" w:hAnsi="Tahoma"/>
+          <w:kern w:val="0"/>
+          <w:sz w:val="22"/>
+        </w:rPr>
+        <w:t>Drill_SceneSelfplate</w:t>
+      </w:r>
+      <w:r>
+        <w:rPr>
+          <w:rFonts w:ascii="Tahoma" w:eastAsia="微软雅黑" w:hAnsi="Tahoma" w:hint="eastAsia"/>
+          <w:kern w:val="0"/>
+          <w:sz w:val="22"/>
+        </w:rPr>
+        <w:t>M</w:t>
+      </w:r>
       <w:r>
         <w:rPr>
           <w:rFonts w:ascii="Tahoma" w:eastAsia="微软雅黑" w:hAnsi="Tahoma" w:hint="eastAsia"/>
@@ -1296,11 +1296,11 @@
           <w:kern w:val="0"/>
           <w:sz w:val="22"/>
         </w:rPr>
-        <w:t>B</w:t>
-      </w:r>
-      <w:r>
-        <w:rPr>
-          <w:rFonts w:ascii="Tahoma" w:eastAsia="微软雅黑" w:hAnsi="Tahoma"/>
+        <w:t>N</w:t>
+      </w:r>
+      <w:r>
+        <w:rPr>
+          <w:rFonts w:ascii="Tahoma" w:eastAsia="微软雅黑" w:hAnsi="Tahoma" w:hint="eastAsia"/>
           <w:kern w:val="0"/>
           <w:sz w:val="22"/>
         </w:rPr>
@@ -1308,7 +1308,7 @@
       </w:r>
       <w:r>
         <w:rPr>
-          <w:rFonts w:ascii="Tahoma" w:eastAsia="微软雅黑" w:hAnsi="Tahoma"/>
+          <w:rFonts w:ascii="Tahoma" w:eastAsia="微软雅黑" w:hAnsi="Tahoma" w:hint="eastAsia"/>
           <w:kern w:val="0"/>
           <w:sz w:val="22"/>
         </w:rPr>
@@ -1316,14 +1316,6 @@
       </w:r>
       <w:r>
         <w:rPr>
-          <w:rFonts w:ascii="Tahoma" w:eastAsia="微软雅黑" w:hAnsi="Tahoma"/>
-          <w:kern w:val="0"/>
-          <w:sz w:val="22"/>
-        </w:rPr>
-        <w:tab/>
-      </w:r>
-      <w:r>
-        <w:rPr>
           <w:rFonts w:ascii="Tahoma" w:eastAsia="微软雅黑" w:hAnsi="Tahoma" w:hint="eastAsia"/>
           <w:kern w:val="0"/>
           <w:sz w:val="22"/>
@@ -1348,7 +1340,7 @@
       </w:r>
       <w:r>
         <w:rPr>
-          <w:rFonts w:ascii="Tahoma" w:eastAsia="微软雅黑" w:hAnsi="Tahoma"/>
+          <w:rFonts w:ascii="Tahoma" w:eastAsia="微软雅黑" w:hAnsi="Tahoma" w:hint="eastAsia"/>
           <w:kern w:val="0"/>
           <w:sz w:val="22"/>
         </w:rPr>
@@ -1360,15 +1352,15 @@
           <w:kern w:val="0"/>
           <w:sz w:val="22"/>
         </w:rPr>
-        <w:t>全自定义画廊</w:t>
-      </w:r>
-      <w:r>
-        <w:rPr>
-          <w:rFonts w:ascii="Tahoma" w:eastAsia="微软雅黑" w:hAnsi="Tahoma" w:hint="eastAsia"/>
-          <w:kern w:val="0"/>
-          <w:sz w:val="22"/>
-        </w:rPr>
-        <w:t>A</w:t>
+        <w:t>全自定义信息面板</w:t>
+      </w:r>
+      <w:r>
+        <w:rPr>
+          <w:rFonts w:ascii="Tahoma" w:eastAsia="微软雅黑" w:hAnsi="Tahoma" w:hint="eastAsia"/>
+          <w:kern w:val="0"/>
+          <w:sz w:val="22"/>
+        </w:rPr>
+        <w:t>M</w:t>
       </w:r>
       <w:r>
         <w:rPr>
@@ -1384,7 +1376,7 @@
           <w:kern w:val="0"/>
           <w:sz w:val="22"/>
         </w:rPr>
-        <w:t>B</w:t>
+        <w:t>N</w:t>
       </w:r>
     </w:p>
     <w:p>
@@ -1415,24 +1407,14 @@
         </w:rPr>
         <w:t>◆</w:t>
       </w:r>
-      <w:proofErr w:type="spellStart"/>
-      <w:r>
-        <w:rPr>
-          <w:rFonts w:ascii="Tahoma" w:eastAsia="微软雅黑" w:hAnsi="Tahoma"/>
-          <w:kern w:val="0"/>
-          <w:sz w:val="22"/>
-        </w:rPr>
-        <w:t>Drill_SceneGallery</w:t>
-      </w:r>
-      <w:r>
-        <w:rPr>
-          <w:rFonts w:ascii="Tahoma" w:eastAsia="微软雅黑" w:hAnsi="Tahoma" w:hint="eastAsia"/>
-          <w:kern w:val="0"/>
-          <w:sz w:val="22"/>
-        </w:rPr>
-        <w:t>C</w:t>
-      </w:r>
-      <w:proofErr w:type="spellEnd"/>
+      <w:r>
+        <w:rPr>
+          <w:rFonts w:ascii="Tahoma" w:eastAsia="微软雅黑" w:hAnsi="Tahoma"/>
+          <w:kern w:val="0"/>
+          <w:sz w:val="22"/>
+        </w:rPr>
+        <w:t>Drill_SceneGalleryA</w:t>
+      </w:r>
       <w:r>
         <w:rPr>
           <w:rFonts w:ascii="Tahoma" w:eastAsia="微软雅黑" w:hAnsi="Tahoma" w:hint="eastAsia"/>
@@ -1447,7 +1429,7 @@
           <w:kern w:val="0"/>
           <w:sz w:val="22"/>
         </w:rPr>
-        <w:t>D</w:t>
+        <w:t>B</w:t>
       </w:r>
       <w:r>
         <w:rPr>
@@ -1519,7 +1501,7 @@
           <w:kern w:val="0"/>
           <w:sz w:val="22"/>
         </w:rPr>
-        <w:t>C</w:t>
+        <w:t>A</w:t>
       </w:r>
       <w:r>
         <w:rPr>
@@ -1535,7 +1517,7 @@
           <w:kern w:val="0"/>
           <w:sz w:val="22"/>
         </w:rPr>
-        <w:t>D</w:t>
+        <w:t>B</w:t>
       </w:r>
     </w:p>
     <w:p>
@@ -1566,35 +1548,41 @@
         </w:rPr>
         <w:t>◆</w:t>
       </w:r>
-      <w:proofErr w:type="spellStart"/>
-      <w:r>
-        <w:rPr>
-          <w:rFonts w:ascii="Tahoma" w:eastAsia="微软雅黑" w:hAnsi="Tahoma"/>
-          <w:kern w:val="0"/>
-          <w:sz w:val="22"/>
-        </w:rPr>
-        <w:t>Drill_</w:t>
-      </w:r>
-      <w:r>
-        <w:rPr>
-          <w:rFonts w:ascii="Tahoma" w:eastAsia="微软雅黑" w:hAnsi="Tahoma" w:hint="eastAsia"/>
-          <w:kern w:val="0"/>
-          <w:sz w:val="22"/>
-        </w:rPr>
-        <w:t>Title</w:t>
-      </w:r>
-      <w:r>
-        <w:rPr>
-          <w:rFonts w:ascii="Tahoma" w:eastAsia="微软雅黑" w:hAnsi="Tahoma"/>
-          <w:kern w:val="0"/>
-          <w:sz w:val="22"/>
-        </w:rPr>
-        <w:t>Background</w:t>
-      </w:r>
-      <w:proofErr w:type="spellEnd"/>
-      <w:r>
-        <w:rPr>
-          <w:rFonts w:ascii="Tahoma" w:eastAsia="微软雅黑" w:hAnsi="Tahoma" w:hint="eastAsia"/>
+      <w:r>
+        <w:rPr>
+          <w:rFonts w:ascii="Tahoma" w:eastAsia="微软雅黑" w:hAnsi="Tahoma"/>
+          <w:kern w:val="0"/>
+          <w:sz w:val="22"/>
+        </w:rPr>
+        <w:t>Drill_SceneGallery</w:t>
+      </w:r>
+      <w:r>
+        <w:rPr>
+          <w:rFonts w:ascii="Tahoma" w:eastAsia="微软雅黑" w:hAnsi="Tahoma" w:hint="eastAsia"/>
+          <w:kern w:val="0"/>
+          <w:sz w:val="22"/>
+        </w:rPr>
+        <w:t>C</w:t>
+      </w:r>
+      <w:r>
+        <w:rPr>
+          <w:rFonts w:ascii="Tahoma" w:eastAsia="微软雅黑" w:hAnsi="Tahoma" w:hint="eastAsia"/>
+          <w:kern w:val="0"/>
+          <w:sz w:val="22"/>
+        </w:rPr>
+        <w:t>、</w:t>
+      </w:r>
+      <w:r>
+        <w:rPr>
+          <w:rFonts w:ascii="Tahoma" w:eastAsia="微软雅黑" w:hAnsi="Tahoma" w:hint="eastAsia"/>
+          <w:kern w:val="0"/>
+          <w:sz w:val="22"/>
+        </w:rPr>
+        <w:t>D</w:t>
+      </w:r>
+      <w:r>
+        <w:rPr>
+          <w:rFonts w:ascii="Tahoma" w:eastAsia="微软雅黑" w:hAnsi="Tahoma"/>
           <w:kern w:val="0"/>
           <w:sz w:val="22"/>
         </w:rPr>
@@ -1602,7 +1590,7 @@
       </w:r>
       <w:r>
         <w:rPr>
-          <w:rFonts w:ascii="Tahoma" w:eastAsia="微软雅黑" w:hAnsi="Tahoma" w:hint="eastAsia"/>
+          <w:rFonts w:ascii="Tahoma" w:eastAsia="微软雅黑" w:hAnsi="Tahoma"/>
           <w:kern w:val="0"/>
           <w:sz w:val="22"/>
         </w:rPr>
@@ -1610,7 +1598,7 @@
       </w:r>
       <w:r>
         <w:rPr>
-          <w:rFonts w:ascii="Tahoma" w:eastAsia="微软雅黑" w:hAnsi="Tahoma" w:hint="eastAsia"/>
+          <w:rFonts w:ascii="Tahoma" w:eastAsia="微软雅黑" w:hAnsi="Tahoma"/>
           <w:kern w:val="0"/>
           <w:sz w:val="22"/>
         </w:rPr>
@@ -1622,11 +1610,11 @@
           <w:kern w:val="0"/>
           <w:sz w:val="22"/>
         </w:rPr>
-        <w:t>标题</w:t>
-      </w:r>
-      <w:r>
-        <w:rPr>
-          <w:rFonts w:ascii="Tahoma" w:eastAsia="微软雅黑" w:hAnsi="Tahoma"/>
+        <w:t>面板</w:t>
+      </w:r>
+      <w:r>
+        <w:rPr>
+          <w:rFonts w:ascii="Tahoma" w:eastAsia="微软雅黑" w:hAnsi="Tahoma" w:hint="eastAsia"/>
           <w:kern w:val="0"/>
           <w:sz w:val="22"/>
         </w:rPr>
@@ -1654,15 +1642,31 @@
           <w:kern w:val="0"/>
           <w:sz w:val="22"/>
         </w:rPr>
-        <w:t>多层标题</w:t>
-      </w:r>
-      <w:r>
-        <w:rPr>
-          <w:rFonts w:ascii="Tahoma" w:eastAsia="微软雅黑" w:hAnsi="Tahoma"/>
-          <w:kern w:val="0"/>
-          <w:sz w:val="22"/>
-        </w:rPr>
-        <w:t>背景</w:t>
+        <w:t>全自定义画廊</w:t>
+      </w:r>
+      <w:r>
+        <w:rPr>
+          <w:rFonts w:ascii="Tahoma" w:eastAsia="微软雅黑" w:hAnsi="Tahoma" w:hint="eastAsia"/>
+          <w:kern w:val="0"/>
+          <w:sz w:val="22"/>
+        </w:rPr>
+        <w:t>C</w:t>
+      </w:r>
+      <w:r>
+        <w:rPr>
+          <w:rFonts w:ascii="Tahoma" w:eastAsia="微软雅黑" w:hAnsi="Tahoma" w:hint="eastAsia"/>
+          <w:kern w:val="0"/>
+          <w:sz w:val="22"/>
+        </w:rPr>
+        <w:t>、</w:t>
+      </w:r>
+      <w:r>
+        <w:rPr>
+          <w:rFonts w:ascii="Tahoma" w:eastAsia="微软雅黑" w:hAnsi="Tahoma" w:hint="eastAsia"/>
+          <w:kern w:val="0"/>
+          <w:sz w:val="22"/>
+        </w:rPr>
+        <w:t>D</w:t>
       </w:r>
     </w:p>
     <w:p>
@@ -1693,7 +1697,6 @@
         </w:rPr>
         <w:t>◆</w:t>
       </w:r>
-      <w:proofErr w:type="spellStart"/>
       <w:r>
         <w:rPr>
           <w:rFonts w:ascii="Tahoma" w:eastAsia="微软雅黑" w:hAnsi="Tahoma"/>
@@ -1716,12 +1719,43 @@
           <w:kern w:val="0"/>
           <w:sz w:val="22"/>
         </w:rPr>
-        <w:t>Circle</w:t>
-      </w:r>
-      <w:proofErr w:type="spellEnd"/>
-      <w:r>
-        <w:rPr>
-          <w:rFonts w:ascii="Tahoma" w:eastAsia="微软雅黑" w:hAnsi="Tahoma" w:hint="eastAsia"/>
+        <w:t>Background</w:t>
+      </w:r>
+      <w:r>
+        <w:rPr>
+          <w:rFonts w:ascii="Tahoma" w:eastAsia="微软雅黑" w:hAnsi="Tahoma" w:hint="eastAsia"/>
+          <w:kern w:val="0"/>
+          <w:sz w:val="22"/>
+        </w:rPr>
+        <w:tab/>
+      </w:r>
+      <w:r>
+        <w:rPr>
+          <w:rFonts w:ascii="Tahoma" w:eastAsia="微软雅黑" w:hAnsi="Tahoma" w:hint="eastAsia"/>
+          <w:kern w:val="0"/>
+          <w:sz w:val="22"/>
+        </w:rPr>
+        <w:tab/>
+      </w:r>
+      <w:r>
+        <w:rPr>
+          <w:rFonts w:ascii="Tahoma" w:eastAsia="微软雅黑" w:hAnsi="Tahoma" w:hint="eastAsia"/>
+          <w:kern w:val="0"/>
+          <w:sz w:val="22"/>
+        </w:rPr>
+        <w:tab/>
+      </w:r>
+      <w:r>
+        <w:rPr>
+          <w:rFonts w:ascii="Tahoma" w:eastAsia="微软雅黑" w:hAnsi="Tahoma" w:hint="eastAsia"/>
+          <w:kern w:val="0"/>
+          <w:sz w:val="22"/>
+        </w:rPr>
+        <w:t>标题</w:t>
+      </w:r>
+      <w:r>
+        <w:rPr>
+          <w:rFonts w:ascii="Tahoma" w:eastAsia="微软雅黑" w:hAnsi="Tahoma"/>
           <w:kern w:val="0"/>
           <w:sz w:val="22"/>
         </w:rPr>
@@ -1729,43 +1763,11 @@
       </w:r>
       <w:r>
         <w:rPr>
-          <w:rFonts w:ascii="Tahoma" w:eastAsia="微软雅黑" w:hAnsi="Tahoma" w:hint="eastAsia"/>
-          <w:kern w:val="0"/>
-          <w:sz w:val="22"/>
-        </w:rPr>
-        <w:tab/>
-      </w:r>
-      <w:r>
-        <w:rPr>
-          <w:rFonts w:ascii="Tahoma" w:eastAsia="微软雅黑" w:hAnsi="Tahoma" w:hint="eastAsia"/>
-          <w:kern w:val="0"/>
-          <w:sz w:val="22"/>
-        </w:rPr>
-        <w:tab/>
-      </w:r>
-      <w:r>
-        <w:rPr>
-          <w:rFonts w:ascii="Tahoma" w:eastAsia="微软雅黑" w:hAnsi="Tahoma" w:hint="eastAsia"/>
-          <w:kern w:val="0"/>
-          <w:sz w:val="22"/>
-        </w:rPr>
-        <w:tab/>
-      </w:r>
-      <w:r>
-        <w:rPr>
-          <w:rFonts w:ascii="Tahoma" w:eastAsia="微软雅黑" w:hAnsi="Tahoma" w:hint="eastAsia"/>
-          <w:kern w:val="0"/>
-          <w:sz w:val="22"/>
-        </w:rPr>
-        <w:tab/>
-      </w:r>
-      <w:r>
-        <w:rPr>
-          <w:rFonts w:ascii="Tahoma" w:eastAsia="微软雅黑" w:hAnsi="Tahoma" w:hint="eastAsia"/>
-          <w:kern w:val="0"/>
-          <w:sz w:val="22"/>
-        </w:rPr>
-        <w:t>标题</w:t>
+          <w:rFonts w:ascii="Tahoma" w:eastAsia="微软雅黑" w:hAnsi="Tahoma"/>
+          <w:kern w:val="0"/>
+          <w:sz w:val="22"/>
+        </w:rPr>
+        <w:t>-</w:t>
       </w:r>
       <w:r>
         <w:rPr>
@@ -1777,27 +1779,19 @@
       </w:r>
       <w:r>
         <w:rPr>
-          <w:rFonts w:ascii="Tahoma" w:eastAsia="微软雅黑" w:hAnsi="Tahoma"/>
-          <w:kern w:val="0"/>
-          <w:sz w:val="22"/>
-        </w:rPr>
-        <w:t>-</w:t>
-      </w:r>
-      <w:r>
-        <w:rPr>
-          <w:rFonts w:ascii="Tahoma" w:eastAsia="微软雅黑" w:hAnsi="Tahoma"/>
-          <w:kern w:val="0"/>
-          <w:sz w:val="22"/>
-        </w:rPr>
-        <w:t xml:space="preserve"> </w:t>
-      </w:r>
-      <w:r>
-        <w:rPr>
-          <w:rFonts w:ascii="Tahoma" w:eastAsia="微软雅黑" w:hAnsi="Tahoma" w:hint="eastAsia"/>
-          <w:kern w:val="0"/>
-          <w:sz w:val="22"/>
-        </w:rPr>
-        <w:t>多层标题魔法圈</w:t>
+          <w:rFonts w:ascii="Tahoma" w:eastAsia="微软雅黑" w:hAnsi="Tahoma" w:hint="eastAsia"/>
+          <w:kern w:val="0"/>
+          <w:sz w:val="22"/>
+        </w:rPr>
+        <w:t>多层标题</w:t>
+      </w:r>
+      <w:r>
+        <w:rPr>
+          <w:rFonts w:ascii="Tahoma" w:eastAsia="微软雅黑" w:hAnsi="Tahoma"/>
+          <w:kern w:val="0"/>
+          <w:sz w:val="22"/>
+        </w:rPr>
+        <w:t>背景</w:t>
       </w:r>
     </w:p>
     <w:p>
@@ -1828,7 +1822,6 @@
         </w:rPr>
         <w:t>◆</w:t>
       </w:r>
-      <w:proofErr w:type="spellStart"/>
       <w:r>
         <w:rPr>
           <w:rFonts w:ascii="Tahoma" w:eastAsia="微软雅黑" w:hAnsi="Tahoma"/>
@@ -1851,9 +1844,16 @@
           <w:kern w:val="0"/>
           <w:sz w:val="22"/>
         </w:rPr>
-        <w:t>Particles</w:t>
-      </w:r>
-      <w:proofErr w:type="spellEnd"/>
+        <w:t>Circle</w:t>
+      </w:r>
+      <w:r>
+        <w:rPr>
+          <w:rFonts w:ascii="Tahoma" w:eastAsia="微软雅黑" w:hAnsi="Tahoma" w:hint="eastAsia"/>
+          <w:kern w:val="0"/>
+          <w:sz w:val="22"/>
+        </w:rPr>
+        <w:t xml:space="preserve"> </w:t>
+      </w:r>
       <w:r>
         <w:rPr>
           <w:rFonts w:ascii="Tahoma" w:eastAsia="微软雅黑" w:hAnsi="Tahoma" w:hint="eastAsia"/>
@@ -1924,7 +1924,7 @@
           <w:kern w:val="0"/>
           <w:sz w:val="22"/>
         </w:rPr>
-        <w:t>多层标题粒子</w:t>
+        <w:t>多层标题魔法圈</w:t>
       </w:r>
     </w:p>
     <w:p>
@@ -1955,7 +1955,6 @@
         </w:rPr>
         <w:t>◆</w:t>
       </w:r>
-      <w:proofErr w:type="spellStart"/>
       <w:r>
         <w:rPr>
           <w:rFonts w:ascii="Tahoma" w:eastAsia="微软雅黑" w:hAnsi="Tahoma"/>
@@ -1970,9 +1969,16 @@
           <w:kern w:val="0"/>
           <w:sz w:val="22"/>
         </w:rPr>
-        <w:t>TitleGif</w:t>
-      </w:r>
-      <w:proofErr w:type="spellEnd"/>
+        <w:t>Title</w:t>
+      </w:r>
+      <w:r>
+        <w:rPr>
+          <w:rFonts w:ascii="Tahoma" w:eastAsia="微软雅黑" w:hAnsi="Tahoma"/>
+          <w:kern w:val="0"/>
+          <w:sz w:val="22"/>
+        </w:rPr>
+        <w:t>Particles</w:t>
+      </w:r>
       <w:r>
         <w:rPr>
           <w:rFonts w:ascii="Tahoma" w:eastAsia="微软雅黑" w:hAnsi="Tahoma" w:hint="eastAsia"/>
@@ -1999,7 +2005,7 @@
       </w:r>
       <w:r>
         <w:rPr>
-          <w:rFonts w:ascii="Tahoma" w:eastAsia="微软雅黑" w:hAnsi="Tahoma"/>
+          <w:rFonts w:ascii="Tahoma" w:eastAsia="微软雅黑" w:hAnsi="Tahoma" w:hint="eastAsia"/>
           <w:kern w:val="0"/>
           <w:sz w:val="22"/>
         </w:rPr>
@@ -2011,14 +2017,6 @@
           <w:kern w:val="0"/>
           <w:sz w:val="22"/>
         </w:rPr>
-        <w:tab/>
-      </w:r>
-      <w:r>
-        <w:rPr>
-          <w:rFonts w:ascii="Tahoma" w:eastAsia="微软雅黑" w:hAnsi="Tahoma" w:hint="eastAsia"/>
-          <w:kern w:val="0"/>
-          <w:sz w:val="22"/>
-        </w:rPr>
         <w:t>标题</w:t>
       </w:r>
       <w:r>
@@ -2051,15 +2049,7 @@
           <w:kern w:val="0"/>
           <w:sz w:val="22"/>
         </w:rPr>
-        <w:t>多层标题</w:t>
-      </w:r>
-      <w:r>
-        <w:rPr>
-          <w:rFonts w:ascii="Tahoma" w:eastAsia="微软雅黑" w:hAnsi="Tahoma" w:hint="eastAsia"/>
-          <w:kern w:val="0"/>
-          <w:sz w:val="22"/>
-        </w:rPr>
-        <w:t>gif</w:t>
+        <w:t>多层标题粒子</w:t>
       </w:r>
     </w:p>
     <w:p>
@@ -2090,7 +2080,6 @@
         </w:rPr>
         <w:t>◆</w:t>
       </w:r>
-      <w:proofErr w:type="spellStart"/>
       <w:r>
         <w:rPr>
           <w:rFonts w:ascii="Tahoma" w:eastAsia="微软雅黑" w:hAnsi="Tahoma"/>
@@ -2105,25 +2094,8 @@
           <w:kern w:val="0"/>
           <w:sz w:val="22"/>
         </w:rPr>
-        <w:t>Title</w:t>
-      </w:r>
-      <w:r>
-        <w:rPr>
-          <w:rFonts w:ascii="Tahoma" w:eastAsia="微软雅黑" w:hAnsi="Tahoma"/>
-          <w:kern w:val="0"/>
-          <w:sz w:val="22"/>
-        </w:rPr>
-        <w:t>Tiled</w:t>
-      </w:r>
-      <w:r>
-        <w:rPr>
-          <w:rFonts w:ascii="Tahoma" w:eastAsia="微软雅黑" w:hAnsi="Tahoma" w:hint="eastAsia"/>
-          <w:kern w:val="0"/>
-          <w:sz w:val="22"/>
-        </w:rPr>
-        <w:t>Gif</w:t>
-      </w:r>
-      <w:proofErr w:type="spellEnd"/>
+        <w:t>TitleGif</w:t>
+      </w:r>
       <w:r>
         <w:rPr>
           <w:rFonts w:ascii="Tahoma" w:eastAsia="微软雅黑" w:hAnsi="Tahoma" w:hint="eastAsia"/>
@@ -2150,7 +2122,7 @@
       </w:r>
       <w:r>
         <w:rPr>
-          <w:rFonts w:ascii="Tahoma" w:eastAsia="微软雅黑" w:hAnsi="Tahoma" w:hint="eastAsia"/>
+          <w:rFonts w:ascii="Tahoma" w:eastAsia="微软雅黑" w:hAnsi="Tahoma"/>
           <w:kern w:val="0"/>
           <w:sz w:val="22"/>
         </w:rPr>
@@ -2162,6 +2134,14 @@
           <w:kern w:val="0"/>
           <w:sz w:val="22"/>
         </w:rPr>
+        <w:tab/>
+      </w:r>
+      <w:r>
+        <w:rPr>
+          <w:rFonts w:ascii="Tahoma" w:eastAsia="微软雅黑" w:hAnsi="Tahoma" w:hint="eastAsia"/>
+          <w:kern w:val="0"/>
+          <w:sz w:val="22"/>
+        </w:rPr>
         <w:t>标题</w:t>
       </w:r>
       <w:r>
@@ -2190,19 +2170,19 @@
       </w:r>
       <w:r>
         <w:rPr>
-          <w:rFonts w:ascii="Tahoma" w:eastAsia="微软雅黑" w:hAnsi="Tahoma"/>
-          <w:kern w:val="0"/>
-          <w:sz w:val="22"/>
-        </w:rPr>
-        <w:t>多层标题平铺</w:t>
-      </w:r>
-      <w:r>
-        <w:rPr>
-          <w:rFonts w:ascii="Tahoma" w:eastAsia="微软雅黑" w:hAnsi="Tahoma"/>
-          <w:kern w:val="0"/>
-          <w:sz w:val="22"/>
-        </w:rPr>
-        <w:t>GIF</w:t>
+          <w:rFonts w:ascii="Tahoma" w:eastAsia="微软雅黑" w:hAnsi="Tahoma" w:hint="eastAsia"/>
+          <w:kern w:val="0"/>
+          <w:sz w:val="22"/>
+        </w:rPr>
+        <w:t>多层标题</w:t>
+      </w:r>
+      <w:r>
+        <w:rPr>
+          <w:rFonts w:ascii="Tahoma" w:eastAsia="微软雅黑" w:hAnsi="Tahoma" w:hint="eastAsia"/>
+          <w:kern w:val="0"/>
+          <w:sz w:val="22"/>
+        </w:rPr>
+        <w:t>gif</w:t>
       </w:r>
     </w:p>
     <w:p>
@@ -2233,24 +2213,38 @@
         </w:rPr>
         <w:t>◆</w:t>
       </w:r>
-      <w:proofErr w:type="spellStart"/>
-      <w:r>
-        <w:rPr>
-          <w:rFonts w:ascii="Tahoma" w:eastAsia="微软雅黑" w:hAnsi="Tahoma"/>
-          <w:kern w:val="0"/>
-          <w:sz w:val="22"/>
-        </w:rPr>
-        <w:t>Drill_Title</w:t>
-      </w:r>
-      <w:r>
-        <w:rPr>
-          <w:rFonts w:ascii="Tahoma" w:eastAsia="微软雅黑" w:hAnsi="Tahoma" w:hint="eastAsia"/>
-          <w:kern w:val="0"/>
-          <w:sz w:val="22"/>
-        </w:rPr>
-        <w:t>Video</w:t>
-      </w:r>
-      <w:proofErr w:type="spellEnd"/>
+      <w:r>
+        <w:rPr>
+          <w:rFonts w:ascii="Tahoma" w:eastAsia="微软雅黑" w:hAnsi="Tahoma"/>
+          <w:kern w:val="0"/>
+          <w:sz w:val="22"/>
+        </w:rPr>
+        <w:t>Drill_</w:t>
+      </w:r>
+      <w:r>
+        <w:rPr>
+          <w:rFonts w:ascii="Tahoma" w:eastAsia="微软雅黑" w:hAnsi="Tahoma" w:hint="eastAsia"/>
+          <w:kern w:val="0"/>
+          <w:sz w:val="22"/>
+        </w:rPr>
+        <w:t>Title</w:t>
+      </w:r>
+      <w:r>
+        <w:rPr>
+          <w:rFonts w:ascii="Tahoma" w:eastAsia="微软雅黑" w:hAnsi="Tahoma"/>
+          <w:kern w:val="0"/>
+          <w:sz w:val="22"/>
+        </w:rPr>
+        <w:t>Tiled</w:t>
+      </w:r>
+      <w:r>
+        <w:rPr>
+          <w:rFonts w:ascii="Tahoma" w:eastAsia="微软雅黑" w:hAnsi="Tahoma" w:hint="eastAsia"/>
+          <w:kern w:val="0"/>
+          <w:sz w:val="22"/>
+        </w:rPr>
+        <w:t>Gif</w:t>
+      </w:r>
       <w:r>
         <w:rPr>
           <w:rFonts w:ascii="Tahoma" w:eastAsia="微软雅黑" w:hAnsi="Tahoma" w:hint="eastAsia"/>
@@ -2277,7 +2271,7 @@
       </w:r>
       <w:r>
         <w:rPr>
-          <w:rFonts w:ascii="Tahoma" w:eastAsia="微软雅黑" w:hAnsi="Tahoma"/>
+          <w:rFonts w:ascii="Tahoma" w:eastAsia="微软雅黑" w:hAnsi="Tahoma" w:hint="eastAsia"/>
           <w:kern w:val="0"/>
           <w:sz w:val="22"/>
         </w:rPr>
@@ -2289,14 +2283,6 @@
           <w:kern w:val="0"/>
           <w:sz w:val="22"/>
         </w:rPr>
-        <w:tab/>
-      </w:r>
-      <w:r>
-        <w:rPr>
-          <w:rFonts w:ascii="Tahoma" w:eastAsia="微软雅黑" w:hAnsi="Tahoma" w:hint="eastAsia"/>
-          <w:kern w:val="0"/>
-          <w:sz w:val="22"/>
-        </w:rPr>
         <w:t>标题</w:t>
       </w:r>
       <w:r>
@@ -2325,11 +2311,19 @@
       </w:r>
       <w:r>
         <w:rPr>
-          <w:rFonts w:ascii="Tahoma" w:eastAsia="微软雅黑" w:hAnsi="Tahoma" w:hint="eastAsia"/>
-          <w:kern w:val="0"/>
-          <w:sz w:val="22"/>
-        </w:rPr>
-        <w:t>多层标题视频</w:t>
+          <w:rFonts w:ascii="Tahoma" w:eastAsia="微软雅黑" w:hAnsi="Tahoma"/>
+          <w:kern w:val="0"/>
+          <w:sz w:val="22"/>
+        </w:rPr>
+        <w:t>多层标题平铺</w:t>
+      </w:r>
+      <w:r>
+        <w:rPr>
+          <w:rFonts w:ascii="Tahoma" w:eastAsia="微软雅黑" w:hAnsi="Tahoma"/>
+          <w:kern w:val="0"/>
+          <w:sz w:val="22"/>
+        </w:rPr>
+        <w:t>GIF</w:t>
       </w:r>
     </w:p>
     <w:p>
@@ -2360,7 +2354,6 @@
         </w:rPr>
         <w:t>◆</w:t>
       </w:r>
-      <w:proofErr w:type="spellStart"/>
       <w:r>
         <w:rPr>
           <w:rFonts w:ascii="Tahoma" w:eastAsia="微软雅黑" w:hAnsi="Tahoma"/>
@@ -2375,9 +2368,8 @@
           <w:kern w:val="0"/>
           <w:sz w:val="22"/>
         </w:rPr>
-        <w:t>Scene</w:t>
-      </w:r>
-      <w:proofErr w:type="spellEnd"/>
+        <w:t>Video</w:t>
+      </w:r>
       <w:r>
         <w:rPr>
           <w:rFonts w:ascii="Tahoma" w:eastAsia="微软雅黑" w:hAnsi="Tahoma" w:hint="eastAsia"/>
@@ -2456,27 +2448,7 @@
           <w:kern w:val="0"/>
           <w:sz w:val="22"/>
         </w:rPr>
-        <w:t>全自定义标题界面</w:t>
-      </w:r>
-    </w:p>
-    <w:p>
-      <w:pPr>
-        <w:widowControl/>
-        <w:adjustRightInd w:val="0"/>
-        <w:jc w:val="left"/>
-        <w:rPr>
-          <w:rFonts w:ascii="Tahoma" w:eastAsia="微软雅黑" w:hAnsi="Tahoma"/>
-          <w:kern w:val="0"/>
-          <w:sz w:val="22"/>
-        </w:rPr>
-      </w:pPr>
-      <w:r>
-        <w:rPr>
-          <w:rFonts w:ascii="Tahoma" w:eastAsia="微软雅黑" w:hAnsi="Tahoma" w:hint="eastAsia"/>
-          <w:kern w:val="0"/>
-          <w:sz w:val="22"/>
-        </w:rPr>
-        <w:t>独立的全局存储插件：</w:t>
+        <w:t>多层标题视频</w:t>
       </w:r>
     </w:p>
     <w:p>
@@ -2507,16 +2479,70 @@
         </w:rPr>
         <w:t>◆</w:t>
       </w:r>
-      <w:proofErr w:type="spellStart"/>
-      <w:r>
-        <w:rPr>
-          <w:rFonts w:ascii="Tahoma" w:eastAsia="微软雅黑" w:hAnsi="Tahoma"/>
-          <w:kern w:val="0"/>
-          <w:sz w:val="22"/>
-        </w:rPr>
-        <w:t>Drill_GlobalGameTimer</w:t>
-      </w:r>
-      <w:proofErr w:type="spellEnd"/>
+      <w:r>
+        <w:rPr>
+          <w:rFonts w:ascii="Tahoma" w:eastAsia="微软雅黑" w:hAnsi="Tahoma"/>
+          <w:kern w:val="0"/>
+          <w:sz w:val="22"/>
+        </w:rPr>
+        <w:t>Drill_Title</w:t>
+      </w:r>
+      <w:r>
+        <w:rPr>
+          <w:rFonts w:ascii="Tahoma" w:eastAsia="微软雅黑" w:hAnsi="Tahoma" w:hint="eastAsia"/>
+          <w:kern w:val="0"/>
+          <w:sz w:val="22"/>
+        </w:rPr>
+        <w:t>Scene</w:t>
+      </w:r>
+      <w:r>
+        <w:rPr>
+          <w:rFonts w:ascii="Tahoma" w:eastAsia="微软雅黑" w:hAnsi="Tahoma" w:hint="eastAsia"/>
+          <w:kern w:val="0"/>
+          <w:sz w:val="22"/>
+        </w:rPr>
+        <w:tab/>
+      </w:r>
+      <w:r>
+        <w:rPr>
+          <w:rFonts w:ascii="Tahoma" w:eastAsia="微软雅黑" w:hAnsi="Tahoma" w:hint="eastAsia"/>
+          <w:kern w:val="0"/>
+          <w:sz w:val="22"/>
+        </w:rPr>
+        <w:tab/>
+      </w:r>
+      <w:r>
+        <w:rPr>
+          <w:rFonts w:ascii="Tahoma" w:eastAsia="微软雅黑" w:hAnsi="Tahoma" w:hint="eastAsia"/>
+          <w:kern w:val="0"/>
+          <w:sz w:val="22"/>
+        </w:rPr>
+        <w:tab/>
+      </w:r>
+      <w:r>
+        <w:rPr>
+          <w:rFonts w:ascii="Tahoma" w:eastAsia="微软雅黑" w:hAnsi="Tahoma"/>
+          <w:kern w:val="0"/>
+          <w:sz w:val="22"/>
+        </w:rPr>
+        <w:tab/>
+      </w:r>
+      <w:r>
+        <w:rPr>
+          <w:rFonts w:ascii="Tahoma" w:eastAsia="微软雅黑" w:hAnsi="Tahoma" w:hint="eastAsia"/>
+          <w:kern w:val="0"/>
+          <w:sz w:val="22"/>
+        </w:rPr>
+        <w:tab/>
+      </w:r>
+      <w:r>
+        <w:rPr>
+          <w:rFonts w:ascii="Tahoma" w:eastAsia="微软雅黑" w:hAnsi="Tahoma" w:hint="eastAsia"/>
+          <w:kern w:val="0"/>
+          <w:sz w:val="22"/>
+        </w:rPr>
+        <w:t>标题</w:t>
+      </w:r>
       <w:r>
         <w:rPr>
           <w:rFonts w:ascii="Tahoma" w:eastAsia="微软雅黑" w:hAnsi="Tahoma"/>
@@ -2531,31 +2557,7 @@
           <w:kern w:val="0"/>
           <w:sz w:val="22"/>
         </w:rPr>
-        <w:tab/>
-      </w:r>
-      <w:r>
-        <w:rPr>
-          <w:rFonts w:ascii="Tahoma" w:eastAsia="微软雅黑" w:hAnsi="Tahoma"/>
-          <w:kern w:val="0"/>
-          <w:sz w:val="22"/>
-        </w:rPr>
-        <w:tab/>
-      </w:r>
-      <w:r>
-        <w:rPr>
-          <w:rFonts w:ascii="Tahoma" w:eastAsia="微软雅黑" w:hAnsi="Tahoma"/>
-          <w:kern w:val="0"/>
-          <w:sz w:val="22"/>
-        </w:rPr>
-        <w:tab/>
-      </w:r>
-      <w:r>
-        <w:rPr>
-          <w:rFonts w:ascii="Tahoma" w:eastAsia="微软雅黑" w:hAnsi="Tahoma" w:hint="eastAsia"/>
-          <w:kern w:val="0"/>
-          <w:sz w:val="22"/>
-        </w:rPr>
-        <w:t>管理器</w:t>
+        <w:t>-</w:t>
       </w:r>
       <w:r>
         <w:rPr>
@@ -2567,27 +2569,11 @@
       </w:r>
       <w:r>
         <w:rPr>
-          <w:rFonts w:ascii="Tahoma" w:eastAsia="微软雅黑" w:hAnsi="Tahoma"/>
-          <w:kern w:val="0"/>
-          <w:sz w:val="22"/>
-        </w:rPr>
-        <w:t>-</w:t>
-      </w:r>
-      <w:r>
-        <w:rPr>
-          <w:rFonts w:ascii="Tahoma" w:eastAsia="微软雅黑" w:hAnsi="Tahoma"/>
-          <w:kern w:val="0"/>
-          <w:sz w:val="22"/>
-        </w:rPr>
-        <w:t xml:space="preserve"> </w:t>
-      </w:r>
-      <w:r>
-        <w:rPr>
-          <w:rFonts w:ascii="Tahoma" w:eastAsia="微软雅黑" w:hAnsi="Tahoma"/>
-          <w:kern w:val="0"/>
-          <w:sz w:val="22"/>
-        </w:rPr>
-        <w:t>累计游戏计时器</w:t>
+          <w:rFonts w:ascii="Tahoma" w:eastAsia="微软雅黑" w:hAnsi="Tahoma" w:hint="eastAsia"/>
+          <w:kern w:val="0"/>
+          <w:sz w:val="22"/>
+        </w:rPr>
+        <w:t>全自定义标题界面</w:t>
       </w:r>
     </w:p>
     <w:p>
@@ -2607,23 +2593,7 @@
           <w:kern w:val="0"/>
           <w:sz w:val="22"/>
         </w:rPr>
-        <w:t>其他</w:t>
-      </w:r>
-      <w:r>
-        <w:rPr>
-          <w:rFonts w:ascii="Tahoma" w:eastAsia="微软雅黑" w:hAnsi="Tahoma" w:hint="eastAsia"/>
-          <w:kern w:val="0"/>
-          <w:sz w:val="22"/>
-        </w:rPr>
-        <w:t>插件：</w:t>
-      </w:r>
-      <w:r>
-        <w:rPr>
-          <w:rFonts w:ascii="Tahoma" w:eastAsia="微软雅黑" w:hAnsi="Tahoma" w:hint="eastAsia"/>
-          <w:kern w:val="0"/>
-          <w:sz w:val="22"/>
-        </w:rPr>
-        <w:t>（下列插件仍然使用旧的全局存储，存储会较大幅度影响性能，未来会推翻）</w:t>
+        <w:t>独立的全局存储插件：</w:t>
       </w:r>
     </w:p>
     <w:p>
@@ -2654,19 +2624,25 @@
         </w:rPr>
         <w:t>◆</w:t>
       </w:r>
-      <w:proofErr w:type="spellStart"/>
-      <w:r>
-        <w:rPr>
-          <w:rFonts w:ascii="Tahoma" w:eastAsia="微软雅黑" w:hAnsi="Tahoma"/>
-          <w:kern w:val="0"/>
-          <w:sz w:val="22"/>
-        </w:rPr>
-        <w:t>MOG_Music_Book</w:t>
-      </w:r>
-      <w:proofErr w:type="spellEnd"/>
-      <w:r>
-        <w:rPr>
-          <w:rFonts w:ascii="Tahoma" w:eastAsia="微软雅黑" w:hAnsi="Tahoma" w:hint="eastAsia"/>
+      <w:r>
+        <w:rPr>
+          <w:rFonts w:ascii="Tahoma" w:eastAsia="微软雅黑" w:hAnsi="Tahoma"/>
+          <w:kern w:val="0"/>
+          <w:sz w:val="22"/>
+        </w:rPr>
+        <w:t>Drill_GlobalGameTimer</w:t>
+      </w:r>
+      <w:r>
+        <w:rPr>
+          <w:rFonts w:ascii="Tahoma" w:eastAsia="微软雅黑" w:hAnsi="Tahoma"/>
+          <w:kern w:val="0"/>
+          <w:sz w:val="22"/>
+        </w:rPr>
+        <w:t xml:space="preserve"> </w:t>
+      </w:r>
+      <w:r>
+        <w:rPr>
+          <w:rFonts w:ascii="Tahoma" w:eastAsia="微软雅黑" w:hAnsi="Tahoma"/>
           <w:kern w:val="0"/>
           <w:sz w:val="22"/>
         </w:rPr>
@@ -2674,7 +2650,7 @@
       </w:r>
       <w:r>
         <w:rPr>
-          <w:rFonts w:ascii="Tahoma" w:eastAsia="微软雅黑" w:hAnsi="Tahoma" w:hint="eastAsia"/>
+          <w:rFonts w:ascii="Tahoma" w:eastAsia="微软雅黑" w:hAnsi="Tahoma"/>
           <w:kern w:val="0"/>
           <w:sz w:val="22"/>
         </w:rPr>
@@ -2682,7 +2658,7 @@
       </w:r>
       <w:r>
         <w:rPr>
-          <w:rFonts w:ascii="Tahoma" w:eastAsia="微软雅黑" w:hAnsi="Tahoma" w:hint="eastAsia"/>
+          <w:rFonts w:ascii="Tahoma" w:eastAsia="微软雅黑" w:hAnsi="Tahoma"/>
           <w:kern w:val="0"/>
           <w:sz w:val="22"/>
         </w:rPr>
@@ -2694,19 +2670,11 @@
           <w:kern w:val="0"/>
           <w:sz w:val="22"/>
         </w:rPr>
-        <w:tab/>
-      </w:r>
-      <w:r>
-        <w:rPr>
-          <w:rFonts w:ascii="Tahoma" w:eastAsia="微软雅黑" w:hAnsi="Tahoma" w:hint="eastAsia"/>
-          <w:kern w:val="0"/>
-          <w:sz w:val="22"/>
-        </w:rPr>
-        <w:t>面板</w:t>
-      </w:r>
-      <w:r>
-        <w:rPr>
-          <w:rFonts w:ascii="Tahoma" w:eastAsia="微软雅黑" w:hAnsi="Tahoma" w:hint="eastAsia"/>
+        <w:t>管理器</w:t>
+      </w:r>
+      <w:r>
+        <w:rPr>
+          <w:rFonts w:ascii="Tahoma" w:eastAsia="微软雅黑" w:hAnsi="Tahoma"/>
           <w:kern w:val="0"/>
           <w:sz w:val="22"/>
         </w:rPr>
@@ -2722,7 +2690,7 @@
       </w:r>
       <w:r>
         <w:rPr>
-          <w:rFonts w:ascii="Tahoma" w:eastAsia="微软雅黑" w:hAnsi="Tahoma" w:hint="eastAsia"/>
+          <w:rFonts w:ascii="Tahoma" w:eastAsia="微软雅黑" w:hAnsi="Tahoma"/>
           <w:kern w:val="0"/>
           <w:sz w:val="22"/>
         </w:rPr>
@@ -2730,11 +2698,47 @@
       </w:r>
       <w:r>
         <w:rPr>
-          <w:rFonts w:ascii="Tahoma" w:eastAsia="微软雅黑" w:hAnsi="Tahoma" w:hint="eastAsia"/>
-          <w:kern w:val="0"/>
-          <w:sz w:val="22"/>
-        </w:rPr>
-        <w:t>音乐书</w:t>
+          <w:rFonts w:ascii="Tahoma" w:eastAsia="微软雅黑" w:hAnsi="Tahoma"/>
+          <w:kern w:val="0"/>
+          <w:sz w:val="22"/>
+        </w:rPr>
+        <w:t>累计游戏计时器</w:t>
+      </w:r>
+    </w:p>
+    <w:p>
+      <w:pPr>
+        <w:widowControl/>
+        <w:adjustRightInd w:val="0"/>
+        <w:jc w:val="left"/>
+        <w:rPr>
+          <w:rFonts w:ascii="Tahoma" w:eastAsia="微软雅黑" w:hAnsi="Tahoma"/>
+          <w:kern w:val="0"/>
+          <w:sz w:val="22"/>
+        </w:rPr>
+      </w:pPr>
+      <w:r>
+        <w:rPr>
+          <w:rFonts w:ascii="Tahoma" w:eastAsia="微软雅黑" w:hAnsi="Tahoma" w:hint="eastAsia"/>
+          <w:kern w:val="0"/>
+          <w:sz w:val="22"/>
+        </w:rPr>
+        <w:t>其他</w:t>
+      </w:r>
+      <w:r>
+        <w:rPr>
+          <w:rFonts w:ascii="Tahoma" w:eastAsia="微软雅黑" w:hAnsi="Tahoma" w:hint="eastAsia"/>
+          <w:kern w:val="0"/>
+          <w:sz w:val="22"/>
+        </w:rPr>
+        <w:t>插件：</w:t>
+      </w:r>
+      <w:r>
+        <w:rPr>
+          <w:rFonts w:ascii="Tahoma" w:eastAsia="微软雅黑" w:hAnsi="Tahoma" w:hint="eastAsia"/>
+          <w:kern w:val="0"/>
+          <w:sz w:val="22"/>
+        </w:rPr>
+        <w:t>（下列插件仍然使用旧的全局存储，存储会较大幅度影响性能，未来会推翻）</w:t>
       </w:r>
     </w:p>
     <w:p>
@@ -2765,7 +2769,115 @@
         </w:rPr>
         <w:t>◆</w:t>
       </w:r>
-      <w:proofErr w:type="spellStart"/>
+      <w:r>
+        <w:rPr>
+          <w:rFonts w:ascii="Tahoma" w:eastAsia="微软雅黑" w:hAnsi="Tahoma"/>
+          <w:kern w:val="0"/>
+          <w:sz w:val="22"/>
+        </w:rPr>
+        <w:t>MOG_Music_Book</w:t>
+      </w:r>
+      <w:r>
+        <w:rPr>
+          <w:rFonts w:ascii="Tahoma" w:eastAsia="微软雅黑" w:hAnsi="Tahoma" w:hint="eastAsia"/>
+          <w:kern w:val="0"/>
+          <w:sz w:val="22"/>
+        </w:rPr>
+        <w:tab/>
+      </w:r>
+      <w:r>
+        <w:rPr>
+          <w:rFonts w:ascii="Tahoma" w:eastAsia="微软雅黑" w:hAnsi="Tahoma" w:hint="eastAsia"/>
+          <w:kern w:val="0"/>
+          <w:sz w:val="22"/>
+        </w:rPr>
+        <w:tab/>
+      </w:r>
+      <w:r>
+        <w:rPr>
+          <w:rFonts w:ascii="Tahoma" w:eastAsia="微软雅黑" w:hAnsi="Tahoma" w:hint="eastAsia"/>
+          <w:kern w:val="0"/>
+          <w:sz w:val="22"/>
+        </w:rPr>
+        <w:tab/>
+      </w:r>
+      <w:r>
+        <w:rPr>
+          <w:rFonts w:ascii="Tahoma" w:eastAsia="微软雅黑" w:hAnsi="Tahoma" w:hint="eastAsia"/>
+          <w:kern w:val="0"/>
+          <w:sz w:val="22"/>
+        </w:rPr>
+        <w:tab/>
+      </w:r>
+      <w:r>
+        <w:rPr>
+          <w:rFonts w:ascii="Tahoma" w:eastAsia="微软雅黑" w:hAnsi="Tahoma" w:hint="eastAsia"/>
+          <w:kern w:val="0"/>
+          <w:sz w:val="22"/>
+        </w:rPr>
+        <w:t>面板</w:t>
+      </w:r>
+      <w:r>
+        <w:rPr>
+          <w:rFonts w:ascii="Tahoma" w:eastAsia="微软雅黑" w:hAnsi="Tahoma" w:hint="eastAsia"/>
+          <w:kern w:val="0"/>
+          <w:sz w:val="22"/>
+        </w:rPr>
+        <w:t xml:space="preserve"> </w:t>
+      </w:r>
+      <w:r>
+        <w:rPr>
+          <w:rFonts w:ascii="Tahoma" w:eastAsia="微软雅黑" w:hAnsi="Tahoma"/>
+          <w:kern w:val="0"/>
+          <w:sz w:val="22"/>
+        </w:rPr>
+        <w:t>-</w:t>
+      </w:r>
+      <w:r>
+        <w:rPr>
+          <w:rFonts w:ascii="Tahoma" w:eastAsia="微软雅黑" w:hAnsi="Tahoma" w:hint="eastAsia"/>
+          <w:kern w:val="0"/>
+          <w:sz w:val="22"/>
+        </w:rPr>
+        <w:t xml:space="preserve"> </w:t>
+      </w:r>
+      <w:r>
+        <w:rPr>
+          <w:rFonts w:ascii="Tahoma" w:eastAsia="微软雅黑" w:hAnsi="Tahoma" w:hint="eastAsia"/>
+          <w:kern w:val="0"/>
+          <w:sz w:val="22"/>
+        </w:rPr>
+        <w:t>音乐书</w:t>
+      </w:r>
+    </w:p>
+    <w:p>
+      <w:pPr>
+        <w:widowControl/>
+        <w:adjustRightInd w:val="0"/>
+        <w:snapToGrid w:val="0"/>
+        <w:jc w:val="left"/>
+        <w:rPr>
+          <w:rFonts w:ascii="Tahoma" w:eastAsia="微软雅黑" w:hAnsi="Tahoma"/>
+          <w:kern w:val="0"/>
+          <w:sz w:val="22"/>
+        </w:rPr>
+      </w:pPr>
+      <w:r>
+        <w:rPr>
+          <w:rFonts w:ascii="Tahoma" w:eastAsia="微软雅黑" w:hAnsi="Tahoma" w:hint="eastAsia"/>
+          <w:kern w:val="0"/>
+          <w:sz w:val="22"/>
+        </w:rPr>
+        <w:tab/>
+      </w:r>
+      <w:r>
+        <w:rPr>
+          <w:rFonts w:ascii="Tahoma" w:eastAsia="微软雅黑" w:hAnsi="Tahoma" w:hint="eastAsia"/>
+          <w:kern w:val="0"/>
+          <w:sz w:val="22"/>
+        </w:rPr>
+        <w:t>◆</w:t>
+      </w:r>
       <w:r>
         <w:rPr>
           <w:rFonts w:ascii="Tahoma" w:eastAsia="微软雅黑" w:hAnsi="Tahoma"/>
@@ -2774,7 +2886,6 @@
         </w:rPr>
         <w:t>Drill_X_GlobalOptimization</w:t>
       </w:r>
-      <w:proofErr w:type="spellEnd"/>
       <w:r>
         <w:rPr>
           <w:rFonts w:ascii="Tahoma" w:eastAsia="微软雅黑" w:hAnsi="Tahoma" w:hint="eastAsia"/>
@@ -2941,6 +3052,7 @@
         <w:pStyle w:val="3"/>
         <w:spacing w:before="120" w:after="120" w:line="415" w:lineRule="auto"/>
         <w:rPr>
+          <w:rFonts w:hint="eastAsia"/>
           <w:sz w:val="28"/>
           <w:szCs w:val="28"/>
         </w:rPr>
@@ -3166,7 +3278,7 @@
               <w:spacing w:after="200"/>
               <w:jc w:val="left"/>
               <w:rPr>
-                <w:rFonts w:ascii="微软雅黑" w:eastAsia="微软雅黑" w:hAnsi="微软雅黑"/>
+                <w:rFonts w:ascii="微软雅黑" w:eastAsia="微软雅黑" w:hAnsi="微软雅黑" w:hint="eastAsia"/>
               </w:rPr>
             </w:pPr>
             <w:hyperlink w:anchor="元游戏" w:history="1">
@@ -3254,6 +3366,7 @@
         <w:pStyle w:val="3"/>
         <w:spacing w:before="240" w:after="120" w:line="415" w:lineRule="auto"/>
         <w:rPr>
+          <w:rFonts w:hint="eastAsia"/>
           <w:sz w:val="28"/>
         </w:rPr>
       </w:pPr>
@@ -3341,7 +3454,7 @@
           <v:shape id="_x0000_i1025" type="#_x0000_t75" style="width:619.2pt;height:294pt" o:ole="">
             <v:imagedata r:id="rId8" o:title=""/>
           </v:shape>
-          <o:OLEObject Type="Embed" ProgID="Visio.Drawing.15" ShapeID="_x0000_i1025" DrawAspect="Content" ObjectID="_1759208040" r:id="rId9"/>
+          <o:OLEObject Type="Embed" ProgID="Visio.Drawing.15" ShapeID="_x0000_i1025" DrawAspect="Content" ObjectID="_1808977358" r:id="rId9"/>
         </w:object>
       </w:r>
     </w:p>
@@ -3349,6 +3462,9 @@
       <w:pPr>
         <w:widowControl/>
         <w:jc w:val="left"/>
+        <w:rPr>
+          <w:rFonts w:hint="eastAsia"/>
+        </w:rPr>
         <w:sectPr>
           <w:pgSz w:w="16838" w:h="11906" w:orient="landscape"/>
           <w:pgMar w:top="1800" w:right="1440" w:bottom="1800" w:left="1440" w:header="851" w:footer="992" w:gutter="0"/>
@@ -3363,6 +3479,9 @@
     <w:p>
       <w:pPr>
         <w:pStyle w:val="2"/>
+        <w:rPr>
+          <w:rFonts w:hint="eastAsia"/>
+        </w:rPr>
       </w:pPr>
       <w:r>
         <w:rPr>
@@ -3377,6 +3496,7 @@
         <w:pStyle w:val="3"/>
         <w:spacing w:before="240" w:after="120" w:line="415" w:lineRule="auto"/>
         <w:rPr>
+          <w:rFonts w:hint="eastAsia"/>
           <w:sz w:val="28"/>
         </w:rPr>
       </w:pPr>
@@ -3983,6 +4103,7 @@
         <w:pStyle w:val="3"/>
         <w:spacing w:before="240" w:after="120" w:line="415" w:lineRule="auto"/>
         <w:rPr>
+          <w:rFonts w:hint="eastAsia"/>
           <w:sz w:val="28"/>
         </w:rPr>
       </w:pPr>
@@ -4182,10 +4303,10 @@
           <w:noProof/>
         </w:rPr>
         <w:drawing>
-          <wp:inline distT="0" distB="0" distL="0" distR="0" wp14:anchorId="6C2C7271" wp14:editId="0EF32A1B">
-            <wp:extent cx="4767686" cy="1276350"/>
-            <wp:effectExtent l="0" t="0" r="0" b="0"/>
-            <wp:docPr id="1" name="图片 1"/>
+          <wp:inline distT="0" distB="0" distL="0" distR="0" wp14:anchorId="15D7DFC2" wp14:editId="626B5E55">
+            <wp:extent cx="4672330" cy="1253305"/>
+            <wp:effectExtent l="0" t="0" r="0" b="4445"/>
+            <wp:docPr id="1821940933" name="图片 1"/>
             <wp:cNvGraphicFramePr>
               <a:graphicFrameLocks xmlns:a="http://schemas.openxmlformats.org/drawingml/2006/main" noChangeAspect="1"/>
             </wp:cNvGraphicFramePr>
@@ -4193,23 +4314,36 @@
               <a:graphicData uri="http://schemas.openxmlformats.org/drawingml/2006/picture">
                 <pic:pic xmlns:pic="http://schemas.openxmlformats.org/drawingml/2006/picture">
                   <pic:nvPicPr>
-                    <pic:cNvPr id="0" name=""/>
-                    <pic:cNvPicPr/>
+                    <pic:cNvPr id="0" name="Picture 4"/>
+                    <pic:cNvPicPr>
+                      <a:picLocks noChangeAspect="1" noChangeArrowheads="1"/>
+                    </pic:cNvPicPr>
                   </pic:nvPicPr>
                   <pic:blipFill>
-                    <a:blip r:embed="rId10"/>
+                    <a:blip r:embed="rId10">
+                      <a:extLst>
+                        <a:ext uri="{28A0092B-C50C-407E-A947-70E740481C1C}">
+                          <a14:useLocalDpi xmlns:a14="http://schemas.microsoft.com/office/drawing/2010/main" val="0"/>
+                        </a:ext>
+                      </a:extLst>
+                    </a:blip>
+                    <a:srcRect/>
                     <a:stretch>
                       <a:fillRect/>
                     </a:stretch>
                   </pic:blipFill>
-                  <pic:spPr>
+                  <pic:spPr bwMode="auto">
                     <a:xfrm>
                       <a:off x="0" y="0"/>
-                      <a:ext cx="4792682" cy="1283042"/>
+                      <a:ext cx="4678271" cy="1254899"/>
                     </a:xfrm>
                     <a:prstGeom prst="rect">
                       <a:avLst/>
                     </a:prstGeom>
+                    <a:noFill/>
+                    <a:ln>
+                      <a:noFill/>
+                    </a:ln>
                   </pic:spPr>
                 </pic:pic>
               </a:graphicData>
@@ -4236,7 +4370,7 @@
           <v:shape id="_x0000_i1026" type="#_x0000_t75" style="width:379.8pt;height:144.6pt" o:ole="">
             <v:imagedata r:id="rId11" o:title=""/>
           </v:shape>
-          <o:OLEObject Type="Embed" ProgID="Visio.Drawing.15" ShapeID="_x0000_i1026" DrawAspect="Content" ObjectID="_1759208041" r:id="rId12"/>
+          <o:OLEObject Type="Embed" ProgID="Visio.Drawing.15" ShapeID="_x0000_i1026" DrawAspect="Content" ObjectID="_1808977359" r:id="rId12"/>
         </w:object>
       </w:r>
     </w:p>
@@ -4625,7 +4759,7 @@
         <w:snapToGrid w:val="0"/>
         <w:jc w:val="center"/>
         <w:rPr>
-          <w:rFonts w:ascii="宋体" w:eastAsia="宋体" w:hAnsi="宋体" w:cs="宋体"/>
+          <w:rFonts w:ascii="宋体" w:eastAsia="宋体" w:hAnsi="宋体" w:cs="宋体" w:hint="eastAsia"/>
           <w:kern w:val="0"/>
           <w:sz w:val="24"/>
           <w:szCs w:val="24"/>
@@ -4633,17 +4767,13 @@
       </w:pPr>
       <w:r>
         <w:rPr>
-          <w:rFonts w:ascii="宋体" w:eastAsia="宋体" w:hAnsi="宋体" w:cs="宋体"/>
           <w:noProof/>
-          <w:kern w:val="0"/>
-          <w:sz w:val="24"/>
-          <w:szCs w:val="24"/>
         </w:rPr>
         <w:drawing>
-          <wp:inline distT="0" distB="0" distL="0" distR="0" wp14:anchorId="407A2574" wp14:editId="1F1D2C34">
-            <wp:extent cx="4657703" cy="1203960"/>
-            <wp:effectExtent l="0" t="0" r="0" b="0"/>
-            <wp:docPr id="2" name="图片 2"/>
+          <wp:inline distT="0" distB="0" distL="0" distR="0" wp14:anchorId="6E0E85D3" wp14:editId="5573A581">
+            <wp:extent cx="4968240" cy="1284230"/>
+            <wp:effectExtent l="0" t="0" r="3810" b="0"/>
+            <wp:docPr id="1488621920" name="图片 2"/>
             <wp:cNvGraphicFramePr>
               <a:graphicFrameLocks xmlns:a="http://schemas.openxmlformats.org/drawingml/2006/main" noChangeAspect="1"/>
             </wp:cNvGraphicFramePr>
@@ -4651,7 +4781,7 @@
               <a:graphicData uri="http://schemas.openxmlformats.org/drawingml/2006/picture">
                 <pic:pic xmlns:pic="http://schemas.openxmlformats.org/drawingml/2006/picture">
                   <pic:nvPicPr>
-                    <pic:cNvPr id="0" name="Picture 4"/>
+                    <pic:cNvPr id="0" name="Picture 6"/>
                     <pic:cNvPicPr>
                       <a:picLocks noChangeAspect="1" noChangeArrowheads="1"/>
                     </pic:cNvPicPr>
@@ -4672,7 +4802,7 @@
                   <pic:spPr bwMode="auto">
                     <a:xfrm>
                       <a:off x="0" y="0"/>
-                      <a:ext cx="4674812" cy="1208383"/>
+                      <a:ext cx="4983439" cy="1288159"/>
                     </a:xfrm>
                     <a:prstGeom prst="rect">
                       <a:avLst/>
@@ -4695,7 +4825,7 @@
         <w:snapToGrid w:val="0"/>
         <w:jc w:val="center"/>
         <w:rPr>
-          <w:rFonts w:ascii="宋体" w:eastAsia="宋体" w:hAnsi="宋体" w:cs="宋体"/>
+          <w:rFonts w:ascii="宋体" w:eastAsia="宋体" w:hAnsi="宋体" w:cs="宋体" w:hint="eastAsia"/>
           <w:kern w:val="0"/>
           <w:sz w:val="24"/>
           <w:szCs w:val="24"/>
@@ -4703,17 +4833,13 @@
       </w:pPr>
       <w:r>
         <w:rPr>
-          <w:rFonts w:ascii="宋体" w:eastAsia="宋体" w:hAnsi="宋体" w:cs="宋体"/>
           <w:noProof/>
-          <w:kern w:val="0"/>
-          <w:sz w:val="24"/>
-          <w:szCs w:val="24"/>
         </w:rPr>
         <w:drawing>
-          <wp:inline distT="0" distB="0" distL="0" distR="0" wp14:anchorId="0BF67850" wp14:editId="3313A8D5">
-            <wp:extent cx="1684020" cy="393746"/>
-            <wp:effectExtent l="0" t="0" r="0" b="6350"/>
-            <wp:docPr id="3" name="图片 3"/>
+          <wp:inline distT="0" distB="0" distL="0" distR="0" wp14:anchorId="4D0B430B" wp14:editId="766C96DC">
+            <wp:extent cx="1813560" cy="424033"/>
+            <wp:effectExtent l="0" t="0" r="0" b="0"/>
+            <wp:docPr id="517394714" name="图片 3"/>
             <wp:cNvGraphicFramePr>
               <a:graphicFrameLocks xmlns:a="http://schemas.openxmlformats.org/drawingml/2006/main" noChangeAspect="1"/>
             </wp:cNvGraphicFramePr>
@@ -4721,7 +4847,7 @@
               <a:graphicData uri="http://schemas.openxmlformats.org/drawingml/2006/picture">
                 <pic:pic xmlns:pic="http://schemas.openxmlformats.org/drawingml/2006/picture">
                   <pic:nvPicPr>
-                    <pic:cNvPr id="0" name="Picture 6"/>
+                    <pic:cNvPr id="0" name="Picture 8"/>
                     <pic:cNvPicPr>
                       <a:picLocks noChangeAspect="1" noChangeArrowheads="1"/>
                     </pic:cNvPicPr>
@@ -4742,7 +4868,7 @@
                   <pic:spPr bwMode="auto">
                     <a:xfrm>
                       <a:off x="0" y="0"/>
-                      <a:ext cx="1695359" cy="396397"/>
+                      <a:ext cx="1847468" cy="431961"/>
                     </a:xfrm>
                     <a:prstGeom prst="rect">
                       <a:avLst/>
@@ -4826,7 +4952,7 @@
         <w:widowControl/>
         <w:jc w:val="center"/>
         <w:rPr>
-          <w:rFonts w:ascii="宋体" w:eastAsia="宋体" w:hAnsi="宋体" w:cs="宋体"/>
+          <w:rFonts w:ascii="宋体" w:eastAsia="宋体" w:hAnsi="宋体" w:cs="宋体" w:hint="eastAsia"/>
           <w:kern w:val="0"/>
           <w:sz w:val="24"/>
           <w:szCs w:val="24"/>
@@ -4834,17 +4960,13 @@
       </w:pPr>
       <w:r>
         <w:rPr>
-          <w:rFonts w:ascii="宋体" w:eastAsia="宋体" w:hAnsi="宋体" w:cs="宋体"/>
           <w:noProof/>
-          <w:kern w:val="0"/>
-          <w:sz w:val="24"/>
-          <w:szCs w:val="24"/>
         </w:rPr>
         <w:drawing>
-          <wp:inline distT="0" distB="0" distL="0" distR="0" wp14:anchorId="6F4C2E6B" wp14:editId="25F6FFE0">
-            <wp:extent cx="3238500" cy="814633"/>
-            <wp:effectExtent l="0" t="0" r="0" b="5080"/>
-            <wp:docPr id="6" name="图片 6"/>
+          <wp:inline distT="0" distB="0" distL="0" distR="0" wp14:anchorId="32D52002" wp14:editId="22DCC383">
+            <wp:extent cx="3528060" cy="632460"/>
+            <wp:effectExtent l="0" t="0" r="0" b="0"/>
+            <wp:docPr id="375922242" name="图片 4"/>
             <wp:cNvGraphicFramePr>
               <a:graphicFrameLocks xmlns:a="http://schemas.openxmlformats.org/drawingml/2006/main" noChangeAspect="1"/>
             </wp:cNvGraphicFramePr>
@@ -4852,7 +4974,7 @@
               <a:graphicData uri="http://schemas.openxmlformats.org/drawingml/2006/picture">
                 <pic:pic xmlns:pic="http://schemas.openxmlformats.org/drawingml/2006/picture">
                   <pic:nvPicPr>
-                    <pic:cNvPr id="0" name="Picture 12"/>
+                    <pic:cNvPr id="0" name="Picture 10"/>
                     <pic:cNvPicPr>
                       <a:picLocks noChangeAspect="1" noChangeArrowheads="1"/>
                     </pic:cNvPicPr>
@@ -4873,7 +4995,7 @@
                   <pic:spPr bwMode="auto">
                     <a:xfrm>
                       <a:off x="0" y="0"/>
-                      <a:ext cx="3252491" cy="818152"/>
+                      <a:ext cx="3528060" cy="632460"/>
                     </a:xfrm>
                     <a:prstGeom prst="rect">
                       <a:avLst/>
@@ -4941,7 +5063,25 @@
           <w:kern w:val="0"/>
           <w:sz w:val="22"/>
         </w:rPr>
-        <w:t>盘中一些非常隐秘的位置，就像病毒一样，删游戏也无法改变游戏进度。）</w:t>
+        <w:t>盘中一些非常隐秘的位置，就像病毒一样，</w:t>
+      </w:r>
+      <w:proofErr w:type="gramStart"/>
+      <w:r>
+        <w:rPr>
+          <w:rFonts w:ascii="Tahoma" w:eastAsia="微软雅黑" w:hAnsi="Tahoma" w:hint="eastAsia"/>
+          <w:kern w:val="0"/>
+          <w:sz w:val="22"/>
+        </w:rPr>
+        <w:t>删</w:t>
+      </w:r>
+      <w:proofErr w:type="gramEnd"/>
+      <w:r>
+        <w:rPr>
+          <w:rFonts w:ascii="Tahoma" w:eastAsia="微软雅黑" w:hAnsi="Tahoma" w:hint="eastAsia"/>
+          <w:kern w:val="0"/>
+          <w:sz w:val="22"/>
+        </w:rPr>
+        <w:t>游戏也无法改变游戏进度。）</w:t>
       </w:r>
     </w:p>
     <w:tbl>
@@ -5247,7 +5387,7 @@
         <w:widowControl/>
         <w:jc w:val="center"/>
         <w:rPr>
-          <w:rFonts w:ascii="宋体" w:eastAsia="宋体" w:hAnsi="宋体" w:cs="宋体"/>
+          <w:rFonts w:ascii="宋体" w:eastAsia="宋体" w:hAnsi="宋体" w:cs="宋体" w:hint="eastAsia"/>
           <w:kern w:val="0"/>
           <w:sz w:val="24"/>
           <w:szCs w:val="24"/>
@@ -5255,17 +5395,13 @@
       </w:pPr>
       <w:r>
         <w:rPr>
-          <w:rFonts w:ascii="宋体" w:eastAsia="宋体" w:hAnsi="宋体" w:cs="宋体"/>
           <w:noProof/>
-          <w:kern w:val="0"/>
-          <w:sz w:val="24"/>
-          <w:szCs w:val="24"/>
         </w:rPr>
         <w:drawing>
-          <wp:inline distT="0" distB="0" distL="0" distR="0" wp14:anchorId="0363985B" wp14:editId="79A06034">
-            <wp:extent cx="1706880" cy="333216"/>
-            <wp:effectExtent l="0" t="0" r="0" b="0"/>
-            <wp:docPr id="5" name="图片 5"/>
+          <wp:inline distT="0" distB="0" distL="0" distR="0" wp14:anchorId="414E55E9" wp14:editId="73A29EEE">
+            <wp:extent cx="1714500" cy="334703"/>
+            <wp:effectExtent l="0" t="0" r="0" b="8255"/>
+            <wp:docPr id="512163765" name="图片 5"/>
             <wp:cNvGraphicFramePr>
               <a:graphicFrameLocks xmlns:a="http://schemas.openxmlformats.org/drawingml/2006/main" noChangeAspect="1"/>
             </wp:cNvGraphicFramePr>
@@ -5273,7 +5409,7 @@
               <a:graphicData uri="http://schemas.openxmlformats.org/drawingml/2006/picture">
                 <pic:pic xmlns:pic="http://schemas.openxmlformats.org/drawingml/2006/picture">
                   <pic:nvPicPr>
-                    <pic:cNvPr id="0" name="Picture 10"/>
+                    <pic:cNvPr id="0" name="Picture 12"/>
                     <pic:cNvPicPr>
                       <a:picLocks noChangeAspect="1" noChangeArrowheads="1"/>
                     </pic:cNvPicPr>
@@ -5294,7 +5430,7 @@
                   <pic:spPr bwMode="auto">
                     <a:xfrm>
                       <a:off x="0" y="0"/>
-                      <a:ext cx="1716434" cy="335081"/>
+                      <a:ext cx="1725700" cy="336889"/>
                     </a:xfrm>
                     <a:prstGeom prst="rect">
                       <a:avLst/>
@@ -5335,6 +5471,7 @@
         <w:pStyle w:val="3"/>
         <w:spacing w:before="240" w:after="120" w:line="415" w:lineRule="auto"/>
         <w:rPr>
+          <w:rFonts w:hint="eastAsia"/>
           <w:sz w:val="28"/>
         </w:rPr>
       </w:pPr>
@@ -5959,17 +6096,13 @@
       </w:pPr>
       <w:r>
         <w:rPr>
-          <w:rFonts w:ascii="宋体" w:eastAsia="宋体" w:hAnsi="宋体" w:cs="宋体"/>
           <w:noProof/>
-          <w:kern w:val="0"/>
-          <w:sz w:val="24"/>
-          <w:szCs w:val="24"/>
         </w:rPr>
         <w:drawing>
-          <wp:inline distT="0" distB="0" distL="0" distR="0" wp14:anchorId="07AEFCA4" wp14:editId="3C1478BE">
-            <wp:extent cx="3817620" cy="1564553"/>
-            <wp:effectExtent l="0" t="0" r="0" b="0"/>
-            <wp:docPr id="8" name="图片 8"/>
+          <wp:inline distT="0" distB="0" distL="0" distR="0" wp14:anchorId="6732D4EA" wp14:editId="7A267219">
+            <wp:extent cx="4817110" cy="1971849"/>
+            <wp:effectExtent l="0" t="0" r="2540" b="9525"/>
+            <wp:docPr id="998813891" name="图片 6"/>
             <wp:cNvGraphicFramePr>
               <a:graphicFrameLocks xmlns:a="http://schemas.openxmlformats.org/drawingml/2006/main" noChangeAspect="1"/>
             </wp:cNvGraphicFramePr>
@@ -5977,7 +6110,7 @@
               <a:graphicData uri="http://schemas.openxmlformats.org/drawingml/2006/picture">
                 <pic:pic xmlns:pic="http://schemas.openxmlformats.org/drawingml/2006/picture">
                   <pic:nvPicPr>
-                    <pic:cNvPr id="0" name="Picture 1"/>
+                    <pic:cNvPr id="0" name="Picture 14"/>
                     <pic:cNvPicPr>
                       <a:picLocks noChangeAspect="1" noChangeArrowheads="1"/>
                     </pic:cNvPicPr>
@@ -5998,7 +6131,7 @@
                   <pic:spPr bwMode="auto">
                     <a:xfrm>
                       <a:off x="0" y="0"/>
-                      <a:ext cx="3830928" cy="1570007"/>
+                      <a:ext cx="4821136" cy="1973497"/>
                     </a:xfrm>
                     <a:prstGeom prst="rect">
                       <a:avLst/>
@@ -6037,6 +6170,9 @@
     <w:p>
       <w:pPr>
         <w:pStyle w:val="2"/>
+        <w:rPr>
+          <w:rFonts w:hint="eastAsia"/>
+        </w:rPr>
       </w:pPr>
       <w:r>
         <w:rPr>
@@ -6057,6 +6193,7 @@
         <w:pStyle w:val="3"/>
         <w:spacing w:before="240" w:after="120" w:line="415" w:lineRule="auto"/>
         <w:rPr>
+          <w:rFonts w:hint="eastAsia"/>
           <w:sz w:val="28"/>
         </w:rPr>
       </w:pPr>
@@ -6673,7 +6810,7 @@
           <v:shape id="_x0000_i1027" type="#_x0000_t75" style="width:407.4pt;height:142.8pt" o:ole="">
             <v:imagedata r:id="rId18" o:title=""/>
           </v:shape>
-          <o:OLEObject Type="Embed" ProgID="Visio.Drawing.15" ShapeID="_x0000_i1027" DrawAspect="Content" ObjectID="_1759208042" r:id="rId19"/>
+          <o:OLEObject Type="Embed" ProgID="Visio.Drawing.15" ShapeID="_x0000_i1027" DrawAspect="Content" ObjectID="_1808977360" r:id="rId19"/>
         </w:object>
       </w:r>
     </w:p>
@@ -6785,6 +6922,7 @@
         <w:pStyle w:val="3"/>
         <w:spacing w:before="240" w:after="120" w:line="415" w:lineRule="auto"/>
         <w:rPr>
+          <w:rFonts w:hint="eastAsia"/>
           <w:sz w:val="28"/>
         </w:rPr>
       </w:pPr>
@@ -6941,10 +7079,10 @@
           <w:noProof/>
         </w:rPr>
         <w:drawing>
-          <wp:inline distT="0" distB="0" distL="0" distR="0" wp14:anchorId="67E10429" wp14:editId="791BD991">
-            <wp:extent cx="4472611" cy="904875"/>
-            <wp:effectExtent l="0" t="0" r="4445" b="0"/>
-            <wp:docPr id="96" name="图片 96"/>
+          <wp:inline distT="0" distB="0" distL="0" distR="0" wp14:anchorId="3DEF1EA0" wp14:editId="4C6FCFDF">
+            <wp:extent cx="4991100" cy="1010720"/>
+            <wp:effectExtent l="0" t="0" r="0" b="0"/>
+            <wp:docPr id="140689233" name="图片 7"/>
             <wp:cNvGraphicFramePr>
               <a:graphicFrameLocks xmlns:a="http://schemas.openxmlformats.org/drawingml/2006/main" noChangeAspect="1"/>
             </wp:cNvGraphicFramePr>
@@ -6952,8 +7090,10 @@
               <a:graphicData uri="http://schemas.openxmlformats.org/drawingml/2006/picture">
                 <pic:pic xmlns:pic="http://schemas.openxmlformats.org/drawingml/2006/picture">
                   <pic:nvPicPr>
-                    <pic:cNvPr id="0" name=""/>
-                    <pic:cNvPicPr/>
+                    <pic:cNvPr id="0" name="Picture 16"/>
+                    <pic:cNvPicPr>
+                      <a:picLocks noChangeAspect="1" noChangeArrowheads="1"/>
+                    </pic:cNvPicPr>
                   </pic:nvPicPr>
                   <pic:blipFill>
                     <a:blip r:embed="rId20">
@@ -6963,18 +7103,23 @@
                         </a:ext>
                       </a:extLst>
                     </a:blip>
+                    <a:srcRect/>
                     <a:stretch>
                       <a:fillRect/>
                     </a:stretch>
                   </pic:blipFill>
-                  <pic:spPr>
+                  <pic:spPr bwMode="auto">
                     <a:xfrm>
                       <a:off x="0" y="0"/>
-                      <a:ext cx="4478697" cy="906106"/>
+                      <a:ext cx="5023355" cy="1017252"/>
                     </a:xfrm>
                     <a:prstGeom prst="rect">
                       <a:avLst/>
                     </a:prstGeom>
+                    <a:noFill/>
+                    <a:ln>
+                      <a:noFill/>
+                    </a:ln>
                   </pic:spPr>
                 </pic:pic>
               </a:graphicData>
@@ -7064,16 +7209,13 @@
       </w:pPr>
       <w:r>
         <w:rPr>
-          <w:rFonts w:ascii="宋体" w:eastAsia="宋体" w:hAnsi="宋体" w:cs="宋体"/>
           <w:noProof/>
-          <w:sz w:val="24"/>
-          <w:szCs w:val="24"/>
         </w:rPr>
         <w:drawing>
-          <wp:inline distT="0" distB="0" distL="0" distR="0" wp14:anchorId="003E8457" wp14:editId="73C0877D">
-            <wp:extent cx="4401736" cy="1019175"/>
-            <wp:effectExtent l="0" t="0" r="0" b="0"/>
-            <wp:docPr id="214" name="图片 214" descr="C:\Users\lenovo\AppData\Roaming\Tencent\Users\1355126171\QQ\WinTemp\RichOle\EB`KR%(W8C($7S(SV1~NKSI.png"/>
+          <wp:inline distT="0" distB="0" distL="0" distR="0" wp14:anchorId="57A79AE4" wp14:editId="7E06AF5E">
+            <wp:extent cx="4998720" cy="1156097"/>
+            <wp:effectExtent l="0" t="0" r="0" b="6350"/>
+            <wp:docPr id="1508395323" name="图片 8"/>
             <wp:cNvGraphicFramePr>
               <a:graphicFrameLocks xmlns:a="http://schemas.openxmlformats.org/drawingml/2006/main" noChangeAspect="1"/>
             </wp:cNvGraphicFramePr>
@@ -7081,7 +7223,7 @@
               <a:graphicData uri="http://schemas.openxmlformats.org/drawingml/2006/picture">
                 <pic:pic xmlns:pic="http://schemas.openxmlformats.org/drawingml/2006/picture">
                   <pic:nvPicPr>
-                    <pic:cNvPr id="0" name="Picture 4" descr="C:\Users\lenovo\AppData\Roaming\Tencent\Users\1355126171\QQ\WinTemp\RichOle\EB`KR%(W8C($7S(SV1~NKSI.png"/>
+                    <pic:cNvPr id="0" name="Picture 18"/>
                     <pic:cNvPicPr>
                       <a:picLocks noChangeAspect="1" noChangeArrowheads="1"/>
                     </pic:cNvPicPr>
@@ -7102,7 +7244,7 @@
                   <pic:spPr bwMode="auto">
                     <a:xfrm>
                       <a:off x="0" y="0"/>
-                      <a:ext cx="4509654" cy="1044162"/>
+                      <a:ext cx="5013897" cy="1159607"/>
                     </a:xfrm>
                     <a:prstGeom prst="rect">
                       <a:avLst/>
@@ -7264,7 +7406,7 @@
         <w:widowControl/>
         <w:jc w:val="center"/>
         <w:rPr>
-          <w:rFonts w:ascii="宋体" w:eastAsia="宋体" w:hAnsi="宋体" w:cs="宋体"/>
+          <w:rFonts w:ascii="宋体" w:eastAsia="宋体" w:hAnsi="宋体" w:cs="宋体" w:hint="eastAsia"/>
           <w:kern w:val="0"/>
           <w:sz w:val="24"/>
           <w:szCs w:val="24"/>
@@ -7272,17 +7414,13 @@
       </w:pPr>
       <w:r>
         <w:rPr>
-          <w:rFonts w:ascii="宋体" w:eastAsia="宋体" w:hAnsi="宋体" w:cs="宋体"/>
           <w:noProof/>
-          <w:kern w:val="0"/>
-          <w:sz w:val="24"/>
-          <w:szCs w:val="24"/>
         </w:rPr>
         <w:drawing>
-          <wp:inline distT="0" distB="0" distL="0" distR="0" wp14:anchorId="32374CFE" wp14:editId="7F153BEF">
-            <wp:extent cx="2766303" cy="1143000"/>
-            <wp:effectExtent l="0" t="0" r="0" b="0"/>
-            <wp:docPr id="9" name="图片 9"/>
+          <wp:inline distT="0" distB="0" distL="0" distR="0" wp14:anchorId="68220C0A" wp14:editId="6F22B668">
+            <wp:extent cx="3177540" cy="1312918"/>
+            <wp:effectExtent l="0" t="0" r="3810" b="1905"/>
+            <wp:docPr id="318266078" name="图片 9"/>
             <wp:cNvGraphicFramePr>
               <a:graphicFrameLocks xmlns:a="http://schemas.openxmlformats.org/drawingml/2006/main" noChangeAspect="1"/>
             </wp:cNvGraphicFramePr>
@@ -7290,7 +7428,7 @@
               <a:graphicData uri="http://schemas.openxmlformats.org/drawingml/2006/picture">
                 <pic:pic xmlns:pic="http://schemas.openxmlformats.org/drawingml/2006/picture">
                   <pic:nvPicPr>
-                    <pic:cNvPr id="0" name="Picture 14"/>
+                    <pic:cNvPr id="0" name="Picture 20"/>
                     <pic:cNvPicPr>
                       <a:picLocks noChangeAspect="1" noChangeArrowheads="1"/>
                     </pic:cNvPicPr>
@@ -7311,7 +7449,7 @@
                   <pic:spPr bwMode="auto">
                     <a:xfrm>
                       <a:off x="0" y="0"/>
-                      <a:ext cx="2790982" cy="1153197"/>
+                      <a:ext cx="3185553" cy="1316229"/>
                     </a:xfrm>
                     <a:prstGeom prst="rect">
                       <a:avLst/>
@@ -7376,7 +7514,7 @@
         <w:widowControl/>
         <w:jc w:val="center"/>
         <w:rPr>
-          <w:rFonts w:ascii="宋体" w:eastAsia="宋体" w:hAnsi="宋体" w:cs="宋体"/>
+          <w:rFonts w:ascii="宋体" w:eastAsia="宋体" w:hAnsi="宋体" w:cs="宋体" w:hint="eastAsia"/>
           <w:kern w:val="0"/>
           <w:sz w:val="24"/>
           <w:szCs w:val="24"/>
@@ -7384,17 +7522,13 @@
       </w:pPr>
       <w:r>
         <w:rPr>
-          <w:rFonts w:ascii="宋体" w:eastAsia="宋体" w:hAnsi="宋体" w:cs="宋体"/>
           <w:noProof/>
-          <w:kern w:val="0"/>
-          <w:sz w:val="24"/>
-          <w:szCs w:val="24"/>
         </w:rPr>
         <w:drawing>
-          <wp:inline distT="0" distB="0" distL="0" distR="0" wp14:anchorId="4DC02598" wp14:editId="758225A1">
-            <wp:extent cx="3352800" cy="1167227"/>
-            <wp:effectExtent l="0" t="0" r="0" b="0"/>
-            <wp:docPr id="10" name="图片 10"/>
+          <wp:inline distT="0" distB="0" distL="0" distR="0" wp14:anchorId="5BC7EAA7" wp14:editId="2434DD26">
+            <wp:extent cx="3840480" cy="1337005"/>
+            <wp:effectExtent l="0" t="0" r="7620" b="0"/>
+            <wp:docPr id="1392382327" name="图片 10"/>
             <wp:cNvGraphicFramePr>
               <a:graphicFrameLocks xmlns:a="http://schemas.openxmlformats.org/drawingml/2006/main" noChangeAspect="1"/>
             </wp:cNvGraphicFramePr>
@@ -7402,7 +7536,7 @@
               <a:graphicData uri="http://schemas.openxmlformats.org/drawingml/2006/picture">
                 <pic:pic xmlns:pic="http://schemas.openxmlformats.org/drawingml/2006/picture">
                   <pic:nvPicPr>
-                    <pic:cNvPr id="0" name="Picture 16"/>
+                    <pic:cNvPr id="0" name="Picture 22"/>
                     <pic:cNvPicPr>
                       <a:picLocks noChangeAspect="1" noChangeArrowheads="1"/>
                     </pic:cNvPicPr>
@@ -7423,7 +7557,7 @@
                   <pic:spPr bwMode="auto">
                     <a:xfrm>
                       <a:off x="0" y="0"/>
-                      <a:ext cx="3357922" cy="1169010"/>
+                      <a:ext cx="3844359" cy="1338355"/>
                     </a:xfrm>
                     <a:prstGeom prst="rect">
                       <a:avLst/>
@@ -7642,7 +7776,7 @@
         <w:widowControl/>
         <w:jc w:val="center"/>
         <w:rPr>
-          <w:rFonts w:ascii="宋体" w:eastAsia="宋体" w:hAnsi="宋体" w:cs="宋体"/>
+          <w:rFonts w:ascii="宋体" w:eastAsia="宋体" w:hAnsi="宋体" w:cs="宋体" w:hint="eastAsia"/>
           <w:kern w:val="0"/>
           <w:sz w:val="24"/>
           <w:szCs w:val="24"/>
@@ -7650,17 +7784,13 @@
       </w:pPr>
       <w:r>
         <w:rPr>
-          <w:rFonts w:ascii="宋体" w:eastAsia="宋体" w:hAnsi="宋体" w:cs="宋体"/>
           <w:noProof/>
-          <w:kern w:val="0"/>
-          <w:sz w:val="24"/>
-          <w:szCs w:val="24"/>
         </w:rPr>
         <w:drawing>
-          <wp:inline distT="0" distB="0" distL="0" distR="0" wp14:anchorId="3D5E0C21" wp14:editId="1B3B34EF">
-            <wp:extent cx="3304254" cy="1447800"/>
-            <wp:effectExtent l="0" t="0" r="0" b="0"/>
-            <wp:docPr id="11" name="图片 11"/>
+          <wp:inline distT="0" distB="0" distL="0" distR="0" wp14:anchorId="61433596" wp14:editId="6135A550">
+            <wp:extent cx="3939540" cy="1726159"/>
+            <wp:effectExtent l="0" t="0" r="3810" b="7620"/>
+            <wp:docPr id="979179170" name="图片 11"/>
             <wp:cNvGraphicFramePr>
               <a:graphicFrameLocks xmlns:a="http://schemas.openxmlformats.org/drawingml/2006/main" noChangeAspect="1"/>
             </wp:cNvGraphicFramePr>
@@ -7668,7 +7798,7 @@
               <a:graphicData uri="http://schemas.openxmlformats.org/drawingml/2006/picture">
                 <pic:pic xmlns:pic="http://schemas.openxmlformats.org/drawingml/2006/picture">
                   <pic:nvPicPr>
-                    <pic:cNvPr id="0" name="Picture 18"/>
+                    <pic:cNvPr id="0" name="Picture 24"/>
                     <pic:cNvPicPr>
                       <a:picLocks noChangeAspect="1" noChangeArrowheads="1"/>
                     </pic:cNvPicPr>
@@ -7689,7 +7819,7 @@
                   <pic:spPr bwMode="auto">
                     <a:xfrm>
                       <a:off x="0" y="0"/>
-                      <a:ext cx="3325779" cy="1457232"/>
+                      <a:ext cx="3942284" cy="1727361"/>
                     </a:xfrm>
                     <a:prstGeom prst="rect">
                       <a:avLst/>
@@ -7889,6 +8019,7 @@
         <w:pStyle w:val="3"/>
         <w:spacing w:before="240" w:after="120" w:line="415" w:lineRule="auto"/>
         <w:rPr>
+          <w:rFonts w:hint="eastAsia"/>
           <w:sz w:val="28"/>
         </w:rPr>
       </w:pPr>
@@ -7948,16 +8079,13 @@
       </w:pPr>
       <w:r>
         <w:rPr>
-          <w:rFonts w:ascii="Tahoma" w:eastAsia="微软雅黑" w:hAnsi="Tahoma"/>
           <w:noProof/>
-          <w:kern w:val="0"/>
-          <w:sz w:val="22"/>
         </w:rPr>
         <w:drawing>
-          <wp:inline distT="0" distB="0" distL="0" distR="0" wp14:anchorId="455CD7D4" wp14:editId="522E6C84">
-            <wp:extent cx="4038600" cy="1134508"/>
-            <wp:effectExtent l="0" t="0" r="0" b="8890"/>
-            <wp:docPr id="7" name="图片 7"/>
+          <wp:inline distT="0" distB="0" distL="0" distR="0" wp14:anchorId="31B7F29A" wp14:editId="39971D1E">
+            <wp:extent cx="4815840" cy="1352847"/>
+            <wp:effectExtent l="0" t="0" r="3810" b="0"/>
+            <wp:docPr id="1038099075" name="图片 12"/>
             <wp:cNvGraphicFramePr>
               <a:graphicFrameLocks xmlns:a="http://schemas.openxmlformats.org/drawingml/2006/main" noChangeAspect="1"/>
             </wp:cNvGraphicFramePr>
@@ -7965,7 +8093,7 @@
               <a:graphicData uri="http://schemas.openxmlformats.org/drawingml/2006/picture">
                 <pic:pic xmlns:pic="http://schemas.openxmlformats.org/drawingml/2006/picture">
                   <pic:nvPicPr>
-                    <pic:cNvPr id="0" name="Picture 9"/>
+                    <pic:cNvPr id="0" name="Picture 26"/>
                     <pic:cNvPicPr>
                       <a:picLocks noChangeAspect="1" noChangeArrowheads="1"/>
                     </pic:cNvPicPr>
@@ -7986,7 +8114,7 @@
                   <pic:spPr bwMode="auto">
                     <a:xfrm>
                       <a:off x="0" y="0"/>
-                      <a:ext cx="4065194" cy="1141979"/>
+                      <a:ext cx="4823513" cy="1355002"/>
                     </a:xfrm>
                     <a:prstGeom prst="rect">
                       <a:avLst/>
@@ -8074,7 +8202,7 @@
         <w:widowControl/>
         <w:jc w:val="center"/>
         <w:rPr>
-          <w:rFonts w:ascii="宋体" w:eastAsia="宋体" w:hAnsi="宋体" w:cs="宋体"/>
+          <w:rFonts w:ascii="宋体" w:eastAsia="宋体" w:hAnsi="宋体" w:cs="宋体" w:hint="eastAsia"/>
           <w:kern w:val="0"/>
           <w:sz w:val="24"/>
           <w:szCs w:val="24"/>
@@ -8082,17 +8210,13 @@
       </w:pPr>
       <w:r>
         <w:rPr>
-          <w:rFonts w:ascii="宋体" w:eastAsia="宋体" w:hAnsi="宋体" w:cs="宋体"/>
           <w:noProof/>
-          <w:kern w:val="0"/>
-          <w:sz w:val="24"/>
-          <w:szCs w:val="24"/>
         </w:rPr>
         <w:drawing>
-          <wp:inline distT="0" distB="0" distL="0" distR="0" wp14:anchorId="4B3EE15E" wp14:editId="28DF1358">
-            <wp:extent cx="3373047" cy="1295400"/>
+          <wp:inline distT="0" distB="0" distL="0" distR="0" wp14:anchorId="7C82D72A" wp14:editId="2115EAD5">
+            <wp:extent cx="3970020" cy="1532030"/>
             <wp:effectExtent l="0" t="0" r="0" b="0"/>
-            <wp:docPr id="12" name="图片 12"/>
+            <wp:docPr id="1651831007" name="图片 13"/>
             <wp:cNvGraphicFramePr>
               <a:graphicFrameLocks xmlns:a="http://schemas.openxmlformats.org/drawingml/2006/main" noChangeAspect="1"/>
             </wp:cNvGraphicFramePr>
@@ -8100,7 +8224,7 @@
               <a:graphicData uri="http://schemas.openxmlformats.org/drawingml/2006/picture">
                 <pic:pic xmlns:pic="http://schemas.openxmlformats.org/drawingml/2006/picture">
                   <pic:nvPicPr>
-                    <pic:cNvPr id="0" name="Picture 11"/>
+                    <pic:cNvPr id="0" name="Picture 28"/>
                     <pic:cNvPicPr>
                       <a:picLocks noChangeAspect="1" noChangeArrowheads="1"/>
                     </pic:cNvPicPr>
@@ -8121,7 +8245,7 @@
                   <pic:spPr bwMode="auto">
                     <a:xfrm>
                       <a:off x="0" y="0"/>
-                      <a:ext cx="3389601" cy="1301757"/>
+                      <a:ext cx="3974253" cy="1533663"/>
                     </a:xfrm>
                     <a:prstGeom prst="rect">
                       <a:avLst/>
@@ -8142,7 +8266,7 @@
       <w:pPr>
         <w:widowControl/>
         <w:rPr>
-          <w:rFonts w:ascii="宋体" w:eastAsia="宋体" w:hAnsi="宋体" w:cs="宋体"/>
+          <w:rFonts w:ascii="宋体" w:eastAsia="宋体" w:hAnsi="宋体" w:cs="宋体" w:hint="eastAsia"/>
           <w:color w:val="0070C0"/>
           <w:kern w:val="0"/>
           <w:sz w:val="24"/>
@@ -8210,7 +8334,23 @@
           <w:kern w:val="0"/>
           <w:sz w:val="22"/>
         </w:rPr>
-        <w:t>所以，现在将</w:t>
+        <w:t>举个例子</w:t>
+      </w:r>
+      <w:r>
+        <w:rPr>
+          <w:rFonts w:ascii="Tahoma" w:eastAsia="微软雅黑" w:hAnsi="Tahoma" w:hint="eastAsia"/>
+          <w:kern w:val="0"/>
+          <w:sz w:val="22"/>
+        </w:rPr>
+        <w:t>，将</w:t>
+      </w:r>
+      <w:r>
+        <w:rPr>
+          <w:rFonts w:ascii="Tahoma" w:eastAsia="微软雅黑" w:hAnsi="Tahoma" w:hint="eastAsia"/>
+          <w:kern w:val="0"/>
+          <w:sz w:val="22"/>
+        </w:rPr>
+        <w:t>示例的</w:t>
       </w:r>
       <w:r>
         <w:rPr>
@@ -8250,7 +8390,73 @@
           <w:kern w:val="0"/>
           <w:sz w:val="22"/>
         </w:rPr>
-        <w:t>的文件路径配置设置为</w:t>
+        <w:t>的关联</w:t>
+      </w:r>
+      <w:r>
+        <w:rPr>
+          <w:rFonts w:ascii="Tahoma" w:eastAsia="微软雅黑" w:hAnsi="Tahoma" w:hint="eastAsia"/>
+          <w:kern w:val="0"/>
+          <w:sz w:val="22"/>
+        </w:rPr>
+        <w:t>核心中的</w:t>
+      </w:r>
+      <w:r>
+        <w:rPr>
+          <w:rFonts w:ascii="Tahoma" w:eastAsia="微软雅黑" w:hAnsi="Tahoma" w:hint="eastAsia"/>
+          <w:kern w:val="0"/>
+          <w:sz w:val="22"/>
+        </w:rPr>
+        <w:t>C</w:t>
+      </w:r>
+      <w:r>
+        <w:rPr>
+          <w:rFonts w:ascii="Tahoma" w:eastAsia="微软雅黑" w:hAnsi="Tahoma" w:hint="eastAsia"/>
+          <w:kern w:val="0"/>
+          <w:sz w:val="22"/>
+        </w:rPr>
+        <w:t>盘隐藏</w:t>
+      </w:r>
+      <w:r>
+        <w:rPr>
+          <w:rFonts w:ascii="Tahoma" w:eastAsia="微软雅黑" w:hAnsi="Tahoma" w:hint="eastAsia"/>
+          <w:kern w:val="0"/>
+          <w:sz w:val="22"/>
+        </w:rPr>
+        <w:t>路径。</w:t>
+      </w:r>
+    </w:p>
+    <w:p>
+      <w:pPr>
+        <w:snapToGrid w:val="0"/>
+        <w:rPr>
+          <w:rFonts w:ascii="Tahoma" w:eastAsia="微软雅黑" w:hAnsi="Tahoma" w:hint="eastAsia"/>
+          <w:kern w:val="0"/>
+          <w:sz w:val="22"/>
+        </w:rPr>
+      </w:pPr>
+      <w:r>
+        <w:rPr>
+          <w:rFonts w:ascii="Tahoma" w:eastAsia="微软雅黑" w:hAnsi="Tahoma" w:hint="eastAsia"/>
+          <w:kern w:val="0"/>
+          <w:sz w:val="22"/>
+        </w:rPr>
+        <w:t>如下图，全局存储设置</w:t>
+      </w:r>
+      <w:r>
+        <w:rPr>
+          <w:rFonts w:ascii="Tahoma" w:eastAsia="微软雅黑" w:hAnsi="Tahoma" w:hint="eastAsia"/>
+          <w:kern w:val="0"/>
+          <w:sz w:val="22"/>
+        </w:rPr>
+        <w:t>true</w:t>
+      </w:r>
+      <w:r>
+        <w:rPr>
+          <w:rFonts w:ascii="Tahoma" w:eastAsia="微软雅黑" w:hAnsi="Tahoma" w:hint="eastAsia"/>
+          <w:kern w:val="0"/>
+          <w:sz w:val="22"/>
+        </w:rPr>
+        <w:t>，并且文件路径设置为</w:t>
       </w:r>
       <w:r>
         <w:rPr>
@@ -8266,7 +8472,7 @@
           <w:kern w:val="0"/>
           <w:sz w:val="22"/>
         </w:rPr>
-        <w:t>，关联这个文件路径。</w:t>
+        <w:t>即可。</w:t>
       </w:r>
     </w:p>
     <w:p>
@@ -8284,41 +8490,39 @@
           <w:kern w:val="0"/>
           <w:sz w:val="22"/>
         </w:rPr>
-        <w:t>（注意，信息面板</w:t>
-      </w:r>
-      <w:r>
-        <w:rPr>
-          <w:rFonts w:ascii="Tahoma" w:eastAsia="微软雅黑" w:hAnsi="Tahoma" w:hint="eastAsia"/>
-          <w:kern w:val="0"/>
-          <w:sz w:val="22"/>
-        </w:rPr>
-        <w:t>B</w:t>
-      </w:r>
-      <w:r>
-        <w:rPr>
-          <w:rFonts w:ascii="Tahoma" w:eastAsia="微软雅黑" w:hAnsi="Tahoma" w:hint="eastAsia"/>
-          <w:kern w:val="0"/>
-          <w:sz w:val="22"/>
-        </w:rPr>
-        <w:t>开了全局存储）</w:t>
-      </w:r>
-    </w:p>
-    <w:p>
-      <w:pPr>
-        <w:snapToGrid w:val="0"/>
-        <w:rPr>
-          <w:rFonts w:ascii="Tahoma" w:eastAsia="微软雅黑" w:hAnsi="Tahoma"/>
-          <w:kern w:val="0"/>
-          <w:sz w:val="22"/>
-        </w:rPr>
-      </w:pPr>
-      <w:r>
-        <w:rPr>
-          <w:rFonts w:ascii="Tahoma" w:eastAsia="微软雅黑" w:hAnsi="Tahoma" w:hint="eastAsia"/>
-          <w:kern w:val="0"/>
-          <w:sz w:val="22"/>
-        </w:rPr>
-        <w:t>（多个插件可以配置全局数据存到同一个文件路径里面，相互不冲突。）</w:t>
+        <w:t>（多个</w:t>
+      </w:r>
+      <w:r>
+        <w:rPr>
+          <w:rFonts w:ascii="Tahoma" w:eastAsia="微软雅黑" w:hAnsi="Tahoma" w:hint="eastAsia"/>
+          <w:kern w:val="0"/>
+          <w:sz w:val="22"/>
+        </w:rPr>
+        <w:t>子</w:t>
+      </w:r>
+      <w:r>
+        <w:rPr>
+          <w:rFonts w:ascii="Tahoma" w:eastAsia="微软雅黑" w:hAnsi="Tahoma" w:hint="eastAsia"/>
+          <w:kern w:val="0"/>
+          <w:sz w:val="22"/>
+        </w:rPr>
+        <w:t>插件</w:t>
+      </w:r>
+      <w:r>
+        <w:rPr>
+          <w:rFonts w:ascii="Tahoma" w:eastAsia="微软雅黑" w:hAnsi="Tahoma" w:hint="eastAsia"/>
+          <w:kern w:val="0"/>
+          <w:sz w:val="22"/>
+        </w:rPr>
+        <w:t>都可以将</w:t>
+      </w:r>
+      <w:r>
+        <w:rPr>
+          <w:rFonts w:ascii="Tahoma" w:eastAsia="微软雅黑" w:hAnsi="Tahoma" w:hint="eastAsia"/>
+          <w:kern w:val="0"/>
+          <w:sz w:val="22"/>
+        </w:rPr>
+        <w:t>全局数据存到同一个文件路径里面，相互不冲突。）</w:t>
       </w:r>
     </w:p>
     <w:p>
@@ -8326,7 +8530,7 @@
         <w:widowControl/>
         <w:jc w:val="center"/>
         <w:rPr>
-          <w:rFonts w:ascii="宋体" w:eastAsia="宋体" w:hAnsi="宋体" w:cs="宋体"/>
+          <w:rFonts w:ascii="宋体" w:eastAsia="宋体" w:hAnsi="宋体" w:cs="宋体" w:hint="eastAsia"/>
           <w:kern w:val="0"/>
           <w:sz w:val="24"/>
           <w:szCs w:val="24"/>
@@ -8334,17 +8538,13 @@
       </w:pPr>
       <w:r>
         <w:rPr>
-          <w:rFonts w:ascii="宋体" w:eastAsia="宋体" w:hAnsi="宋体" w:cs="宋体"/>
           <w:noProof/>
-          <w:kern w:val="0"/>
-          <w:sz w:val="24"/>
-          <w:szCs w:val="24"/>
         </w:rPr>
         <w:drawing>
-          <wp:inline distT="0" distB="0" distL="0" distR="0" wp14:anchorId="6B0CC57D" wp14:editId="0D7D2138">
-            <wp:extent cx="3879851" cy="1409700"/>
-            <wp:effectExtent l="0" t="0" r="6350" b="0"/>
-            <wp:docPr id="13" name="图片 13"/>
+          <wp:inline distT="0" distB="0" distL="0" distR="0" wp14:anchorId="436D57F4" wp14:editId="54D3F392">
+            <wp:extent cx="3528060" cy="632460"/>
+            <wp:effectExtent l="0" t="0" r="0" b="0"/>
+            <wp:docPr id="1145633290" name="图片 4"/>
             <wp:cNvGraphicFramePr>
               <a:graphicFrameLocks xmlns:a="http://schemas.openxmlformats.org/drawingml/2006/main" noChangeAspect="1"/>
             </wp:cNvGraphicFramePr>
@@ -8352,7 +8552,179 @@
               <a:graphicData uri="http://schemas.openxmlformats.org/drawingml/2006/picture">
                 <pic:pic xmlns:pic="http://schemas.openxmlformats.org/drawingml/2006/picture">
                   <pic:nvPicPr>
-                    <pic:cNvPr id="0" name="Picture 13"/>
+                    <pic:cNvPr id="0" name="Picture 10"/>
+                    <pic:cNvPicPr>
+                      <a:picLocks noChangeAspect="1" noChangeArrowheads="1"/>
+                    </pic:cNvPicPr>
+                  </pic:nvPicPr>
+                  <pic:blipFill>
+                    <a:blip r:embed="rId15">
+                      <a:extLst>
+                        <a:ext uri="{28A0092B-C50C-407E-A947-70E740481C1C}">
+                          <a14:useLocalDpi xmlns:a14="http://schemas.microsoft.com/office/drawing/2010/main" val="0"/>
+                        </a:ext>
+                      </a:extLst>
+                    </a:blip>
+                    <a:srcRect/>
+                    <a:stretch>
+                      <a:fillRect/>
+                    </a:stretch>
+                  </pic:blipFill>
+                  <pic:spPr bwMode="auto">
+                    <a:xfrm>
+                      <a:off x="0" y="0"/>
+                      <a:ext cx="3528060" cy="632460"/>
+                    </a:xfrm>
+                    <a:prstGeom prst="rect">
+                      <a:avLst/>
+                    </a:prstGeom>
+                    <a:noFill/>
+                    <a:ln>
+                      <a:noFill/>
+                    </a:ln>
+                  </pic:spPr>
+                </pic:pic>
+              </a:graphicData>
+            </a:graphic>
+          </wp:inline>
+        </w:drawing>
+      </w:r>
+    </w:p>
+    <w:p>
+      <w:pPr>
+        <w:rPr>
+          <w:rFonts w:ascii="Tahoma" w:eastAsia="微软雅黑" w:hAnsi="Tahoma"/>
+          <w:kern w:val="0"/>
+          <w:sz w:val="22"/>
+        </w:rPr>
+      </w:pPr>
+      <w:r>
+        <w:rPr>
+          <w:rFonts w:ascii="Tahoma" w:eastAsia="微软雅黑" w:hAnsi="Tahoma" w:hint="eastAsia"/>
+          <w:kern w:val="0"/>
+          <w:sz w:val="22"/>
+        </w:rPr>
+        <w:t>进入</w:t>
+      </w:r>
+      <w:r>
+        <w:rPr>
+          <w:rFonts w:ascii="Tahoma" w:eastAsia="微软雅黑" w:hAnsi="Tahoma" w:hint="eastAsia"/>
+          <w:kern w:val="0"/>
+          <w:sz w:val="22"/>
+        </w:rPr>
+        <w:t xml:space="preserve"> </w:t>
+      </w:r>
+      <w:r>
+        <w:rPr>
+          <w:rFonts w:ascii="Tahoma" w:eastAsia="微软雅黑" w:hAnsi="Tahoma" w:hint="eastAsia"/>
+          <w:color w:val="00B050"/>
+          <w:kern w:val="0"/>
+          <w:sz w:val="22"/>
+        </w:rPr>
+        <w:t>面板</w:t>
+      </w:r>
+      <w:r>
+        <w:rPr>
+          <w:rFonts w:ascii="Tahoma" w:eastAsia="微软雅黑" w:hAnsi="Tahoma" w:hint="eastAsia"/>
+          <w:color w:val="00B050"/>
+          <w:kern w:val="0"/>
+          <w:sz w:val="22"/>
+        </w:rPr>
+        <w:t>管理层</w:t>
+      </w:r>
+      <w:r>
+        <w:rPr>
+          <w:rFonts w:ascii="Tahoma" w:eastAsia="微软雅黑" w:hAnsi="Tahoma" w:hint="eastAsia"/>
+          <w:kern w:val="0"/>
+          <w:sz w:val="22"/>
+        </w:rPr>
+        <w:t>，主动</w:t>
+      </w:r>
+      <w:r>
+        <w:rPr>
+          <w:rFonts w:ascii="Tahoma" w:eastAsia="微软雅黑" w:hAnsi="Tahoma" w:hint="eastAsia"/>
+          <w:kern w:val="0"/>
+          <w:sz w:val="22"/>
+        </w:rPr>
+        <w:t>调用插件指令</w:t>
+      </w:r>
+      <w:r>
+        <w:rPr>
+          <w:rFonts w:ascii="Tahoma" w:eastAsia="微软雅黑" w:hAnsi="Tahoma" w:hint="eastAsia"/>
+          <w:kern w:val="0"/>
+          <w:sz w:val="22"/>
+        </w:rPr>
+        <w:t xml:space="preserve"> </w:t>
+      </w:r>
+      <w:r>
+        <w:rPr>
+          <w:rFonts w:ascii="Tahoma" w:eastAsia="微软雅黑" w:hAnsi="Tahoma" w:hint="eastAsia"/>
+          <w:kern w:val="0"/>
+          <w:sz w:val="22"/>
+        </w:rPr>
+        <w:t>解锁或上锁</w:t>
+      </w:r>
+      <w:r>
+        <w:rPr>
+          <w:rFonts w:ascii="Tahoma" w:eastAsia="微软雅黑" w:hAnsi="Tahoma" w:hint="eastAsia"/>
+          <w:kern w:val="0"/>
+          <w:sz w:val="22"/>
+        </w:rPr>
+        <w:t xml:space="preserve"> </w:t>
+      </w:r>
+      <w:r>
+        <w:rPr>
+          <w:rFonts w:ascii="Tahoma" w:eastAsia="微软雅黑" w:hAnsi="Tahoma" w:hint="eastAsia"/>
+          <w:kern w:val="0"/>
+          <w:sz w:val="22"/>
+        </w:rPr>
+        <w:t>第</w:t>
+      </w:r>
+      <w:r>
+        <w:rPr>
+          <w:rFonts w:ascii="Tahoma" w:eastAsia="微软雅黑" w:hAnsi="Tahoma"/>
+          <w:kern w:val="0"/>
+          <w:sz w:val="22"/>
+        </w:rPr>
+        <w:t>3</w:t>
+      </w:r>
+      <w:r>
+        <w:rPr>
+          <w:rFonts w:ascii="Tahoma" w:eastAsia="微软雅黑" w:hAnsi="Tahoma" w:hint="eastAsia"/>
+          <w:kern w:val="0"/>
+          <w:sz w:val="22"/>
+        </w:rPr>
+        <w:t>条信息。</w:t>
+      </w:r>
+    </w:p>
+    <w:p>
+      <w:pPr>
+        <w:widowControl/>
+        <w:jc w:val="center"/>
+        <w:rPr>
+          <w:rFonts w:ascii="宋体" w:eastAsia="宋体" w:hAnsi="宋体" w:cs="宋体"/>
+          <w:kern w:val="0"/>
+          <w:sz w:val="24"/>
+          <w:szCs w:val="24"/>
+        </w:rPr>
+      </w:pPr>
+      <w:r>
+        <w:rPr>
+          <w:noProof/>
+        </w:rPr>
+        <w:drawing>
+          <wp:inline distT="0" distB="0" distL="0" distR="0" wp14:anchorId="25FC74B1" wp14:editId="04C48C5E">
+            <wp:extent cx="1765121" cy="1173070"/>
+            <wp:effectExtent l="0" t="0" r="6985" b="8255"/>
+            <wp:docPr id="357465332" name="图片 14"/>
+            <wp:cNvGraphicFramePr>
+              <a:graphicFrameLocks xmlns:a="http://schemas.openxmlformats.org/drawingml/2006/main" noChangeAspect="1"/>
+            </wp:cNvGraphicFramePr>
+            <a:graphic xmlns:a="http://schemas.openxmlformats.org/drawingml/2006/main">
+              <a:graphicData uri="http://schemas.openxmlformats.org/drawingml/2006/picture">
+                <pic:pic xmlns:pic="http://schemas.openxmlformats.org/drawingml/2006/picture">
+                  <pic:nvPicPr>
+                    <pic:cNvPr id="0" name="Picture 30"/>
                     <pic:cNvPicPr>
                       <a:picLocks noChangeAspect="1" noChangeArrowheads="1"/>
                     </pic:cNvPicPr>
@@ -8373,7 +8745,7 @@
                   <pic:spPr bwMode="auto">
                     <a:xfrm>
                       <a:off x="0" y="0"/>
-                      <a:ext cx="3907827" cy="1419865"/>
+                      <a:ext cx="1771328" cy="1177195"/>
                     </a:xfrm>
                     <a:prstGeom prst="rect">
                       <a:avLst/>
@@ -8389,148 +8761,24 @@
           </wp:inline>
         </w:drawing>
       </w:r>
-    </w:p>
-    <w:p>
-      <w:pPr>
-        <w:snapToGrid w:val="0"/>
-        <w:rPr>
-          <w:rFonts w:ascii="Tahoma" w:eastAsia="微软雅黑" w:hAnsi="Tahoma"/>
-          <w:kern w:val="0"/>
-          <w:sz w:val="22"/>
-        </w:rPr>
-      </w:pPr>
-      <w:r>
-        <w:rPr>
-          <w:rFonts w:ascii="Tahoma" w:eastAsia="微软雅黑" w:hAnsi="Tahoma" w:hint="eastAsia"/>
-          <w:kern w:val="0"/>
-          <w:sz w:val="22"/>
-        </w:rPr>
-        <w:t>进入</w:t>
-      </w:r>
-      <w:r>
-        <w:rPr>
-          <w:rFonts w:ascii="Tahoma" w:eastAsia="微软雅黑" w:hAnsi="Tahoma" w:hint="eastAsia"/>
-          <w:kern w:val="0"/>
-          <w:sz w:val="22"/>
-        </w:rPr>
-        <w:t xml:space="preserve"> </w:t>
-      </w:r>
-      <w:r>
-        <w:rPr>
-          <w:rFonts w:ascii="Tahoma" w:eastAsia="微软雅黑" w:hAnsi="Tahoma" w:hint="eastAsia"/>
-          <w:color w:val="00B050"/>
-          <w:kern w:val="0"/>
-          <w:sz w:val="22"/>
-        </w:rPr>
-        <w:t>面板</w:t>
-      </w:r>
-      <w:r>
-        <w:rPr>
-          <w:rFonts w:ascii="Tahoma" w:eastAsia="微软雅黑" w:hAnsi="Tahoma" w:hint="eastAsia"/>
-          <w:color w:val="00B050"/>
-          <w:kern w:val="0"/>
-          <w:sz w:val="22"/>
-        </w:rPr>
-        <w:t>管理层</w:t>
-      </w:r>
-      <w:r>
-        <w:rPr>
-          <w:rFonts w:ascii="Tahoma" w:eastAsia="微软雅黑" w:hAnsi="Tahoma" w:hint="eastAsia"/>
-          <w:kern w:val="0"/>
-          <w:sz w:val="22"/>
-        </w:rPr>
-        <w:t>，主动触发</w:t>
-      </w:r>
-      <w:r>
-        <w:rPr>
-          <w:rFonts w:ascii="Tahoma" w:eastAsia="微软雅黑" w:hAnsi="Tahoma" w:hint="eastAsia"/>
-          <w:kern w:val="0"/>
-          <w:sz w:val="22"/>
-        </w:rPr>
-        <w:t xml:space="preserve"> </w:t>
-      </w:r>
-      <w:r>
-        <w:rPr>
-          <w:rFonts w:ascii="Tahoma" w:eastAsia="微软雅黑" w:hAnsi="Tahoma" w:hint="eastAsia"/>
-          <w:kern w:val="0"/>
-          <w:sz w:val="22"/>
-        </w:rPr>
-        <w:t>解锁或上锁</w:t>
-      </w:r>
-      <w:r>
-        <w:rPr>
-          <w:rFonts w:ascii="Tahoma" w:eastAsia="微软雅黑" w:hAnsi="Tahoma" w:hint="eastAsia"/>
-          <w:kern w:val="0"/>
-          <w:sz w:val="22"/>
-        </w:rPr>
-        <w:t xml:space="preserve"> </w:t>
-      </w:r>
-      <w:r>
-        <w:rPr>
-          <w:rFonts w:ascii="Tahoma" w:eastAsia="微软雅黑" w:hAnsi="Tahoma" w:hint="eastAsia"/>
-          <w:kern w:val="0"/>
-          <w:sz w:val="22"/>
-        </w:rPr>
-        <w:t>第</w:t>
-      </w:r>
-      <w:r>
-        <w:rPr>
-          <w:rFonts w:ascii="Tahoma" w:eastAsia="微软雅黑" w:hAnsi="Tahoma"/>
-          <w:kern w:val="0"/>
-          <w:sz w:val="22"/>
-        </w:rPr>
-        <w:t>3</w:t>
-      </w:r>
-      <w:r>
-        <w:rPr>
-          <w:rFonts w:ascii="Tahoma" w:eastAsia="微软雅黑" w:hAnsi="Tahoma" w:hint="eastAsia"/>
-          <w:kern w:val="0"/>
-          <w:sz w:val="22"/>
-        </w:rPr>
-        <w:t>条信息。</w:t>
-      </w:r>
-    </w:p>
-    <w:p>
-      <w:pPr>
-        <w:snapToGrid w:val="0"/>
-        <w:rPr>
-          <w:rFonts w:ascii="Tahoma" w:eastAsia="微软雅黑" w:hAnsi="Tahoma"/>
-          <w:kern w:val="0"/>
-          <w:sz w:val="22"/>
-        </w:rPr>
-      </w:pPr>
-      <w:r>
-        <w:rPr>
-          <w:rFonts w:ascii="Tahoma" w:eastAsia="微软雅黑" w:hAnsi="Tahoma" w:hint="eastAsia"/>
-          <w:kern w:val="0"/>
-          <w:sz w:val="22"/>
-        </w:rPr>
-        <w:t>（手动触发数据变化，才会保存，默认是不存的。）</w:t>
-      </w:r>
-    </w:p>
-    <w:p>
-      <w:pPr>
-        <w:widowControl/>
-        <w:jc w:val="center"/>
-        <w:rPr>
-          <w:rFonts w:ascii="宋体" w:eastAsia="宋体" w:hAnsi="宋体" w:cs="宋体"/>
+      <w:r>
+        <w:rPr>
+          <w:rFonts w:ascii="宋体" w:eastAsia="宋体" w:hAnsi="宋体" w:cs="宋体" w:hint="eastAsia"/>
           <w:kern w:val="0"/>
           <w:sz w:val="24"/>
           <w:szCs w:val="24"/>
         </w:rPr>
-      </w:pPr>
-      <w:r>
-        <w:rPr>
-          <w:rFonts w:ascii="Tahoma" w:eastAsia="微软雅黑" w:hAnsi="Tahoma"/>
+        <w:t xml:space="preserve"> </w:t>
+      </w:r>
+      <w:r>
+        <w:rPr>
           <w:noProof/>
-          <w:kern w:val="0"/>
-          <w:sz w:val="22"/>
         </w:rPr>
         <w:drawing>
-          <wp:inline distT="0" distB="0" distL="0" distR="0" wp14:anchorId="568E95E1" wp14:editId="5A2E8832">
-            <wp:extent cx="1858645" cy="1235225"/>
-            <wp:effectExtent l="0" t="0" r="8255" b="3175"/>
-            <wp:docPr id="4" name="图片 4"/>
+          <wp:inline distT="0" distB="0" distL="0" distR="0" wp14:anchorId="7DD8E3F5" wp14:editId="758FB03F">
+            <wp:extent cx="3124200" cy="1175381"/>
+            <wp:effectExtent l="0" t="0" r="0" b="6350"/>
+            <wp:docPr id="2048173201" name="图片 15"/>
             <wp:cNvGraphicFramePr>
               <a:graphicFrameLocks xmlns:a="http://schemas.openxmlformats.org/drawingml/2006/main" noChangeAspect="1"/>
             </wp:cNvGraphicFramePr>
@@ -8538,7 +8786,7 @@
               <a:graphicData uri="http://schemas.openxmlformats.org/drawingml/2006/picture">
                 <pic:pic xmlns:pic="http://schemas.openxmlformats.org/drawingml/2006/picture">
                   <pic:nvPicPr>
-                    <pic:cNvPr id="0" name="Picture 4"/>
+                    <pic:cNvPr id="0" name="Picture 32"/>
                     <pic:cNvPicPr>
                       <a:picLocks noChangeAspect="1" noChangeArrowheads="1"/>
                     </pic:cNvPicPr>
@@ -8559,7 +8807,7 @@
                   <pic:spPr bwMode="auto">
                     <a:xfrm>
                       <a:off x="0" y="0"/>
-                      <a:ext cx="1872783" cy="1244621"/>
+                      <a:ext cx="3141553" cy="1181910"/>
                     </a:xfrm>
                     <a:prstGeom prst="rect">
                       <a:avLst/>
@@ -8575,19 +8823,186 @@
           </wp:inline>
         </w:drawing>
       </w:r>
-      <w:r>
+    </w:p>
+    <w:p>
+      <w:pPr>
+        <w:widowControl/>
+        <w:jc w:val="left"/>
+        <w:rPr>
+          <w:rFonts w:ascii="Tahoma" w:eastAsia="微软雅黑" w:hAnsi="Tahoma"/>
+          <w:kern w:val="0"/>
+          <w:sz w:val="22"/>
+        </w:rPr>
+      </w:pPr>
+      <w:r>
+        <w:rPr>
+          <w:rFonts w:ascii="Tahoma" w:eastAsia="微软雅黑" w:hAnsi="Tahoma"/>
+          <w:kern w:val="0"/>
+          <w:sz w:val="22"/>
+        </w:rPr>
+        <w:br w:type="page"/>
+      </w:r>
+    </w:p>
+    <w:p>
+      <w:pPr>
+        <w:rPr>
+          <w:rFonts w:ascii="Tahoma" w:eastAsia="微软雅黑" w:hAnsi="Tahoma"/>
+          <w:kern w:val="0"/>
+          <w:sz w:val="22"/>
+        </w:rPr>
+      </w:pPr>
+      <w:r>
+        <w:rPr>
+          <w:rFonts w:ascii="Tahoma" w:eastAsia="微软雅黑" w:hAnsi="Tahoma" w:hint="eastAsia"/>
+          <w:kern w:val="0"/>
+          <w:sz w:val="22"/>
+        </w:rPr>
+        <w:lastRenderedPageBreak/>
+        <w:t>现在去</w:t>
+      </w:r>
+      <w:r>
+        <w:rPr>
+          <w:rFonts w:ascii="Tahoma" w:eastAsia="微软雅黑" w:hAnsi="Tahoma" w:hint="eastAsia"/>
+          <w:kern w:val="0"/>
+          <w:sz w:val="22"/>
+        </w:rPr>
+        <w:t>c</w:t>
+      </w:r>
+      <w:r>
+        <w:rPr>
+          <w:rFonts w:ascii="Tahoma" w:eastAsia="微软雅黑" w:hAnsi="Tahoma" w:hint="eastAsia"/>
+          <w:kern w:val="0"/>
+          <w:sz w:val="22"/>
+        </w:rPr>
+        <w:t>盘看看，可以发现数据已经被存上了。</w:t>
+      </w:r>
+    </w:p>
+    <w:p>
+      <w:pPr>
+        <w:snapToGrid w:val="0"/>
+        <w:rPr>
+          <w:rFonts w:ascii="Tahoma" w:eastAsia="微软雅黑" w:hAnsi="Tahoma"/>
+          <w:kern w:val="0"/>
+          <w:sz w:val="22"/>
+        </w:rPr>
+      </w:pPr>
+      <w:r>
+        <w:rPr>
+          <w:rFonts w:ascii="Tahoma" w:eastAsia="微软雅黑" w:hAnsi="Tahoma" w:hint="eastAsia"/>
+          <w:kern w:val="0"/>
+          <w:sz w:val="22"/>
+        </w:rPr>
+        <w:t>meta</w:t>
+      </w:r>
+      <w:r>
+        <w:rPr>
+          <w:rFonts w:ascii="Tahoma" w:eastAsia="微软雅黑" w:hAnsi="Tahoma" w:hint="eastAsia"/>
+          <w:kern w:val="0"/>
+          <w:sz w:val="22"/>
+        </w:rPr>
+        <w:t>元素</w:t>
+      </w:r>
+      <w:r>
+        <w:rPr>
+          <w:rFonts w:ascii="Tahoma" w:eastAsia="微软雅黑" w:hAnsi="Tahoma" w:hint="eastAsia"/>
+          <w:kern w:val="0"/>
+          <w:sz w:val="22"/>
+        </w:rPr>
+        <w:t>就</w:t>
+      </w:r>
+      <w:r>
+        <w:rPr>
+          <w:rFonts w:ascii="Tahoma" w:eastAsia="微软雅黑" w:hAnsi="Tahoma" w:hint="eastAsia"/>
+          <w:kern w:val="0"/>
+          <w:sz w:val="22"/>
+        </w:rPr>
+        <w:t>可以通过这个存储</w:t>
+      </w:r>
+      <w:r>
+        <w:rPr>
+          <w:rFonts w:ascii="Tahoma" w:eastAsia="微软雅黑" w:hAnsi="Tahoma" w:hint="eastAsia"/>
+          <w:kern w:val="0"/>
+          <w:sz w:val="22"/>
+        </w:rPr>
+        <w:t>文件</w:t>
+      </w:r>
+      <w:r>
+        <w:rPr>
+          <w:rFonts w:ascii="Tahoma" w:eastAsia="微软雅黑" w:hAnsi="Tahoma" w:hint="eastAsia"/>
+          <w:kern w:val="0"/>
+          <w:sz w:val="22"/>
+        </w:rPr>
+        <w:t>，知道玩家是否玩过游戏</w:t>
+      </w:r>
+      <w:r>
+        <w:rPr>
+          <w:rFonts w:ascii="Tahoma" w:eastAsia="微软雅黑" w:hAnsi="Tahoma" w:hint="eastAsia"/>
+          <w:kern w:val="0"/>
+          <w:sz w:val="22"/>
+        </w:rPr>
+        <w:t>，经历了哪些剧情</w:t>
+      </w:r>
+      <w:r>
+        <w:rPr>
+          <w:rFonts w:ascii="Tahoma" w:eastAsia="微软雅黑" w:hAnsi="Tahoma" w:hint="eastAsia"/>
+          <w:kern w:val="0"/>
+          <w:sz w:val="22"/>
+        </w:rPr>
+        <w:t>，</w:t>
+      </w:r>
+      <w:r>
+        <w:rPr>
+          <w:rFonts w:ascii="Tahoma" w:eastAsia="微软雅黑" w:hAnsi="Tahoma" w:hint="eastAsia"/>
+          <w:kern w:val="0"/>
+          <w:sz w:val="22"/>
+        </w:rPr>
+        <w:t>你可以根据这个设计</w:t>
+      </w:r>
+      <w:r>
+        <w:rPr>
+          <w:rFonts w:ascii="Tahoma" w:eastAsia="微软雅黑" w:hAnsi="Tahoma" w:hint="eastAsia"/>
+          <w:kern w:val="0"/>
+          <w:sz w:val="22"/>
+        </w:rPr>
+        <w:t>不同的</w:t>
+      </w:r>
+      <w:r>
+        <w:rPr>
+          <w:rFonts w:ascii="Tahoma" w:eastAsia="微软雅黑" w:hAnsi="Tahoma" w:hint="eastAsia"/>
+          <w:kern w:val="0"/>
+          <w:sz w:val="22"/>
+        </w:rPr>
+        <w:t>剧情与</w:t>
+      </w:r>
+      <w:r>
+        <w:rPr>
+          <w:rFonts w:ascii="Tahoma" w:eastAsia="微软雅黑" w:hAnsi="Tahoma" w:hint="eastAsia"/>
+          <w:kern w:val="0"/>
+          <w:sz w:val="22"/>
+        </w:rPr>
+        <w:t>结果。</w:t>
+      </w:r>
+    </w:p>
+    <w:p>
+      <w:pPr>
+        <w:widowControl/>
+        <w:jc w:val="center"/>
         <w:rPr>
           <w:rFonts w:ascii="宋体" w:eastAsia="宋体" w:hAnsi="宋体" w:cs="宋体"/>
-          <w:noProof/>
           <w:kern w:val="0"/>
           <w:sz w:val="24"/>
           <w:szCs w:val="24"/>
         </w:rPr>
+      </w:pPr>
+      <w:r>
+        <w:rPr>
+          <w:noProof/>
+        </w:rPr>
         <w:drawing>
-          <wp:inline distT="0" distB="0" distL="0" distR="0" wp14:anchorId="2CE39E89" wp14:editId="7A2931C6">
-            <wp:extent cx="2537460" cy="954639"/>
-            <wp:effectExtent l="0" t="0" r="0" b="0"/>
-            <wp:docPr id="15" name="图片 15"/>
+          <wp:inline distT="0" distB="0" distL="0" distR="0" wp14:anchorId="7B483996" wp14:editId="0E382BD4">
+            <wp:extent cx="5021580" cy="2425545"/>
+            <wp:effectExtent l="0" t="0" r="7620" b="0"/>
+            <wp:docPr id="791145653" name="图片 16"/>
             <wp:cNvGraphicFramePr>
               <a:graphicFrameLocks xmlns:a="http://schemas.openxmlformats.org/drawingml/2006/main" noChangeAspect="1"/>
             </wp:cNvGraphicFramePr>
@@ -8595,7 +9010,7 @@
               <a:graphicData uri="http://schemas.openxmlformats.org/drawingml/2006/picture">
                 <pic:pic xmlns:pic="http://schemas.openxmlformats.org/drawingml/2006/picture">
                   <pic:nvPicPr>
-                    <pic:cNvPr id="0" name="Picture 17"/>
+                    <pic:cNvPr id="0" name="Picture 34"/>
                     <pic:cNvPicPr>
                       <a:picLocks noChangeAspect="1" noChangeArrowheads="1"/>
                     </pic:cNvPicPr>
@@ -8616,7 +9031,7 @@
                   <pic:spPr bwMode="auto">
                     <a:xfrm>
                       <a:off x="0" y="0"/>
-                      <a:ext cx="2542336" cy="956473"/>
+                      <a:ext cx="5026821" cy="2428077"/>
                     </a:xfrm>
                     <a:prstGeom prst="rect">
                       <a:avLst/>
@@ -8633,9 +9048,111 @@
         </w:drawing>
       </w:r>
     </w:p>
-    <w:p>
-      <w:pPr>
-        <w:jc w:val="center"/>
+    <w:tbl>
+      <w:tblPr>
+        <w:tblStyle w:val="af"/>
+        <w:tblW w:w="0" w:type="auto"/>
+        <w:shd w:val="clear" w:color="auto" w:fill="DEEAF6" w:themeFill="accent1" w:themeFillTint="33"/>
+        <w:tblLook w:val="04A0" w:firstRow="1" w:lastRow="0" w:firstColumn="1" w:lastColumn="0" w:noHBand="0" w:noVBand="1"/>
+      </w:tblPr>
+      <w:tblGrid>
+        <w:gridCol w:w="8522"/>
+      </w:tblGrid>
+      <w:tr>
+        <w:tc>
+          <w:tcPr>
+            <w:tcW w:w="8522" w:type="dxa"/>
+            <w:shd w:val="clear" w:color="auto" w:fill="DEEAF6" w:themeFill="accent1" w:themeFillTint="33"/>
+          </w:tcPr>
+          <w:p>
+            <w:pPr>
+              <w:snapToGrid w:val="0"/>
+              <w:rPr>
+                <w:rFonts w:ascii="Tahoma" w:eastAsia="微软雅黑" w:hAnsi="Tahoma"/>
+                <w:kern w:val="0"/>
+                <w:sz w:val="22"/>
+              </w:rPr>
+            </w:pPr>
+            <w:r>
+              <w:rPr>
+                <w:rFonts w:ascii="Tahoma" w:eastAsia="微软雅黑" w:hAnsi="Tahoma" w:hint="eastAsia"/>
+                <w:kern w:val="0"/>
+                <w:sz w:val="22"/>
+              </w:rPr>
+              <w:t>有的电脑可能会因为权限问题，不让存。</w:t>
+            </w:r>
+          </w:p>
+          <w:p>
+            <w:pPr>
+              <w:snapToGrid w:val="0"/>
+              <w:rPr>
+                <w:rFonts w:ascii="Tahoma" w:eastAsia="微软雅黑" w:hAnsi="Tahoma" w:hint="eastAsia"/>
+                <w:kern w:val="0"/>
+                <w:sz w:val="22"/>
+              </w:rPr>
+            </w:pPr>
+            <w:r>
+              <w:rPr>
+                <w:rFonts w:ascii="Tahoma" w:eastAsia="微软雅黑" w:hAnsi="Tahoma" w:hint="eastAsia"/>
+                <w:kern w:val="0"/>
+                <w:sz w:val="22"/>
+              </w:rPr>
+              <w:t>插件存储失败时，会选择在</w:t>
+            </w:r>
+            <w:r>
+              <w:rPr>
+                <w:rFonts w:ascii="Tahoma" w:eastAsia="微软雅黑" w:hAnsi="Tahoma" w:hint="eastAsia"/>
+                <w:kern w:val="0"/>
+                <w:sz w:val="22"/>
+              </w:rPr>
+              <w:t xml:space="preserve"> </w:t>
+            </w:r>
+            <w:r>
+              <w:rPr>
+                <w:rFonts w:ascii="Tahoma" w:eastAsia="微软雅黑" w:hAnsi="Tahoma" w:hint="eastAsia"/>
+                <w:kern w:val="0"/>
+                <w:sz w:val="22"/>
+              </w:rPr>
+              <w:t>游戏的</w:t>
+            </w:r>
+            <w:r>
+              <w:rPr>
+                <w:rFonts w:ascii="Tahoma" w:eastAsia="微软雅黑" w:hAnsi="Tahoma" w:hint="eastAsia"/>
+                <w:kern w:val="0"/>
+                <w:sz w:val="22"/>
+              </w:rPr>
+              <w:t>save</w:t>
+            </w:r>
+            <w:r>
+              <w:rPr>
+                <w:rFonts w:ascii="Tahoma" w:eastAsia="微软雅黑" w:hAnsi="Tahoma" w:hint="eastAsia"/>
+                <w:kern w:val="0"/>
+                <w:sz w:val="22"/>
+              </w:rPr>
+              <w:t>文件夹下存文件</w:t>
+            </w:r>
+            <w:r>
+              <w:rPr>
+                <w:rFonts w:ascii="Tahoma" w:eastAsia="微软雅黑" w:hAnsi="Tahoma"/>
+                <w:kern w:val="0"/>
+                <w:sz w:val="22"/>
+              </w:rPr>
+              <w:t>drill_globalDefault.rpgsave</w:t>
+            </w:r>
+            <w:r>
+              <w:rPr>
+                <w:rFonts w:ascii="Tahoma" w:eastAsia="微软雅黑" w:hAnsi="Tahoma" w:hint="eastAsia"/>
+                <w:kern w:val="0"/>
+                <w:sz w:val="22"/>
+              </w:rPr>
+              <w:t>。</w:t>
+            </w:r>
+          </w:p>
+        </w:tc>
+      </w:tr>
+    </w:tbl>
+    <w:p>
+      <w:pPr>
         <w:rPr>
           <w:rFonts w:ascii="Tahoma" w:eastAsia="微软雅黑" w:hAnsi="Tahoma"/>
           <w:kern w:val="0"/>
@@ -8664,310 +9181,10 @@
     </w:p>
     <w:p>
       <w:pPr>
-        <w:rPr>
-          <w:rFonts w:ascii="Tahoma" w:eastAsia="微软雅黑" w:hAnsi="Tahoma"/>
-          <w:kern w:val="0"/>
-          <w:sz w:val="22"/>
-        </w:rPr>
-      </w:pPr>
-      <w:r>
-        <w:rPr>
-          <w:rFonts w:ascii="Tahoma" w:eastAsia="微软雅黑" w:hAnsi="Tahoma" w:hint="eastAsia"/>
-          <w:kern w:val="0"/>
-          <w:sz w:val="22"/>
-        </w:rPr>
-        <w:lastRenderedPageBreak/>
-        <w:t>现在去</w:t>
-      </w:r>
-      <w:r>
-        <w:rPr>
-          <w:rFonts w:ascii="Tahoma" w:eastAsia="微软雅黑" w:hAnsi="Tahoma" w:hint="eastAsia"/>
-          <w:kern w:val="0"/>
-          <w:sz w:val="22"/>
-        </w:rPr>
-        <w:t>c</w:t>
-      </w:r>
-      <w:r>
-        <w:rPr>
-          <w:rFonts w:ascii="Tahoma" w:eastAsia="微软雅黑" w:hAnsi="Tahoma" w:hint="eastAsia"/>
-          <w:kern w:val="0"/>
-          <w:sz w:val="22"/>
-        </w:rPr>
-        <w:t>盘看看，可以发现数据已经被存上了。</w:t>
-      </w:r>
-    </w:p>
-    <w:p>
-      <w:pPr>
-        <w:snapToGrid w:val="0"/>
-        <w:rPr>
-          <w:rFonts w:ascii="Tahoma" w:eastAsia="微软雅黑" w:hAnsi="Tahoma"/>
-          <w:kern w:val="0"/>
-          <w:sz w:val="22"/>
-        </w:rPr>
-      </w:pPr>
-      <w:r>
-        <w:rPr>
-          <w:rFonts w:ascii="Tahoma" w:eastAsia="微软雅黑" w:hAnsi="Tahoma" w:hint="eastAsia"/>
-          <w:kern w:val="0"/>
-          <w:sz w:val="22"/>
-        </w:rPr>
-        <w:t>meta</w:t>
-      </w:r>
-      <w:r>
-        <w:rPr>
-          <w:rFonts w:ascii="Tahoma" w:eastAsia="微软雅黑" w:hAnsi="Tahoma" w:hint="eastAsia"/>
-          <w:kern w:val="0"/>
-          <w:sz w:val="22"/>
-        </w:rPr>
-        <w:t>元素</w:t>
-      </w:r>
-      <w:r>
-        <w:rPr>
-          <w:rFonts w:ascii="Tahoma" w:eastAsia="微软雅黑" w:hAnsi="Tahoma" w:hint="eastAsia"/>
-          <w:kern w:val="0"/>
-          <w:sz w:val="22"/>
-        </w:rPr>
-        <w:t>就</w:t>
-      </w:r>
-      <w:r>
-        <w:rPr>
-          <w:rFonts w:ascii="Tahoma" w:eastAsia="微软雅黑" w:hAnsi="Tahoma" w:hint="eastAsia"/>
-          <w:kern w:val="0"/>
-          <w:sz w:val="22"/>
-        </w:rPr>
-        <w:t>可以通过这个存储</w:t>
-      </w:r>
-      <w:r>
-        <w:rPr>
-          <w:rFonts w:ascii="Tahoma" w:eastAsia="微软雅黑" w:hAnsi="Tahoma" w:hint="eastAsia"/>
-          <w:kern w:val="0"/>
-          <w:sz w:val="22"/>
-        </w:rPr>
-        <w:t>文件</w:t>
-      </w:r>
-      <w:r>
-        <w:rPr>
-          <w:rFonts w:ascii="Tahoma" w:eastAsia="微软雅黑" w:hAnsi="Tahoma" w:hint="eastAsia"/>
-          <w:kern w:val="0"/>
-          <w:sz w:val="22"/>
-        </w:rPr>
-        <w:t>，知道玩家是否玩过游戏</w:t>
-      </w:r>
-      <w:r>
-        <w:rPr>
-          <w:rFonts w:ascii="Tahoma" w:eastAsia="微软雅黑" w:hAnsi="Tahoma" w:hint="eastAsia"/>
-          <w:kern w:val="0"/>
-          <w:sz w:val="22"/>
-        </w:rPr>
-        <w:t>，经历了哪些剧情</w:t>
-      </w:r>
-      <w:r>
-        <w:rPr>
-          <w:rFonts w:ascii="Tahoma" w:eastAsia="微软雅黑" w:hAnsi="Tahoma" w:hint="eastAsia"/>
-          <w:kern w:val="0"/>
-          <w:sz w:val="22"/>
-        </w:rPr>
-        <w:t>，</w:t>
-      </w:r>
-      <w:r>
-        <w:rPr>
-          <w:rFonts w:ascii="Tahoma" w:eastAsia="微软雅黑" w:hAnsi="Tahoma" w:hint="eastAsia"/>
-          <w:kern w:val="0"/>
-          <w:sz w:val="22"/>
-        </w:rPr>
-        <w:t>你可以根据这个设计</w:t>
-      </w:r>
-      <w:r>
-        <w:rPr>
-          <w:rFonts w:ascii="Tahoma" w:eastAsia="微软雅黑" w:hAnsi="Tahoma" w:hint="eastAsia"/>
-          <w:kern w:val="0"/>
-          <w:sz w:val="22"/>
-        </w:rPr>
-        <w:t>不同的</w:t>
-      </w:r>
-      <w:r>
-        <w:rPr>
-          <w:rFonts w:ascii="Tahoma" w:eastAsia="微软雅黑" w:hAnsi="Tahoma" w:hint="eastAsia"/>
-          <w:kern w:val="0"/>
-          <w:sz w:val="22"/>
-        </w:rPr>
-        <w:t>剧情与</w:t>
-      </w:r>
-      <w:r>
-        <w:rPr>
-          <w:rFonts w:ascii="Tahoma" w:eastAsia="微软雅黑" w:hAnsi="Tahoma" w:hint="eastAsia"/>
-          <w:kern w:val="0"/>
-          <w:sz w:val="22"/>
-        </w:rPr>
-        <w:t>结果。</w:t>
-      </w:r>
-    </w:p>
-    <w:p>
-      <w:pPr>
-        <w:widowControl/>
-        <w:jc w:val="center"/>
-        <w:rPr>
-          <w:rFonts w:ascii="宋体" w:eastAsia="宋体" w:hAnsi="宋体" w:cs="宋体"/>
-          <w:kern w:val="0"/>
-          <w:sz w:val="24"/>
-          <w:szCs w:val="24"/>
-        </w:rPr>
-      </w:pPr>
-      <w:r>
-        <w:rPr>
-          <w:rFonts w:ascii="宋体" w:eastAsia="宋体" w:hAnsi="宋体" w:cs="宋体"/>
-          <w:noProof/>
-          <w:kern w:val="0"/>
-          <w:sz w:val="24"/>
-          <w:szCs w:val="24"/>
-        </w:rPr>
-        <w:drawing>
-          <wp:inline distT="0" distB="0" distL="0" distR="0" wp14:anchorId="425B8310" wp14:editId="1C17F38F">
-            <wp:extent cx="3573780" cy="1726222"/>
-            <wp:effectExtent l="0" t="0" r="7620" b="7620"/>
-            <wp:docPr id="14" name="图片 14"/>
-            <wp:cNvGraphicFramePr>
-              <a:graphicFrameLocks xmlns:a="http://schemas.openxmlformats.org/drawingml/2006/main" noChangeAspect="1"/>
-            </wp:cNvGraphicFramePr>
-            <a:graphic xmlns:a="http://schemas.openxmlformats.org/drawingml/2006/main">
-              <a:graphicData uri="http://schemas.openxmlformats.org/drawingml/2006/picture">
-                <pic:pic xmlns:pic="http://schemas.openxmlformats.org/drawingml/2006/picture">
-                  <pic:nvPicPr>
-                    <pic:cNvPr id="0" name="Picture 15"/>
-                    <pic:cNvPicPr>
-                      <a:picLocks noChangeAspect="1" noChangeArrowheads="1"/>
-                    </pic:cNvPicPr>
-                  </pic:nvPicPr>
-                  <pic:blipFill>
-                    <a:blip r:embed="rId30">
-                      <a:extLst>
-                        <a:ext uri="{28A0092B-C50C-407E-A947-70E740481C1C}">
-                          <a14:useLocalDpi xmlns:a14="http://schemas.microsoft.com/office/drawing/2010/main" val="0"/>
-                        </a:ext>
-                      </a:extLst>
-                    </a:blip>
-                    <a:srcRect/>
-                    <a:stretch>
-                      <a:fillRect/>
-                    </a:stretch>
-                  </pic:blipFill>
-                  <pic:spPr bwMode="auto">
-                    <a:xfrm>
-                      <a:off x="0" y="0"/>
-                      <a:ext cx="3592598" cy="1735312"/>
-                    </a:xfrm>
-                    <a:prstGeom prst="rect">
-                      <a:avLst/>
-                    </a:prstGeom>
-                    <a:noFill/>
-                    <a:ln>
-                      <a:noFill/>
-                    </a:ln>
-                  </pic:spPr>
-                </pic:pic>
-              </a:graphicData>
-            </a:graphic>
-          </wp:inline>
-        </w:drawing>
-      </w:r>
-    </w:p>
-    <w:p>
-      <w:pPr>
-        <w:snapToGrid w:val="0"/>
-        <w:rPr>
-          <w:rFonts w:ascii="Tahoma" w:eastAsia="微软雅黑" w:hAnsi="Tahoma"/>
-          <w:kern w:val="0"/>
-          <w:sz w:val="22"/>
-        </w:rPr>
-      </w:pPr>
-      <w:r>
-        <w:rPr>
-          <w:rFonts w:ascii="Tahoma" w:eastAsia="微软雅黑" w:hAnsi="Tahoma" w:hint="eastAsia"/>
-          <w:kern w:val="0"/>
-          <w:sz w:val="22"/>
-        </w:rPr>
-        <w:t>（有的电脑可能会因为权限问题，不让存。插件存储失败时，会选择在</w:t>
-      </w:r>
-      <w:r>
-        <w:rPr>
-          <w:rFonts w:ascii="Tahoma" w:eastAsia="微软雅黑" w:hAnsi="Tahoma" w:hint="eastAsia"/>
-          <w:kern w:val="0"/>
-          <w:sz w:val="22"/>
-        </w:rPr>
-        <w:t xml:space="preserve"> </w:t>
-      </w:r>
-      <w:r>
-        <w:rPr>
-          <w:rFonts w:ascii="Tahoma" w:eastAsia="微软雅黑" w:hAnsi="Tahoma" w:hint="eastAsia"/>
-          <w:kern w:val="0"/>
-          <w:sz w:val="22"/>
-        </w:rPr>
-        <w:t>游戏的</w:t>
-      </w:r>
-      <w:r>
-        <w:rPr>
-          <w:rFonts w:ascii="Tahoma" w:eastAsia="微软雅黑" w:hAnsi="Tahoma" w:hint="eastAsia"/>
-          <w:kern w:val="0"/>
-          <w:sz w:val="22"/>
-        </w:rPr>
-        <w:t>save</w:t>
-      </w:r>
-      <w:r>
-        <w:rPr>
-          <w:rFonts w:ascii="Tahoma" w:eastAsia="微软雅黑" w:hAnsi="Tahoma" w:hint="eastAsia"/>
-          <w:kern w:val="0"/>
-          <w:sz w:val="22"/>
-        </w:rPr>
-        <w:t>文件夹下存文件</w:t>
-      </w:r>
-      <w:r>
-        <w:rPr>
-          <w:rFonts w:ascii="Tahoma" w:eastAsia="微软雅黑" w:hAnsi="Tahoma"/>
-          <w:kern w:val="0"/>
-          <w:sz w:val="22"/>
-        </w:rPr>
-        <w:t>drill_globalDefault.rpgsave</w:t>
-      </w:r>
-      <w:r>
-        <w:rPr>
-          <w:rFonts w:ascii="Tahoma" w:eastAsia="微软雅黑" w:hAnsi="Tahoma" w:hint="eastAsia"/>
-          <w:kern w:val="0"/>
-          <w:sz w:val="22"/>
-        </w:rPr>
-        <w:t>。）</w:t>
-      </w:r>
-    </w:p>
-    <w:p>
-      <w:pPr>
-        <w:rPr>
-          <w:rFonts w:ascii="Tahoma" w:eastAsia="微软雅黑" w:hAnsi="Tahoma"/>
-          <w:kern w:val="0"/>
-          <w:sz w:val="22"/>
-        </w:rPr>
-      </w:pPr>
-    </w:p>
-    <w:p>
-      <w:pPr>
-        <w:widowControl/>
-        <w:jc w:val="left"/>
-        <w:rPr>
-          <w:rFonts w:ascii="Tahoma" w:eastAsia="微软雅黑" w:hAnsi="Tahoma"/>
-          <w:kern w:val="0"/>
-          <w:sz w:val="22"/>
-        </w:rPr>
-      </w:pPr>
-      <w:r>
-        <w:rPr>
-          <w:rFonts w:ascii="Tahoma" w:eastAsia="微软雅黑" w:hAnsi="Tahoma"/>
-          <w:kern w:val="0"/>
-          <w:sz w:val="22"/>
-        </w:rPr>
-        <w:br w:type="page"/>
-      </w:r>
-    </w:p>
-    <w:p>
-      <w:pPr>
         <w:pStyle w:val="2"/>
+        <w:rPr>
+          <w:rFonts w:hint="eastAsia"/>
+        </w:rPr>
       </w:pPr>
       <w:r>
         <w:rPr>
@@ -9157,9 +9374,14 @@
 </file>
 
 <file path=word/endnotes.xml><?xml version="1.0" encoding="utf-8"?>
-<w:endnotes xmlns:wpc="http://schemas.microsoft.com/office/word/2010/wordprocessingCanvas" xmlns:cx="http://schemas.microsoft.com/office/drawing/2014/chartex" xmlns:cx1="http://schemas.microsoft.com/office/drawing/2015/9/8/chartex" xmlns:cx2="http://schemas.microsoft.com/office/drawing/2015/10/21/chartex" xmlns:cx3="http://schemas.microsoft.com/office/drawing/2016/5/9/chartex" xmlns:cx4="http://schemas.microsoft.com/office/drawing/2016/5/10/chartex" xmlns:cx5="http://schemas.microsoft.com/office/drawing/2016/5/11/chartex" xmlns:cx6="http://schemas.microsoft.com/office/drawing/2016/5/12/chartex" xmlns:cx7="http://schemas.microsoft.com/office/drawing/2016/5/13/chartex" xmlns:cx8="http://schemas.microsoft.com/office/drawing/2016/5/14/chartex" xmlns:mc="http://schemas.openxmlformats.org/markup-compatibility/2006" xmlns:aink="http://schemas.microsoft.com/office/drawing/2016/ink" xmlns:am3d="http://schemas.microsoft.com/office/drawing/2017/model3d" xmlns:o="urn:schemas-microsoft-com:office:office" xmlns:oel="http://schemas.microsoft.com/office/2019/extlst" xmlns:r="http://schemas.openxmlformats.org/officeDocument/2006/relationships" xmlns:m="http://schemas.openxmlformats.org/officeDocument/2006/math" xmlns:v="urn:schemas-microsoft-com:vml" xmlns:wp14="http://schemas.microsoft.com/office/word/2010/wordprocessingDrawing" xmlns:wp="http://schemas.openxmlformats.org/drawingml/2006/wordprocessingDrawing" xmlns:w10="urn:schemas-microsoft-com:office:word" xmlns:w="http://schemas.openxmlformats.org/wordprocessingml/2006/main" xmlns:w14="http://schemas.microsoft.com/office/word/2010/wordml" xmlns:w15="http://schemas.microsoft.com/office/word/2012/wordml" xmlns:w16cex="http://schemas.microsoft.com/office/word/2018/wordml/cex" xmlns:w16cid="http://schemas.microsoft.com/office/word/2016/wordml/cid" xmlns:w16="http://schemas.microsoft.com/office/word/2018/wordml" xmlns:w16sdtdh="http://schemas.microsoft.com/office/word/2020/wordml/sdtdatahash" xmlns:w16se="http://schemas.microsoft.com/office/word/2015/wordml/symex" xmlns:wpg="http://schemas.microsoft.com/office/word/2010/wordprocessingGroup" xmlns:wpi="http://schemas.microsoft.com/office/word/2010/wordprocessingInk" xmlns:wne="http://schemas.microsoft.com/office/word/2006/wordml" xmlns:wps="http://schemas.microsoft.com/office/word/2010/wordprocessingShape" mc:Ignorable="w14 w15 w16se w16cid w16 w16cex w16sdtdh wp14">
+<w:endnotes xmlns:wpc="http://schemas.microsoft.com/office/word/2010/wordprocessingCanvas" xmlns:cx="http://schemas.microsoft.com/office/drawing/2014/chartex" xmlns:cx1="http://schemas.microsoft.com/office/drawing/2015/9/8/chartex" xmlns:cx2="http://schemas.microsoft.com/office/drawing/2015/10/21/chartex" xmlns:cx3="http://schemas.microsoft.com/office/drawing/2016/5/9/chartex" xmlns:cx4="http://schemas.microsoft.com/office/drawing/2016/5/10/chartex" xmlns:cx5="http://schemas.microsoft.com/office/drawing/2016/5/11/chartex" xmlns:cx6="http://schemas.microsoft.com/office/drawing/2016/5/12/chartex" xmlns:cx7="http://schemas.microsoft.com/office/drawing/2016/5/13/chartex" xmlns:cx8="http://schemas.microsoft.com/office/drawing/2016/5/14/chartex" xmlns:mc="http://schemas.openxmlformats.org/markup-compatibility/2006" xmlns:aink="http://schemas.microsoft.com/office/drawing/2016/ink" xmlns:am3d="http://schemas.microsoft.com/office/drawing/2017/model3d" xmlns:o="urn:schemas-microsoft-com:office:office" xmlns:oel="http://schemas.microsoft.com/office/2019/extlst" xmlns:r="http://schemas.openxmlformats.org/officeDocument/2006/relationships" xmlns:m="http://schemas.openxmlformats.org/officeDocument/2006/math" xmlns:v="urn:schemas-microsoft-com:vml" xmlns:wp14="http://schemas.microsoft.com/office/word/2010/wordprocessingDrawing" xmlns:wp="http://schemas.openxmlformats.org/drawingml/2006/wordprocessingDrawing" xmlns:w10="urn:schemas-microsoft-com:office:word" xmlns:w="http://schemas.openxmlformats.org/wordprocessingml/2006/main" xmlns:w14="http://schemas.microsoft.com/office/word/2010/wordml" xmlns:w15="http://schemas.microsoft.com/office/word/2012/wordml" xmlns:w16cex="http://schemas.microsoft.com/office/word/2018/wordml/cex" xmlns:w16cid="http://schemas.microsoft.com/office/word/2016/wordml/cid" xmlns:w16="http://schemas.microsoft.com/office/word/2018/wordml" xmlns:w16du="http://schemas.microsoft.com/office/word/2023/wordml/word16du" xmlns:w16sdtdh="http://schemas.microsoft.com/office/word/2020/wordml/sdtdatahash" xmlns:w16sdtfl="http://schemas.microsoft.com/office/word/2024/wordml/sdtformatlock" xmlns:w16se="http://schemas.microsoft.com/office/word/2015/wordml/symex" xmlns:wpg="http://schemas.microsoft.com/office/word/2010/wordprocessingGroup" xmlns:wpi="http://schemas.microsoft.com/office/word/2010/wordprocessingInk" xmlns:wne="http://schemas.microsoft.com/office/word/2006/wordml" xmlns:wps="http://schemas.microsoft.com/office/word/2010/wordprocessingShape" mc:Ignorable="w14 w15 w16se w16cid w16 w16cex w16sdtdh w16sdtfl w16du wp14">
   <w:endnote w:type="separator" w:id="-1">
     <w:p>
+      <w:pPr>
+        <w:rPr>
+          <w:rFonts w:hint="eastAsia"/>
+        </w:rPr>
+      </w:pPr>
       <w:r>
         <w:separator/>
       </w:r>
@@ -9167,6 +9389,11 @@
   </w:endnote>
   <w:endnote w:type="continuationSeparator" w:id="0">
     <w:p>
+      <w:pPr>
+        <w:rPr>
+          <w:rFonts w:hint="eastAsia"/>
+        </w:rPr>
+      </w:pPr>
       <w:r>
         <w:continuationSeparator/>
       </w:r>
@@ -9176,9 +9403,14 @@
 </file>
 
 <file path=word/footnotes.xml><?xml version="1.0" encoding="utf-8"?>
-<w:footnotes xmlns:wpc="http://schemas.microsoft.com/office/word/2010/wordprocessingCanvas" xmlns:cx="http://schemas.microsoft.com/office/drawing/2014/chartex" xmlns:cx1="http://schemas.microsoft.com/office/drawing/2015/9/8/chartex" xmlns:cx2="http://schemas.microsoft.com/office/drawing/2015/10/21/chartex" xmlns:cx3="http://schemas.microsoft.com/office/drawing/2016/5/9/chartex" xmlns:cx4="http://schemas.microsoft.com/office/drawing/2016/5/10/chartex" xmlns:cx5="http://schemas.microsoft.com/office/drawing/2016/5/11/chartex" xmlns:cx6="http://schemas.microsoft.com/office/drawing/2016/5/12/chartex" xmlns:cx7="http://schemas.microsoft.com/office/drawing/2016/5/13/chartex" xmlns:cx8="http://schemas.microsoft.com/office/drawing/2016/5/14/chartex" xmlns:mc="http://schemas.openxmlformats.org/markup-compatibility/2006" xmlns:aink="http://schemas.microsoft.com/office/drawing/2016/ink" xmlns:am3d="http://schemas.microsoft.com/office/drawing/2017/model3d" xmlns:o="urn:schemas-microsoft-com:office:office" xmlns:oel="http://schemas.microsoft.com/office/2019/extlst" xmlns:r="http://schemas.openxmlformats.org/officeDocument/2006/relationships" xmlns:m="http://schemas.openxmlformats.org/officeDocument/2006/math" xmlns:v="urn:schemas-microsoft-com:vml" xmlns:wp14="http://schemas.microsoft.com/office/word/2010/wordprocessingDrawing" xmlns:wp="http://schemas.openxmlformats.org/drawingml/2006/wordprocessingDrawing" xmlns:w10="urn:schemas-microsoft-com:office:word" xmlns:w="http://schemas.openxmlformats.org/wordprocessingml/2006/main" xmlns:w14="http://schemas.microsoft.com/office/word/2010/wordml" xmlns:w15="http://schemas.microsoft.com/office/word/2012/wordml" xmlns:w16cex="http://schemas.microsoft.com/office/word/2018/wordml/cex" xmlns:w16cid="http://schemas.microsoft.com/office/word/2016/wordml/cid" xmlns:w16="http://schemas.microsoft.com/office/word/2018/wordml" xmlns:w16sdtdh="http://schemas.microsoft.com/office/word/2020/wordml/sdtdatahash" xmlns:w16se="http://schemas.microsoft.com/office/word/2015/wordml/symex" xmlns:wpg="http://schemas.microsoft.com/office/word/2010/wordprocessingGroup" xmlns:wpi="http://schemas.microsoft.com/office/word/2010/wordprocessingInk" xmlns:wne="http://schemas.microsoft.com/office/word/2006/wordml" xmlns:wps="http://schemas.microsoft.com/office/word/2010/wordprocessingShape" mc:Ignorable="w14 w15 w16se w16cid w16 w16cex w16sdtdh wp14">
+<w:footnotes xmlns:wpc="http://schemas.microsoft.com/office/word/2010/wordprocessingCanvas" xmlns:cx="http://schemas.microsoft.com/office/drawing/2014/chartex" xmlns:cx1="http://schemas.microsoft.com/office/drawing/2015/9/8/chartex" xmlns:cx2="http://schemas.microsoft.com/office/drawing/2015/10/21/chartex" xmlns:cx3="http://schemas.microsoft.com/office/drawing/2016/5/9/chartex" xmlns:cx4="http://schemas.microsoft.com/office/drawing/2016/5/10/chartex" xmlns:cx5="http://schemas.microsoft.com/office/drawing/2016/5/11/chartex" xmlns:cx6="http://schemas.microsoft.com/office/drawing/2016/5/12/chartex" xmlns:cx7="http://schemas.microsoft.com/office/drawing/2016/5/13/chartex" xmlns:cx8="http://schemas.microsoft.com/office/drawing/2016/5/14/chartex" xmlns:mc="http://schemas.openxmlformats.org/markup-compatibility/2006" xmlns:aink="http://schemas.microsoft.com/office/drawing/2016/ink" xmlns:am3d="http://schemas.microsoft.com/office/drawing/2017/model3d" xmlns:o="urn:schemas-microsoft-com:office:office" xmlns:oel="http://schemas.microsoft.com/office/2019/extlst" xmlns:r="http://schemas.openxmlformats.org/officeDocument/2006/relationships" xmlns:m="http://schemas.openxmlformats.org/officeDocument/2006/math" xmlns:v="urn:schemas-microsoft-com:vml" xmlns:wp14="http://schemas.microsoft.com/office/word/2010/wordprocessingDrawing" xmlns:wp="http://schemas.openxmlformats.org/drawingml/2006/wordprocessingDrawing" xmlns:w10="urn:schemas-microsoft-com:office:word" xmlns:w="http://schemas.openxmlformats.org/wordprocessingml/2006/main" xmlns:w14="http://schemas.microsoft.com/office/word/2010/wordml" xmlns:w15="http://schemas.microsoft.com/office/word/2012/wordml" xmlns:w16cex="http://schemas.microsoft.com/office/word/2018/wordml/cex" xmlns:w16cid="http://schemas.microsoft.com/office/word/2016/wordml/cid" xmlns:w16="http://schemas.microsoft.com/office/word/2018/wordml" xmlns:w16du="http://schemas.microsoft.com/office/word/2023/wordml/word16du" xmlns:w16sdtdh="http://schemas.microsoft.com/office/word/2020/wordml/sdtdatahash" xmlns:w16sdtfl="http://schemas.microsoft.com/office/word/2024/wordml/sdtformatlock" xmlns:w16se="http://schemas.microsoft.com/office/word/2015/wordml/symex" xmlns:wpg="http://schemas.microsoft.com/office/word/2010/wordprocessingGroup" xmlns:wpi="http://schemas.microsoft.com/office/word/2010/wordprocessingInk" xmlns:wne="http://schemas.microsoft.com/office/word/2006/wordml" xmlns:wps="http://schemas.microsoft.com/office/word/2010/wordprocessingShape" mc:Ignorable="w14 w15 w16se w16cid w16 w16cex w16sdtdh w16sdtfl w16du wp14">
   <w:footnote w:type="separator" w:id="-1">
     <w:p>
+      <w:pPr>
+        <w:rPr>
+          <w:rFonts w:hint="eastAsia"/>
+        </w:rPr>
+      </w:pPr>
       <w:r>
         <w:separator/>
       </w:r>
@@ -9186,6 +9418,11 @@
   </w:footnote>
   <w:footnote w:type="continuationSeparator" w:id="0">
     <w:p>
+      <w:pPr>
+        <w:rPr>
+          <w:rFonts w:hint="eastAsia"/>
+        </w:rPr>
+      </w:pPr>
       <w:r>
         <w:continuationSeparator/>
       </w:r>
@@ -9195,12 +9432,12 @@
 </file>
 
 <file path=word/header1.xml><?xml version="1.0" encoding="utf-8"?>
-<w:hdr xmlns:wpc="http://schemas.microsoft.com/office/word/2010/wordprocessingCanvas" xmlns:cx="http://schemas.microsoft.com/office/drawing/2014/chartex" xmlns:cx1="http://schemas.microsoft.com/office/drawing/2015/9/8/chartex" xmlns:cx2="http://schemas.microsoft.com/office/drawing/2015/10/21/chartex" xmlns:cx3="http://schemas.microsoft.com/office/drawing/2016/5/9/chartex" xmlns:cx4="http://schemas.microsoft.com/office/drawing/2016/5/10/chartex" xmlns:cx5="http://schemas.microsoft.com/office/drawing/2016/5/11/chartex" xmlns:cx6="http://schemas.microsoft.com/office/drawing/2016/5/12/chartex" xmlns:cx7="http://schemas.microsoft.com/office/drawing/2016/5/13/chartex" xmlns:cx8="http://schemas.microsoft.com/office/drawing/2016/5/14/chartex" xmlns:mc="http://schemas.openxmlformats.org/markup-compatibility/2006" xmlns:aink="http://schemas.microsoft.com/office/drawing/2016/ink" xmlns:am3d="http://schemas.microsoft.com/office/drawing/2017/model3d" xmlns:o="urn:schemas-microsoft-com:office:office" xmlns:oel="http://schemas.microsoft.com/office/2019/extlst" xmlns:r="http://schemas.openxmlformats.org/officeDocument/2006/relationships" xmlns:m="http://schemas.openxmlformats.org/officeDocument/2006/math" xmlns:v="urn:schemas-microsoft-com:vml" xmlns:wp14="http://schemas.microsoft.com/office/word/2010/wordprocessingDrawing" xmlns:wp="http://schemas.openxmlformats.org/drawingml/2006/wordprocessingDrawing" xmlns:w10="urn:schemas-microsoft-com:office:word" xmlns:w="http://schemas.openxmlformats.org/wordprocessingml/2006/main" xmlns:w14="http://schemas.microsoft.com/office/word/2010/wordml" xmlns:w15="http://schemas.microsoft.com/office/word/2012/wordml" xmlns:w16cex="http://schemas.microsoft.com/office/word/2018/wordml/cex" xmlns:w16cid="http://schemas.microsoft.com/office/word/2016/wordml/cid" xmlns:w16="http://schemas.microsoft.com/office/word/2018/wordml" xmlns:w16sdtdh="http://schemas.microsoft.com/office/word/2020/wordml/sdtdatahash" xmlns:w16se="http://schemas.microsoft.com/office/word/2015/wordml/symex" xmlns:wpg="http://schemas.microsoft.com/office/word/2010/wordprocessingGroup" xmlns:wpi="http://schemas.microsoft.com/office/word/2010/wordprocessingInk" xmlns:wne="http://schemas.microsoft.com/office/word/2006/wordml" xmlns:wps="http://schemas.microsoft.com/office/word/2010/wordprocessingShape" mc:Ignorable="w14 w15 w16se w16cid w16 w16cex w16sdtdh wp14">
+<w:hdr xmlns:wpc="http://schemas.microsoft.com/office/word/2010/wordprocessingCanvas" xmlns:cx="http://schemas.microsoft.com/office/drawing/2014/chartex" xmlns:cx1="http://schemas.microsoft.com/office/drawing/2015/9/8/chartex" xmlns:cx2="http://schemas.microsoft.com/office/drawing/2015/10/21/chartex" xmlns:cx3="http://schemas.microsoft.com/office/drawing/2016/5/9/chartex" xmlns:cx4="http://schemas.microsoft.com/office/drawing/2016/5/10/chartex" xmlns:cx5="http://schemas.microsoft.com/office/drawing/2016/5/11/chartex" xmlns:cx6="http://schemas.microsoft.com/office/drawing/2016/5/12/chartex" xmlns:cx7="http://schemas.microsoft.com/office/drawing/2016/5/13/chartex" xmlns:cx8="http://schemas.microsoft.com/office/drawing/2016/5/14/chartex" xmlns:mc="http://schemas.openxmlformats.org/markup-compatibility/2006" xmlns:aink="http://schemas.microsoft.com/office/drawing/2016/ink" xmlns:am3d="http://schemas.microsoft.com/office/drawing/2017/model3d" xmlns:o="urn:schemas-microsoft-com:office:office" xmlns:oel="http://schemas.microsoft.com/office/2019/extlst" xmlns:r="http://schemas.openxmlformats.org/officeDocument/2006/relationships" xmlns:m="http://schemas.openxmlformats.org/officeDocument/2006/math" xmlns:v="urn:schemas-microsoft-com:vml" xmlns:wp14="http://schemas.microsoft.com/office/word/2010/wordprocessingDrawing" xmlns:wp="http://schemas.openxmlformats.org/drawingml/2006/wordprocessingDrawing" xmlns:w10="urn:schemas-microsoft-com:office:word" xmlns:w="http://schemas.openxmlformats.org/wordprocessingml/2006/main" xmlns:w14="http://schemas.microsoft.com/office/word/2010/wordml" xmlns:w15="http://schemas.microsoft.com/office/word/2012/wordml" xmlns:w16cex="http://schemas.microsoft.com/office/word/2018/wordml/cex" xmlns:w16cid="http://schemas.microsoft.com/office/word/2016/wordml/cid" xmlns:w16="http://schemas.microsoft.com/office/word/2018/wordml" xmlns:w16du="http://schemas.microsoft.com/office/word/2023/wordml/word16du" xmlns:w16sdtdh="http://schemas.microsoft.com/office/word/2020/wordml/sdtdatahash" xmlns:w16sdtfl="http://schemas.microsoft.com/office/word/2024/wordml/sdtformatlock" xmlns:w16se="http://schemas.microsoft.com/office/word/2015/wordml/symex" xmlns:wpg="http://schemas.microsoft.com/office/word/2010/wordprocessingGroup" xmlns:wpi="http://schemas.microsoft.com/office/word/2010/wordprocessingInk" xmlns:wne="http://schemas.microsoft.com/office/word/2006/wordml" xmlns:wps="http://schemas.microsoft.com/office/word/2010/wordprocessingShape" mc:Ignorable="w14 w15 w16se w16cid w16 w16cex w16sdtdh w16sdtfl w16du wp14">
   <w:p>
     <w:pPr>
       <w:jc w:val="center"/>
       <w:rPr>
-        <w:rFonts w:ascii="微软雅黑" w:eastAsia="微软雅黑" w:hAnsi="微软雅黑"/>
+        <w:rFonts w:ascii="微软雅黑" w:eastAsia="微软雅黑" w:hAnsi="微软雅黑" w:hint="eastAsia"/>
         <w:sz w:val="20"/>
       </w:rPr>
     </w:pPr>
@@ -9293,7 +9530,6 @@
       </w:rPr>
       <w:t xml:space="preserve">   </w:t>
     </w:r>
-    <w:proofErr w:type="spellStart"/>
     <w:r>
       <w:rPr>
         <w:rFonts w:ascii="微软雅黑" w:eastAsia="微软雅黑" w:hAnsi="微软雅黑"/>
@@ -9301,13 +9537,12 @@
       </w:rPr>
       <w:t>drill_up</w:t>
     </w:r>
-    <w:proofErr w:type="spellEnd"/>
   </w:p>
 </w:hdr>
 </file>
 
 <file path=word/styles.xml><?xml version="1.0" encoding="utf-8"?>
-<w:styles xmlns:mc="http://schemas.openxmlformats.org/markup-compatibility/2006" xmlns:r="http://schemas.openxmlformats.org/officeDocument/2006/relationships" xmlns:w="http://schemas.openxmlformats.org/wordprocessingml/2006/main" xmlns:w14="http://schemas.microsoft.com/office/word/2010/wordml" xmlns:w15="http://schemas.microsoft.com/office/word/2012/wordml" xmlns:w16cex="http://schemas.microsoft.com/office/word/2018/wordml/cex" xmlns:w16cid="http://schemas.microsoft.com/office/word/2016/wordml/cid" xmlns:w16="http://schemas.microsoft.com/office/word/2018/wordml" xmlns:w16sdtdh="http://schemas.microsoft.com/office/word/2020/wordml/sdtdatahash" xmlns:w16se="http://schemas.microsoft.com/office/word/2015/wordml/symex" mc:Ignorable="w14 w15 w16se w16cid w16 w16cex w16sdtdh">
+<w:styles xmlns:mc="http://schemas.openxmlformats.org/markup-compatibility/2006" xmlns:r="http://schemas.openxmlformats.org/officeDocument/2006/relationships" xmlns:w="http://schemas.openxmlformats.org/wordprocessingml/2006/main" xmlns:w14="http://schemas.microsoft.com/office/word/2010/wordml" xmlns:w15="http://schemas.microsoft.com/office/word/2012/wordml" xmlns:w16cex="http://schemas.microsoft.com/office/word/2018/wordml/cex" xmlns:w16cid="http://schemas.microsoft.com/office/word/2016/wordml/cid" xmlns:w16="http://schemas.microsoft.com/office/word/2018/wordml" xmlns:w16du="http://schemas.microsoft.com/office/word/2023/wordml/word16du" xmlns:w16sdtdh="http://schemas.microsoft.com/office/word/2020/wordml/sdtdatahash" xmlns:w16sdtfl="http://schemas.microsoft.com/office/word/2024/wordml/sdtformatlock" xmlns:w16se="http://schemas.microsoft.com/office/word/2015/wordml/symex" mc:Ignorable="w14 w15 w16se w16cid w16 w16cex w16sdtdh w16sdtfl w16du">
   <w:docDefaults>
     <w:rPrDefault>
       <w:rPr>

--- a/插件详细手册/21.管理器/关于全局存储.docx
+++ b/插件详细手册/21.管理器/关于全局存储.docx
@@ -81,6 +81,7 @@
         </w:rPr>
         <w:t>◆</w:t>
       </w:r>
+      <w:proofErr w:type="spellStart"/>
       <w:r>
         <w:rPr>
           <w:rFonts w:ascii="Tahoma" w:eastAsia="微软雅黑" w:hAnsi="Tahoma"/>
@@ -89,6 +90,7 @@
         </w:rPr>
         <w:t>Drill_CoreOfGlobalSave</w:t>
       </w:r>
+      <w:proofErr w:type="spellEnd"/>
       <w:r>
         <w:rPr>
           <w:rFonts w:ascii="Tahoma" w:eastAsia="微软雅黑" w:hAnsi="Tahoma"/>
@@ -202,6 +204,7 @@
         </w:rPr>
         <w:t>◆</w:t>
       </w:r>
+      <w:proofErr w:type="spellStart"/>
       <w:r>
         <w:rPr>
           <w:rFonts w:ascii="Tahoma" w:eastAsia="微软雅黑" w:hAnsi="Tahoma"/>
@@ -210,6 +213,7 @@
         </w:rPr>
         <w:t>Drill_GlobalVariable</w:t>
       </w:r>
+      <w:proofErr w:type="spellEnd"/>
       <w:r>
         <w:rPr>
           <w:rFonts w:ascii="Tahoma" w:eastAsia="微软雅黑" w:hAnsi="Tahoma" w:hint="eastAsia"/>
@@ -311,6 +315,7 @@
         </w:rPr>
         <w:t>◆</w:t>
       </w:r>
+      <w:proofErr w:type="spellStart"/>
       <w:r>
         <w:rPr>
           <w:rFonts w:ascii="Tahoma" w:eastAsia="微软雅黑" w:hAnsi="Tahoma"/>
@@ -319,6 +324,7 @@
         </w:rPr>
         <w:t>Drill_HtmlWindowTitle</w:t>
       </w:r>
+      <w:proofErr w:type="spellEnd"/>
       <w:r>
         <w:rPr>
           <w:rFonts w:ascii="Tahoma" w:eastAsia="微软雅黑" w:hAnsi="Tahoma"/>
@@ -412,6 +418,7 @@
         </w:rPr>
         <w:t>◆</w:t>
       </w:r>
+      <w:proofErr w:type="spellStart"/>
       <w:r>
         <w:rPr>
           <w:rFonts w:ascii="Tahoma" w:eastAsia="微软雅黑" w:hAnsi="Tahoma"/>
@@ -420,6 +427,7 @@
         </w:rPr>
         <w:t>Drill_SceneSelfplateA</w:t>
       </w:r>
+      <w:proofErr w:type="spellEnd"/>
       <w:r>
         <w:rPr>
           <w:rFonts w:ascii="Tahoma" w:eastAsia="微软雅黑" w:hAnsi="Tahoma" w:hint="eastAsia"/>
@@ -545,6 +553,7 @@
         </w:rPr>
         <w:t>◆</w:t>
       </w:r>
+      <w:proofErr w:type="spellStart"/>
       <w:r>
         <w:rPr>
           <w:rFonts w:ascii="Tahoma" w:eastAsia="微软雅黑" w:hAnsi="Tahoma"/>
@@ -561,6 +570,7 @@
         </w:rPr>
         <w:t>C</w:t>
       </w:r>
+      <w:proofErr w:type="spellEnd"/>
       <w:r>
         <w:rPr>
           <w:rFonts w:ascii="Tahoma" w:eastAsia="微软雅黑" w:hAnsi="Tahoma" w:hint="eastAsia"/>
@@ -665,7 +675,7 @@
         <w:snapToGrid w:val="0"/>
         <w:jc w:val="left"/>
         <w:rPr>
-          <w:rFonts w:ascii="Tahoma" w:eastAsia="微软雅黑" w:hAnsi="Tahoma" w:hint="eastAsia"/>
+          <w:rFonts w:ascii="Tahoma" w:eastAsia="微软雅黑" w:hAnsi="Tahoma"/>
           <w:kern w:val="0"/>
           <w:sz w:val="22"/>
         </w:rPr>
@@ -686,6 +696,7 @@
         </w:rPr>
         <w:t>◆</w:t>
       </w:r>
+      <w:proofErr w:type="spellStart"/>
       <w:r>
         <w:rPr>
           <w:rFonts w:ascii="Tahoma" w:eastAsia="微软雅黑" w:hAnsi="Tahoma"/>
@@ -702,6 +713,7 @@
         </w:rPr>
         <w:t>E</w:t>
       </w:r>
+      <w:proofErr w:type="spellEnd"/>
       <w:r>
         <w:rPr>
           <w:rFonts w:ascii="Tahoma" w:eastAsia="微软雅黑" w:hAnsi="Tahoma" w:hint="eastAsia"/>
@@ -835,6 +847,7 @@
         </w:rPr>
         <w:t>◆</w:t>
       </w:r>
+      <w:proofErr w:type="spellStart"/>
       <w:r>
         <w:rPr>
           <w:rFonts w:ascii="Tahoma" w:eastAsia="微软雅黑" w:hAnsi="Tahoma"/>
@@ -843,6 +856,7 @@
         </w:rPr>
         <w:t>Drill_SceneSelfplateG</w:t>
       </w:r>
+      <w:proofErr w:type="spellEnd"/>
       <w:r>
         <w:rPr>
           <w:rFonts w:ascii="Tahoma" w:eastAsia="微软雅黑" w:hAnsi="Tahoma" w:hint="eastAsia"/>
@@ -968,6 +982,7 @@
         </w:rPr>
         <w:t>◆</w:t>
       </w:r>
+      <w:proofErr w:type="spellStart"/>
       <w:r>
         <w:rPr>
           <w:rFonts w:ascii="Tahoma" w:eastAsia="微软雅黑" w:hAnsi="Tahoma"/>
@@ -984,6 +999,7 @@
         </w:rPr>
         <w:t>I</w:t>
       </w:r>
+      <w:proofErr w:type="spellEnd"/>
       <w:r>
         <w:rPr>
           <w:rFonts w:ascii="Tahoma" w:eastAsia="微软雅黑" w:hAnsi="Tahoma" w:hint="eastAsia"/>
@@ -1117,6 +1133,7 @@
         </w:rPr>
         <w:t>◆</w:t>
       </w:r>
+      <w:proofErr w:type="spellStart"/>
       <w:r>
         <w:rPr>
           <w:rFonts w:ascii="Tahoma" w:eastAsia="微软雅黑" w:hAnsi="Tahoma"/>
@@ -1133,6 +1150,7 @@
         </w:rPr>
         <w:t>K</w:t>
       </w:r>
+      <w:proofErr w:type="spellEnd"/>
       <w:r>
         <w:rPr>
           <w:rFonts w:ascii="Tahoma" w:eastAsia="微软雅黑" w:hAnsi="Tahoma" w:hint="eastAsia"/>
@@ -1266,6 +1284,7 @@
         </w:rPr>
         <w:t>◆</w:t>
       </w:r>
+      <w:proofErr w:type="spellStart"/>
       <w:r>
         <w:rPr>
           <w:rFonts w:ascii="Tahoma" w:eastAsia="微软雅黑" w:hAnsi="Tahoma"/>
@@ -1282,6 +1301,7 @@
         </w:rPr>
         <w:t>M</w:t>
       </w:r>
+      <w:proofErr w:type="spellEnd"/>
       <w:r>
         <w:rPr>
           <w:rFonts w:ascii="Tahoma" w:eastAsia="微软雅黑" w:hAnsi="Tahoma" w:hint="eastAsia"/>
@@ -1407,6 +1427,7 @@
         </w:rPr>
         <w:t>◆</w:t>
       </w:r>
+      <w:proofErr w:type="spellStart"/>
       <w:r>
         <w:rPr>
           <w:rFonts w:ascii="Tahoma" w:eastAsia="微软雅黑" w:hAnsi="Tahoma"/>
@@ -1415,6 +1436,7 @@
         </w:rPr>
         <w:t>Drill_SceneGalleryA</w:t>
       </w:r>
+      <w:proofErr w:type="spellEnd"/>
       <w:r>
         <w:rPr>
           <w:rFonts w:ascii="Tahoma" w:eastAsia="微软雅黑" w:hAnsi="Tahoma" w:hint="eastAsia"/>
@@ -1548,6 +1570,7 @@
         </w:rPr>
         <w:t>◆</w:t>
       </w:r>
+      <w:proofErr w:type="spellStart"/>
       <w:r>
         <w:rPr>
           <w:rFonts w:ascii="Tahoma" w:eastAsia="微软雅黑" w:hAnsi="Tahoma"/>
@@ -1564,6 +1587,7 @@
         </w:rPr>
         <w:t>C</w:t>
       </w:r>
+      <w:proofErr w:type="spellEnd"/>
       <w:r>
         <w:rPr>
           <w:rFonts w:ascii="Tahoma" w:eastAsia="微软雅黑" w:hAnsi="Tahoma" w:hint="eastAsia"/>
@@ -1697,6 +1721,7 @@
         </w:rPr>
         <w:t>◆</w:t>
       </w:r>
+      <w:proofErr w:type="spellStart"/>
       <w:r>
         <w:rPr>
           <w:rFonts w:ascii="Tahoma" w:eastAsia="微软雅黑" w:hAnsi="Tahoma"/>
@@ -1721,6 +1746,7 @@
         </w:rPr>
         <w:t>Background</w:t>
       </w:r>
+      <w:proofErr w:type="spellEnd"/>
       <w:r>
         <w:rPr>
           <w:rFonts w:ascii="Tahoma" w:eastAsia="微软雅黑" w:hAnsi="Tahoma" w:hint="eastAsia"/>
@@ -1822,6 +1848,7 @@
         </w:rPr>
         <w:t>◆</w:t>
       </w:r>
+      <w:proofErr w:type="spellStart"/>
       <w:r>
         <w:rPr>
           <w:rFonts w:ascii="Tahoma" w:eastAsia="微软雅黑" w:hAnsi="Tahoma"/>
@@ -1846,6 +1873,7 @@
         </w:rPr>
         <w:t>Circle</w:t>
       </w:r>
+      <w:proofErr w:type="spellEnd"/>
       <w:r>
         <w:rPr>
           <w:rFonts w:ascii="Tahoma" w:eastAsia="微软雅黑" w:hAnsi="Tahoma" w:hint="eastAsia"/>
@@ -1955,6 +1983,7 @@
         </w:rPr>
         <w:t>◆</w:t>
       </w:r>
+      <w:proofErr w:type="spellStart"/>
       <w:r>
         <w:rPr>
           <w:rFonts w:ascii="Tahoma" w:eastAsia="微软雅黑" w:hAnsi="Tahoma"/>
@@ -1979,6 +2008,7 @@
         </w:rPr>
         <w:t>Particles</w:t>
       </w:r>
+      <w:proofErr w:type="spellEnd"/>
       <w:r>
         <w:rPr>
           <w:rFonts w:ascii="Tahoma" w:eastAsia="微软雅黑" w:hAnsi="Tahoma" w:hint="eastAsia"/>
@@ -2080,6 +2110,7 @@
         </w:rPr>
         <w:t>◆</w:t>
       </w:r>
+      <w:proofErr w:type="spellStart"/>
       <w:r>
         <w:rPr>
           <w:rFonts w:ascii="Tahoma" w:eastAsia="微软雅黑" w:hAnsi="Tahoma"/>
@@ -2096,6 +2127,7 @@
         </w:rPr>
         <w:t>TitleGif</w:t>
       </w:r>
+      <w:proofErr w:type="spellEnd"/>
       <w:r>
         <w:rPr>
           <w:rFonts w:ascii="Tahoma" w:eastAsia="微软雅黑" w:hAnsi="Tahoma" w:hint="eastAsia"/>
@@ -2213,6 +2245,7 @@
         </w:rPr>
         <w:t>◆</w:t>
       </w:r>
+      <w:proofErr w:type="spellStart"/>
       <w:r>
         <w:rPr>
           <w:rFonts w:ascii="Tahoma" w:eastAsia="微软雅黑" w:hAnsi="Tahoma"/>
@@ -2245,6 +2278,7 @@
         </w:rPr>
         <w:t>Gif</w:t>
       </w:r>
+      <w:proofErr w:type="spellEnd"/>
       <w:r>
         <w:rPr>
           <w:rFonts w:ascii="Tahoma" w:eastAsia="微软雅黑" w:hAnsi="Tahoma" w:hint="eastAsia"/>
@@ -2354,6 +2388,7 @@
         </w:rPr>
         <w:t>◆</w:t>
       </w:r>
+      <w:proofErr w:type="spellStart"/>
       <w:r>
         <w:rPr>
           <w:rFonts w:ascii="Tahoma" w:eastAsia="微软雅黑" w:hAnsi="Tahoma"/>
@@ -2370,6 +2405,7 @@
         </w:rPr>
         <w:t>Video</w:t>
       </w:r>
+      <w:proofErr w:type="spellEnd"/>
       <w:r>
         <w:rPr>
           <w:rFonts w:ascii="Tahoma" w:eastAsia="微软雅黑" w:hAnsi="Tahoma" w:hint="eastAsia"/>
@@ -2479,6 +2515,7 @@
         </w:rPr>
         <w:t>◆</w:t>
       </w:r>
+      <w:proofErr w:type="spellStart"/>
       <w:r>
         <w:rPr>
           <w:rFonts w:ascii="Tahoma" w:eastAsia="微软雅黑" w:hAnsi="Tahoma"/>
@@ -2495,6 +2532,7 @@
         </w:rPr>
         <w:t>Scene</w:t>
       </w:r>
+      <w:proofErr w:type="spellEnd"/>
       <w:r>
         <w:rPr>
           <w:rFonts w:ascii="Tahoma" w:eastAsia="微软雅黑" w:hAnsi="Tahoma" w:hint="eastAsia"/>
@@ -2624,6 +2662,7 @@
         </w:rPr>
         <w:t>◆</w:t>
       </w:r>
+      <w:proofErr w:type="spellStart"/>
       <w:r>
         <w:rPr>
           <w:rFonts w:ascii="Tahoma" w:eastAsia="微软雅黑" w:hAnsi="Tahoma"/>
@@ -2632,6 +2671,7 @@
         </w:rPr>
         <w:t>Drill_GlobalGameTimer</w:t>
       </w:r>
+      <w:proofErr w:type="spellEnd"/>
       <w:r>
         <w:rPr>
           <w:rFonts w:ascii="Tahoma" w:eastAsia="微软雅黑" w:hAnsi="Tahoma"/>
@@ -2769,6 +2809,7 @@
         </w:rPr>
         <w:t>◆</w:t>
       </w:r>
+      <w:proofErr w:type="spellStart"/>
       <w:r>
         <w:rPr>
           <w:rFonts w:ascii="Tahoma" w:eastAsia="微软雅黑" w:hAnsi="Tahoma"/>
@@ -2777,6 +2818,7 @@
         </w:rPr>
         <w:t>MOG_Music_Book</w:t>
       </w:r>
+      <w:proofErr w:type="spellEnd"/>
       <w:r>
         <w:rPr>
           <w:rFonts w:ascii="Tahoma" w:eastAsia="微软雅黑" w:hAnsi="Tahoma" w:hint="eastAsia"/>
@@ -2878,6 +2920,7 @@
         </w:rPr>
         <w:t>◆</w:t>
       </w:r>
+      <w:proofErr w:type="spellStart"/>
       <w:r>
         <w:rPr>
           <w:rFonts w:ascii="Tahoma" w:eastAsia="微软雅黑" w:hAnsi="Tahoma"/>
@@ -2886,6 +2929,7 @@
         </w:rPr>
         <w:t>Drill_X_GlobalOptimization</w:t>
       </w:r>
+      <w:proofErr w:type="spellEnd"/>
       <w:r>
         <w:rPr>
           <w:rFonts w:ascii="Tahoma" w:eastAsia="微软雅黑" w:hAnsi="Tahoma" w:hint="eastAsia"/>
@@ -3000,17 +3044,30 @@
         </w:rPr>
         <w:t>元素，可以看看：</w:t>
       </w:r>
-      <w:hyperlink w:anchor="_配置示例" w:history="1">
-        <w:r>
-          <w:rPr>
-            <w:rStyle w:val="a4"/>
-            <w:rFonts w:ascii="Tahoma" w:eastAsia="微软雅黑" w:hAnsi="Tahoma" w:hint="eastAsia"/>
-            <w:kern w:val="0"/>
-            <w:sz w:val="22"/>
-          </w:rPr>
-          <w:t>配置示例</w:t>
-        </w:r>
-      </w:hyperlink>
+      <w:r>
+        <w:fldChar w:fldCharType="begin"/>
+      </w:r>
+      <w:r>
+        <w:instrText>HYPERLINK \l "_配置示例"</w:instrText>
+      </w:r>
+      <w:r>
+        <w:rPr>
+          <w:rFonts w:hint="eastAsia"/>
+        </w:rPr>
+        <w:fldChar w:fldCharType="separate"/>
+      </w:r>
+      <w:r>
+        <w:rPr>
+          <w:rStyle w:val="a4"/>
+          <w:rFonts w:ascii="Tahoma" w:eastAsia="微软雅黑" w:hAnsi="Tahoma" w:hint="eastAsia"/>
+          <w:kern w:val="0"/>
+          <w:sz w:val="22"/>
+        </w:rPr>
+        <w:t>配置示例</w:t>
+      </w:r>
+      <w:r>
+        <w:fldChar w:fldCharType="end"/>
+      </w:r>
       <w:r>
         <w:rPr>
           <w:rFonts w:ascii="Tahoma" w:eastAsia="微软雅黑" w:hAnsi="Tahoma" w:hint="eastAsia"/>
@@ -3188,7 +3245,25 @@
                   <w:kern w:val="0"/>
                   <w:sz w:val="22"/>
                 </w:rPr>
-                <w:t>全局存储</w:t>
+                <w:t>全局</w:t>
+              </w:r>
+              <w:r>
+                <w:rPr>
+                  <w:rStyle w:val="a4"/>
+                  <w:rFonts w:ascii="Tahoma" w:eastAsia="微软雅黑" w:hAnsi="Tahoma" w:hint="eastAsia"/>
+                  <w:kern w:val="0"/>
+                  <w:sz w:val="22"/>
+                </w:rPr>
+                <w:t>存</w:t>
+              </w:r>
+              <w:r>
+                <w:rPr>
+                  <w:rStyle w:val="a4"/>
+                  <w:rFonts w:ascii="Tahoma" w:eastAsia="微软雅黑" w:hAnsi="Tahoma" w:hint="eastAsia"/>
+                  <w:kern w:val="0"/>
+                  <w:sz w:val="22"/>
+                </w:rPr>
+                <w:t>储</w:t>
               </w:r>
             </w:hyperlink>
             <w:r>
@@ -3199,7 +3274,7 @@
               </w:rPr>
               <w:t xml:space="preserve"> </w:t>
             </w:r>
-            <w:hyperlink w:anchor="自定义存储文件" w:history="1">
+            <w:hyperlink w:anchor="_载体" w:history="1">
               <w:r>
                 <w:rPr>
                   <w:rStyle w:val="a4"/>
@@ -3207,12 +3282,64 @@
                   <w:kern w:val="0"/>
                   <w:sz w:val="22"/>
                 </w:rPr>
-                <w:t>自定义存储文件</w:t>
+                <w:t>载体</w:t>
               </w:r>
             </w:hyperlink>
             <w:r>
               <w:rPr>
-                <w:rFonts w:ascii="Tahoma" w:eastAsia="微软雅黑" w:hAnsi="Tahoma"/>
+                <w:rFonts w:ascii="Tahoma" w:eastAsia="微软雅黑" w:hAnsi="Tahoma" w:hint="eastAsia"/>
+                <w:kern w:val="0"/>
+                <w:sz w:val="22"/>
+              </w:rPr>
+              <w:t xml:space="preserve"> </w:t>
+            </w:r>
+          </w:p>
+          <w:p>
+            <w:pPr>
+              <w:widowControl/>
+              <w:adjustRightInd w:val="0"/>
+              <w:snapToGrid w:val="0"/>
+              <w:spacing w:after="200"/>
+              <w:jc w:val="left"/>
+              <w:rPr>
+                <w:rFonts w:ascii="Tahoma" w:eastAsia="微软雅黑" w:hAnsi="Tahoma" w:hint="eastAsia"/>
+                <w:kern w:val="0"/>
+                <w:sz w:val="22"/>
+              </w:rPr>
+            </w:pPr>
+            <w:hyperlink w:anchor="_2）自定义文件" w:history="1">
+              <w:r>
+                <w:rPr>
+                  <w:rStyle w:val="a4"/>
+                  <w:rFonts w:ascii="Tahoma" w:eastAsia="微软雅黑" w:hAnsi="Tahoma" w:hint="eastAsia"/>
+                  <w:kern w:val="0"/>
+                  <w:sz w:val="22"/>
+                </w:rPr>
+                <w:t>自定义文件</w:t>
+              </w:r>
+            </w:hyperlink>
+            <w:r>
+              <w:rPr>
+                <w:rFonts w:ascii="Tahoma" w:eastAsia="微软雅黑" w:hAnsi="Tahoma" w:hint="eastAsia"/>
+                <w:kern w:val="0"/>
+                <w:sz w:val="22"/>
+              </w:rPr>
+              <w:t xml:space="preserve"> </w:t>
+            </w:r>
+            <w:hyperlink w:anchor="_3）插件的控制文件" w:history="1">
+              <w:r>
+                <w:rPr>
+                  <w:rStyle w:val="a4"/>
+                  <w:rFonts w:ascii="Tahoma" w:eastAsia="微软雅黑" w:hAnsi="Tahoma" w:hint="eastAsia"/>
+                  <w:kern w:val="0"/>
+                  <w:sz w:val="22"/>
+                </w:rPr>
+                <w:t>插件的控制文件</w:t>
+              </w:r>
+            </w:hyperlink>
+            <w:r>
+              <w:rPr>
+                <w:rFonts w:ascii="Tahoma" w:eastAsia="微软雅黑" w:hAnsi="Tahoma" w:hint="eastAsia"/>
                 <w:kern w:val="0"/>
                 <w:sz w:val="22"/>
               </w:rPr>
@@ -3454,7 +3581,7 @@
           <v:shape id="_x0000_i1025" type="#_x0000_t75" style="width:619.2pt;height:294pt" o:ole="">
             <v:imagedata r:id="rId8" o:title=""/>
           </v:shape>
-          <o:OLEObject Type="Embed" ProgID="Visio.Drawing.15" ShapeID="_x0000_i1025" DrawAspect="Content" ObjectID="_1808977358" r:id="rId9"/>
+          <o:OLEObject Type="Embed" ProgID="Visio.Drawing.15" ShapeID="_x0000_i1025" DrawAspect="Content" ObjectID="_1834944703" r:id="rId9"/>
         </w:object>
       </w:r>
     </w:p>
@@ -3488,6 +3615,12 @@
           <w:rFonts w:hint="eastAsia"/>
         </w:rPr>
         <w:lastRenderedPageBreak/>
+        <w:t>全局</w:t>
+      </w:r>
+      <w:r>
+        <w:rPr>
+          <w:rFonts w:hint="eastAsia"/>
+        </w:rPr>
         <w:t>存储</w:t>
       </w:r>
     </w:p>
@@ -3565,7 +3698,7 @@
         <w:widowControl/>
         <w:adjustRightInd w:val="0"/>
         <w:snapToGrid w:val="0"/>
-        <w:spacing w:after="200"/>
+        <w:spacing w:after="120"/>
         <w:jc w:val="left"/>
         <w:rPr>
           <w:rFonts w:ascii="Tahoma" w:eastAsia="微软雅黑" w:hAnsi="Tahoma"/>
@@ -3668,10 +3801,285 @@
         <w:widowControl/>
         <w:adjustRightInd w:val="0"/>
         <w:snapToGrid w:val="0"/>
+        <w:spacing w:after="120"/>
+        <w:jc w:val="left"/>
+        <w:rPr>
+          <w:rFonts w:ascii="Tahoma" w:eastAsia="微软雅黑" w:hAnsi="Tahoma"/>
+          <w:bCs/>
+          <w:kern w:val="0"/>
+          <w:sz w:val="22"/>
+        </w:rPr>
+      </w:pPr>
+      <w:r>
+        <w:rPr>
+          <w:rFonts w:ascii="Tahoma" w:eastAsia="微软雅黑" w:hAnsi="Tahoma" w:hint="eastAsia"/>
+          <w:bCs/>
+          <w:kern w:val="0"/>
+          <w:sz w:val="22"/>
+        </w:rPr>
+        <w:t>新开游戏</w:t>
+      </w:r>
+      <w:r>
+        <w:rPr>
+          <w:rFonts w:ascii="Tahoma" w:eastAsia="微软雅黑" w:hAnsi="Tahoma" w:hint="eastAsia"/>
+          <w:bCs/>
+          <w:kern w:val="0"/>
+          <w:sz w:val="22"/>
+        </w:rPr>
+        <w:t>，数据不变</w:t>
+      </w:r>
+      <w:r>
+        <w:rPr>
+          <w:rFonts w:ascii="Tahoma" w:eastAsia="微软雅黑" w:hAnsi="Tahoma" w:hint="eastAsia"/>
+          <w:bCs/>
+          <w:kern w:val="0"/>
+          <w:sz w:val="22"/>
+        </w:rPr>
+        <w:t>。</w:t>
+      </w:r>
+    </w:p>
+    <w:p>
+      <w:pPr>
+        <w:widowControl/>
+        <w:adjustRightInd w:val="0"/>
+        <w:jc w:val="center"/>
+        <w:rPr>
+          <w:rFonts w:ascii="Tahoma" w:eastAsia="微软雅黑" w:hAnsi="Tahoma" w:hint="eastAsia"/>
+          <w:bCs/>
+          <w:kern w:val="0"/>
+          <w:sz w:val="22"/>
+        </w:rPr>
+      </w:pPr>
+      <w:r>
+        <w:rPr>
+          <w:noProof/>
+        </w:rPr>
+        <w:drawing>
+          <wp:inline distT="0" distB="0" distL="0" distR="0" wp14:anchorId="549D7123" wp14:editId="30403F13">
+            <wp:extent cx="3108960" cy="1058924"/>
+            <wp:effectExtent l="0" t="0" r="0" b="8255"/>
+            <wp:docPr id="839713776" name="图片 1"/>
+            <wp:cNvGraphicFramePr>
+              <a:graphicFrameLocks xmlns:a="http://schemas.openxmlformats.org/drawingml/2006/main" noChangeAspect="1"/>
+            </wp:cNvGraphicFramePr>
+            <a:graphic xmlns:a="http://schemas.openxmlformats.org/drawingml/2006/main">
+              <a:graphicData uri="http://schemas.openxmlformats.org/drawingml/2006/picture">
+                <pic:pic xmlns:pic="http://schemas.openxmlformats.org/drawingml/2006/picture">
+                  <pic:nvPicPr>
+                    <pic:cNvPr id="0" name="Picture 10"/>
+                    <pic:cNvPicPr>
+                      <a:picLocks noChangeAspect="1" noChangeArrowheads="1"/>
+                    </pic:cNvPicPr>
+                  </pic:nvPicPr>
+                  <pic:blipFill>
+                    <a:blip r:embed="rId10">
+                      <a:extLst>
+                        <a:ext uri="{28A0092B-C50C-407E-A947-70E740481C1C}">
+                          <a14:useLocalDpi xmlns:a14="http://schemas.microsoft.com/office/drawing/2010/main" val="0"/>
+                        </a:ext>
+                      </a:extLst>
+                    </a:blip>
+                    <a:srcRect/>
+                    <a:stretch>
+                      <a:fillRect/>
+                    </a:stretch>
+                  </pic:blipFill>
+                  <pic:spPr bwMode="auto">
+                    <a:xfrm>
+                      <a:off x="0" y="0"/>
+                      <a:ext cx="3123898" cy="1064012"/>
+                    </a:xfrm>
+                    <a:prstGeom prst="rect">
+                      <a:avLst/>
+                    </a:prstGeom>
+                    <a:noFill/>
+                    <a:ln>
+                      <a:noFill/>
+                    </a:ln>
+                  </pic:spPr>
+                </pic:pic>
+              </a:graphicData>
+            </a:graphic>
+          </wp:inline>
+        </w:drawing>
+      </w:r>
+    </w:p>
+    <w:p>
+      <w:pPr>
+        <w:widowControl/>
+        <w:adjustRightInd w:val="0"/>
+        <w:snapToGrid w:val="0"/>
+        <w:jc w:val="left"/>
+        <w:rPr>
+          <w:rFonts w:ascii="Tahoma" w:eastAsia="微软雅黑" w:hAnsi="Tahoma"/>
+          <w:kern w:val="0"/>
+          <w:sz w:val="22"/>
+        </w:rPr>
+      </w:pPr>
+      <w:r>
+        <w:rPr>
+          <w:rFonts w:ascii="Tahoma" w:eastAsia="微软雅黑" w:hAnsi="Tahoma" w:hint="eastAsia"/>
+          <w:kern w:val="0"/>
+          <w:sz w:val="22"/>
+        </w:rPr>
+        <w:t>测试游戏时，可能会遇到</w:t>
+      </w:r>
+      <w:r>
+        <w:rPr>
+          <w:rFonts w:ascii="Tahoma" w:eastAsia="微软雅黑" w:hAnsi="Tahoma" w:hint="eastAsia"/>
+          <w:kern w:val="0"/>
+          <w:sz w:val="22"/>
+        </w:rPr>
+        <w:t xml:space="preserve"> </w:t>
+      </w:r>
+      <w:r>
+        <w:rPr>
+          <w:rFonts w:ascii="Tahoma" w:eastAsia="微软雅黑" w:hAnsi="Tahoma" w:hint="eastAsia"/>
+          <w:b/>
+          <w:bCs/>
+          <w:kern w:val="0"/>
+          <w:sz w:val="22"/>
+        </w:rPr>
+        <w:t>全局存储参数</w:t>
+      </w:r>
+      <w:r>
+        <w:rPr>
+          <w:rFonts w:ascii="Tahoma" w:eastAsia="微软雅黑" w:hAnsi="Tahoma" w:hint="eastAsia"/>
+          <w:b/>
+          <w:bCs/>
+          <w:kern w:val="0"/>
+          <w:sz w:val="22"/>
+        </w:rPr>
+        <w:t>修改无效</w:t>
+      </w:r>
+      <w:r>
+        <w:rPr>
+          <w:rFonts w:ascii="Tahoma" w:eastAsia="微软雅黑" w:hAnsi="Tahoma" w:hint="eastAsia"/>
+          <w:b/>
+          <w:bCs/>
+          <w:kern w:val="0"/>
+          <w:sz w:val="22"/>
+        </w:rPr>
+        <w:t xml:space="preserve"> </w:t>
+      </w:r>
+      <w:r>
+        <w:rPr>
+          <w:rFonts w:ascii="Tahoma" w:eastAsia="微软雅黑" w:hAnsi="Tahoma" w:hint="eastAsia"/>
+          <w:kern w:val="0"/>
+          <w:sz w:val="22"/>
+        </w:rPr>
+        <w:t>的情况。</w:t>
+      </w:r>
+    </w:p>
+    <w:p>
+      <w:pPr>
+        <w:widowControl/>
+        <w:adjustRightInd w:val="0"/>
+        <w:snapToGrid w:val="0"/>
+        <w:jc w:val="left"/>
+        <w:rPr>
+          <w:rFonts w:ascii="Tahoma" w:eastAsia="微软雅黑" w:hAnsi="Tahoma"/>
+          <w:kern w:val="0"/>
+          <w:sz w:val="22"/>
+        </w:rPr>
+      </w:pPr>
+      <w:r>
+        <w:rPr>
+          <w:rFonts w:ascii="Tahoma" w:eastAsia="微软雅黑" w:hAnsi="Tahoma" w:hint="eastAsia"/>
+          <w:kern w:val="0"/>
+          <w:sz w:val="22"/>
+        </w:rPr>
+        <w:t>因为</w:t>
+      </w:r>
+      <w:r>
+        <w:rPr>
+          <w:rFonts w:ascii="Tahoma" w:eastAsia="微软雅黑" w:hAnsi="Tahoma" w:hint="eastAsia"/>
+          <w:kern w:val="0"/>
+          <w:sz w:val="22"/>
+        </w:rPr>
+        <w:t>在</w:t>
+      </w:r>
+      <w:r>
+        <w:rPr>
+          <w:rFonts w:ascii="Tahoma" w:eastAsia="微软雅黑" w:hAnsi="Tahoma" w:hint="eastAsia"/>
+          <w:kern w:val="0"/>
+          <w:sz w:val="22"/>
+        </w:rPr>
+        <w:t>启动</w:t>
+      </w:r>
+      <w:r>
+        <w:rPr>
+          <w:rFonts w:ascii="Tahoma" w:eastAsia="微软雅黑" w:hAnsi="Tahoma" w:hint="eastAsia"/>
+          <w:kern w:val="0"/>
+          <w:sz w:val="22"/>
+        </w:rPr>
+        <w:t>游戏后</w:t>
+      </w:r>
+      <w:r>
+        <w:rPr>
+          <w:rFonts w:ascii="Tahoma" w:eastAsia="微软雅黑" w:hAnsi="Tahoma" w:hint="eastAsia"/>
+          <w:kern w:val="0"/>
+          <w:sz w:val="22"/>
+        </w:rPr>
+        <w:t>，系统</w:t>
+      </w:r>
+      <w:r>
+        <w:rPr>
+          <w:rFonts w:ascii="Tahoma" w:eastAsia="微软雅黑" w:hAnsi="Tahoma" w:hint="eastAsia"/>
+          <w:kern w:val="0"/>
+          <w:sz w:val="22"/>
+        </w:rPr>
+        <w:t>就立即</w:t>
+      </w:r>
+      <w:r>
+        <w:rPr>
+          <w:rFonts w:ascii="Tahoma" w:eastAsia="微软雅黑" w:hAnsi="Tahoma" w:hint="eastAsia"/>
+          <w:kern w:val="0"/>
+          <w:sz w:val="22"/>
+        </w:rPr>
+        <w:t>读取了</w:t>
+      </w:r>
+      <w:r>
+        <w:rPr>
+          <w:rFonts w:ascii="Tahoma" w:eastAsia="微软雅黑" w:hAnsi="Tahoma" w:hint="eastAsia"/>
+          <w:kern w:val="0"/>
+          <w:sz w:val="22"/>
+        </w:rPr>
+        <w:t>全局</w:t>
+      </w:r>
+      <w:r>
+        <w:rPr>
+          <w:rFonts w:ascii="Tahoma" w:eastAsia="微软雅黑" w:hAnsi="Tahoma" w:hint="eastAsia"/>
+          <w:kern w:val="0"/>
+          <w:sz w:val="22"/>
+        </w:rPr>
+        <w:t>存储</w:t>
+      </w:r>
+      <w:r>
+        <w:rPr>
+          <w:rFonts w:ascii="Tahoma" w:eastAsia="微软雅黑" w:hAnsi="Tahoma" w:hint="eastAsia"/>
+          <w:kern w:val="0"/>
+          <w:sz w:val="22"/>
+        </w:rPr>
+        <w:t>数据，</w:t>
+      </w:r>
+      <w:r>
+        <w:rPr>
+          <w:rFonts w:ascii="Tahoma" w:eastAsia="微软雅黑" w:hAnsi="Tahoma" w:hint="eastAsia"/>
+          <w:kern w:val="0"/>
+          <w:sz w:val="22"/>
+        </w:rPr>
+        <w:t>从而覆盖了插件初始化值。</w:t>
+      </w:r>
+    </w:p>
+    <w:p>
+      <w:pPr>
+        <w:widowControl/>
+        <w:adjustRightInd w:val="0"/>
+        <w:snapToGrid w:val="0"/>
         <w:spacing w:after="200"/>
-        <w:jc w:val="left"/>
-        <w:rPr>
-          <w:rFonts w:ascii="Tahoma" w:eastAsia="微软雅黑" w:hAnsi="Tahoma"/>
+        <w:rPr>
+          <w:rFonts w:ascii="Tahoma" w:eastAsia="微软雅黑" w:hAnsi="Tahoma" w:hint="eastAsia"/>
           <w:bCs/>
           <w:kern w:val="0"/>
           <w:sz w:val="22"/>
@@ -3680,29 +4088,42 @@
       <w:r>
         <w:rPr>
           <w:rFonts w:ascii="Tahoma" w:eastAsia="微软雅黑" w:hAnsi="Tahoma" w:hint="eastAsia"/>
-          <w:bCs/>
-          <w:kern w:val="0"/>
-          <w:sz w:val="22"/>
-        </w:rPr>
-        <w:t>新开游戏</w:t>
-      </w:r>
-      <w:r>
-        <w:rPr>
-          <w:rFonts w:ascii="Tahoma" w:eastAsia="微软雅黑" w:hAnsi="Tahoma" w:hint="eastAsia"/>
-          <w:bCs/>
-          <w:kern w:val="0"/>
-          <w:sz w:val="22"/>
-        </w:rPr>
-        <w:t>，数据不变</w:t>
-      </w:r>
-      <w:r>
-        <w:rPr>
-          <w:rFonts w:ascii="Tahoma" w:eastAsia="微软雅黑" w:hAnsi="Tahoma" w:hint="eastAsia"/>
-          <w:bCs/>
-          <w:kern w:val="0"/>
-          <w:sz w:val="22"/>
-        </w:rPr>
-        <w:t>。</w:t>
+          <w:kern w:val="0"/>
+          <w:sz w:val="22"/>
+        </w:rPr>
+        <w:t>因此</w:t>
+      </w:r>
+      <w:r>
+        <w:rPr>
+          <w:rFonts w:ascii="Tahoma" w:eastAsia="微软雅黑" w:hAnsi="Tahoma" w:hint="eastAsia"/>
+          <w:kern w:val="0"/>
+          <w:sz w:val="22"/>
+        </w:rPr>
+        <w:t>，</w:t>
+      </w:r>
+      <w:r>
+        <w:rPr>
+          <w:rFonts w:ascii="Tahoma" w:eastAsia="微软雅黑" w:hAnsi="Tahoma" w:hint="eastAsia"/>
+          <w:kern w:val="0"/>
+          <w:sz w:val="22"/>
+        </w:rPr>
+        <w:t>多留意你测试的插件是否开了全局存储，要记得删掉</w:t>
+      </w:r>
+      <w:r>
+        <w:rPr>
+          <w:rFonts w:ascii="Tahoma" w:eastAsia="微软雅黑" w:hAnsi="Tahoma" w:hint="eastAsia"/>
+          <w:kern w:val="0"/>
+          <w:sz w:val="22"/>
+        </w:rPr>
+        <w:t>存的</w:t>
+      </w:r>
+      <w:r>
+        <w:rPr>
+          <w:rFonts w:ascii="Tahoma" w:eastAsia="微软雅黑" w:hAnsi="Tahoma" w:hint="eastAsia"/>
+          <w:kern w:val="0"/>
+          <w:sz w:val="22"/>
+        </w:rPr>
+        <w:t>文件。</w:t>
       </w:r>
     </w:p>
     <w:tbl>
@@ -3739,7 +4160,7 @@
                 <w:kern w:val="0"/>
                 <w:sz w:val="22"/>
               </w:rPr>
-              <w:t>你在测试游戏调整</w:t>
+              <w:t>测试战斗</w:t>
             </w:r>
             <w:r>
               <w:rPr>
@@ -3747,7 +4168,7 @@
                 <w:kern w:val="0"/>
                 <w:sz w:val="22"/>
               </w:rPr>
-              <w:t>插件的</w:t>
+              <w:t>时，</w:t>
             </w:r>
             <w:r>
               <w:rPr>
@@ -3755,7 +4176,15 @@
                 <w:kern w:val="0"/>
                 <w:sz w:val="22"/>
               </w:rPr>
-              <w:t>参数时，可能会遇到</w:t>
+              <w:t>系统也一样</w:t>
+            </w:r>
+            <w:r>
+              <w:rPr>
+                <w:rFonts w:ascii="Tahoma" w:eastAsia="微软雅黑" w:hAnsi="Tahoma" w:hint="eastAsia"/>
+                <w:kern w:val="0"/>
+                <w:sz w:val="22"/>
+              </w:rPr>
+              <w:t>会</w:t>
             </w:r>
             <w:r>
               <w:rPr>
@@ -3768,18 +4197,30 @@
             <w:r>
               <w:rPr>
                 <w:rFonts w:ascii="Tahoma" w:eastAsia="微软雅黑" w:hAnsi="Tahoma" w:hint="eastAsia"/>
-                <w:b/>
-                <w:bCs/>
                 <w:kern w:val="0"/>
                 <w:sz w:val="22"/>
               </w:rPr>
-              <w:t>参数修改无效</w:t>
+              <w:t>存储</w:t>
             </w:r>
             <w:r>
               <w:rPr>
                 <w:rFonts w:ascii="Tahoma" w:eastAsia="微软雅黑" w:hAnsi="Tahoma" w:hint="eastAsia"/>
-                <w:b/>
-                <w:bCs/>
+                <w:kern w:val="0"/>
+                <w:sz w:val="22"/>
+              </w:rPr>
+              <w:t>/</w:t>
+            </w:r>
+            <w:r>
+              <w:rPr>
+                <w:rFonts w:ascii="Tahoma" w:eastAsia="微软雅黑" w:hAnsi="Tahoma" w:hint="eastAsia"/>
+                <w:kern w:val="0"/>
+                <w:sz w:val="22"/>
+              </w:rPr>
+              <w:t>读取</w:t>
+            </w:r>
+            <w:r>
+              <w:rPr>
+                <w:rFonts w:ascii="Tahoma" w:eastAsia="微软雅黑" w:hAnsi="Tahoma"/>
                 <w:kern w:val="0"/>
                 <w:sz w:val="22"/>
               </w:rPr>
@@ -3791,7 +4232,15 @@
                 <w:kern w:val="0"/>
                 <w:sz w:val="22"/>
               </w:rPr>
-              <w:t>的情况。</w:t>
+              <w:t>全局存储数据</w:t>
+            </w:r>
+            <w:r>
+              <w:rPr>
+                <w:rFonts w:ascii="Tahoma" w:eastAsia="微软雅黑" w:hAnsi="Tahoma" w:hint="eastAsia"/>
+                <w:kern w:val="0"/>
+                <w:sz w:val="22"/>
+              </w:rPr>
+              <w:t>，</w:t>
             </w:r>
           </w:p>
           <w:p>
@@ -3812,7 +4261,7 @@
                 <w:kern w:val="0"/>
                 <w:sz w:val="22"/>
               </w:rPr>
-              <w:t>其中有可能是</w:t>
+              <w:t>为避免影响，测试战斗前</w:t>
             </w:r>
             <w:r>
               <w:rPr>
@@ -3820,7 +4269,7 @@
                 <w:kern w:val="0"/>
                 <w:sz w:val="22"/>
               </w:rPr>
-              <w:t>由于全局存储在开游戏后，就立即对全局数据</w:t>
+              <w:t>也</w:t>
             </w:r>
             <w:r>
               <w:rPr>
@@ -3828,7 +4277,7 @@
                 <w:kern w:val="0"/>
                 <w:sz w:val="22"/>
               </w:rPr>
-              <w:t>文件</w:t>
+              <w:t>注意清理一下</w:t>
             </w:r>
             <w:r>
               <w:rPr>
@@ -3836,7 +4285,7 @@
                 <w:kern w:val="0"/>
                 <w:sz w:val="22"/>
               </w:rPr>
-              <w:t>进行了读取，</w:t>
+              <w:t>save</w:t>
             </w:r>
             <w:r>
               <w:rPr>
@@ -3844,84 +4293,7 @@
                 <w:kern w:val="0"/>
                 <w:sz w:val="22"/>
               </w:rPr>
-              <w:t>从而覆盖</w:t>
-            </w:r>
-            <w:r>
-              <w:rPr>
-                <w:rFonts w:ascii="Tahoma" w:eastAsia="微软雅黑" w:hAnsi="Tahoma" w:hint="eastAsia"/>
-                <w:kern w:val="0"/>
-                <w:sz w:val="22"/>
-              </w:rPr>
-              <w:t>了</w:t>
-            </w:r>
-            <w:r>
-              <w:rPr>
-                <w:rFonts w:ascii="Tahoma" w:eastAsia="微软雅黑" w:hAnsi="Tahoma" w:hint="eastAsia"/>
-                <w:kern w:val="0"/>
-                <w:sz w:val="22"/>
-              </w:rPr>
-              <w:t>插件的</w:t>
-            </w:r>
-            <w:r>
-              <w:rPr>
-                <w:rFonts w:ascii="Tahoma" w:eastAsia="微软雅黑" w:hAnsi="Tahoma" w:hint="eastAsia"/>
-                <w:kern w:val="0"/>
-                <w:sz w:val="22"/>
-              </w:rPr>
-              <w:t>初始化数据。</w:t>
-            </w:r>
-          </w:p>
-          <w:p>
-            <w:pPr>
-              <w:widowControl/>
-              <w:adjustRightInd w:val="0"/>
-              <w:snapToGrid w:val="0"/>
-              <w:jc w:val="left"/>
-              <w:rPr>
-                <w:rFonts w:ascii="Tahoma" w:eastAsia="微软雅黑" w:hAnsi="Tahoma"/>
-                <w:kern w:val="0"/>
-                <w:sz w:val="22"/>
-              </w:rPr>
-            </w:pPr>
-            <w:r>
-              <w:rPr>
-                <w:rFonts w:ascii="Tahoma" w:eastAsia="微软雅黑" w:hAnsi="Tahoma" w:hint="eastAsia"/>
-                <w:kern w:val="0"/>
-                <w:sz w:val="22"/>
-              </w:rPr>
-              <w:t>遇到这种情况</w:t>
-            </w:r>
-            <w:r>
-              <w:rPr>
-                <w:rFonts w:ascii="Tahoma" w:eastAsia="微软雅黑" w:hAnsi="Tahoma" w:hint="eastAsia"/>
-                <w:kern w:val="0"/>
-                <w:sz w:val="22"/>
-              </w:rPr>
-              <w:t>时</w:t>
-            </w:r>
-            <w:r>
-              <w:rPr>
-                <w:rFonts w:ascii="Tahoma" w:eastAsia="微软雅黑" w:hAnsi="Tahoma" w:hint="eastAsia"/>
-                <w:kern w:val="0"/>
-                <w:sz w:val="22"/>
-              </w:rPr>
-              <w:t>，要多留意你测试的插件是否开了全局存储，要记得删掉</w:t>
-            </w:r>
-            <w:r>
-              <w:rPr>
-                <w:rFonts w:ascii="Tahoma" w:eastAsia="微软雅黑" w:hAnsi="Tahoma" w:hint="eastAsia"/>
-                <w:kern w:val="0"/>
-                <w:sz w:val="22"/>
-              </w:rPr>
-              <w:t>存的</w:t>
-            </w:r>
-            <w:r>
-              <w:rPr>
-                <w:rFonts w:ascii="Tahoma" w:eastAsia="微软雅黑" w:hAnsi="Tahoma" w:hint="eastAsia"/>
-                <w:kern w:val="0"/>
-                <w:sz w:val="22"/>
-              </w:rPr>
-              <w:t>文件。</w:t>
+              <w:t>里面的全部文件。</w:t>
             </w:r>
           </w:p>
         </w:tc>
@@ -3929,177 +4301,6 @@
     </w:tbl>
     <w:p>
       <w:pPr>
-        <w:widowControl/>
-        <w:adjustRightInd w:val="0"/>
-        <w:snapToGrid w:val="0"/>
-        <w:spacing w:after="200"/>
-        <w:jc w:val="left"/>
-        <w:rPr>
-          <w:rFonts w:ascii="Tahoma" w:eastAsia="微软雅黑" w:hAnsi="Tahoma"/>
-          <w:kern w:val="0"/>
-          <w:sz w:val="22"/>
-        </w:rPr>
-      </w:pPr>
-      <w:r>
-        <w:rPr>
-          <w:rFonts w:ascii="Tahoma" w:eastAsia="微软雅黑" w:hAnsi="Tahoma" w:hint="eastAsia"/>
-          <w:kern w:val="0"/>
-          <w:sz w:val="22"/>
-        </w:rPr>
-        <w:t>在</w:t>
-      </w:r>
-      <w:r>
-        <w:rPr>
-          <w:rFonts w:ascii="Tahoma" w:eastAsia="微软雅黑" w:hAnsi="Tahoma" w:hint="eastAsia"/>
-          <w:kern w:val="0"/>
-          <w:sz w:val="22"/>
-        </w:rPr>
-        <w:t xml:space="preserve"> </w:t>
-      </w:r>
-      <w:r>
-        <w:rPr>
-          <w:rFonts w:ascii="Tahoma" w:eastAsia="微软雅黑" w:hAnsi="Tahoma" w:hint="eastAsia"/>
-          <w:b/>
-          <w:kern w:val="0"/>
-          <w:sz w:val="22"/>
-        </w:rPr>
-        <w:t>测试战斗</w:t>
-      </w:r>
-      <w:r>
-        <w:rPr>
-          <w:rFonts w:ascii="Tahoma" w:eastAsia="微软雅黑" w:hAnsi="Tahoma" w:hint="eastAsia"/>
-          <w:b/>
-          <w:kern w:val="0"/>
-          <w:sz w:val="22"/>
-        </w:rPr>
-        <w:t xml:space="preserve"> </w:t>
-      </w:r>
-      <w:r>
-        <w:rPr>
-          <w:rFonts w:ascii="Tahoma" w:eastAsia="微软雅黑" w:hAnsi="Tahoma" w:hint="eastAsia"/>
-          <w:kern w:val="0"/>
-          <w:sz w:val="22"/>
-        </w:rPr>
-        <w:t>时，</w:t>
-      </w:r>
-      <w:r>
-        <w:rPr>
-          <w:rFonts w:ascii="Tahoma" w:eastAsia="微软雅黑" w:hAnsi="Tahoma" w:hint="eastAsia"/>
-          <w:kern w:val="0"/>
-          <w:sz w:val="22"/>
-        </w:rPr>
-        <w:t>全局存储</w:t>
-      </w:r>
-      <w:r>
-        <w:rPr>
-          <w:rFonts w:ascii="Tahoma" w:eastAsia="微软雅黑" w:hAnsi="Tahoma" w:hint="eastAsia"/>
-          <w:kern w:val="0"/>
-          <w:sz w:val="22"/>
-        </w:rPr>
-        <w:t>也可能会自己</w:t>
-      </w:r>
-      <w:r>
-        <w:rPr>
-          <w:rFonts w:ascii="Tahoma" w:eastAsia="微软雅黑" w:hAnsi="Tahoma" w:hint="eastAsia"/>
-          <w:kern w:val="0"/>
-          <w:sz w:val="22"/>
-        </w:rPr>
-        <w:t xml:space="preserve"> </w:t>
-      </w:r>
-      <w:r>
-        <w:rPr>
-          <w:rFonts w:ascii="Tahoma" w:eastAsia="微软雅黑" w:hAnsi="Tahoma" w:hint="eastAsia"/>
-          <w:kern w:val="0"/>
-          <w:sz w:val="22"/>
-        </w:rPr>
-        <w:t>存储</w:t>
-      </w:r>
-      <w:r>
-        <w:rPr>
-          <w:rFonts w:ascii="Tahoma" w:eastAsia="微软雅黑" w:hAnsi="Tahoma" w:hint="eastAsia"/>
-          <w:kern w:val="0"/>
-          <w:sz w:val="22"/>
-        </w:rPr>
-        <w:t>/</w:t>
-      </w:r>
-      <w:r>
-        <w:rPr>
-          <w:rFonts w:ascii="Tahoma" w:eastAsia="微软雅黑" w:hAnsi="Tahoma" w:hint="eastAsia"/>
-          <w:kern w:val="0"/>
-          <w:sz w:val="22"/>
-        </w:rPr>
-        <w:t>读取</w:t>
-      </w:r>
-      <w:r>
-        <w:rPr>
-          <w:rFonts w:ascii="Tahoma" w:eastAsia="微软雅黑" w:hAnsi="Tahoma"/>
-          <w:kern w:val="0"/>
-          <w:sz w:val="22"/>
-        </w:rPr>
-        <w:t xml:space="preserve"> </w:t>
-      </w:r>
-      <w:r>
-        <w:rPr>
-          <w:rFonts w:ascii="Tahoma" w:eastAsia="微软雅黑" w:hAnsi="Tahoma" w:hint="eastAsia"/>
-          <w:kern w:val="0"/>
-          <w:sz w:val="22"/>
-        </w:rPr>
-        <w:t>文件，为避免影响，</w:t>
-      </w:r>
-      <w:r>
-        <w:rPr>
-          <w:rFonts w:ascii="Tahoma" w:eastAsia="微软雅黑" w:hAnsi="Tahoma" w:hint="eastAsia"/>
-          <w:kern w:val="0"/>
-          <w:sz w:val="22"/>
-        </w:rPr>
-        <w:t>测试</w:t>
-      </w:r>
-      <w:r>
-        <w:rPr>
-          <w:rFonts w:ascii="Tahoma" w:eastAsia="微软雅黑" w:hAnsi="Tahoma" w:hint="eastAsia"/>
-          <w:kern w:val="0"/>
-          <w:sz w:val="22"/>
-        </w:rPr>
-        <w:t>战斗前注意清理一下</w:t>
-      </w:r>
-      <w:r>
-        <w:rPr>
-          <w:rFonts w:ascii="Tahoma" w:eastAsia="微软雅黑" w:hAnsi="Tahoma" w:hint="eastAsia"/>
-          <w:kern w:val="0"/>
-          <w:sz w:val="22"/>
-        </w:rPr>
-        <w:t>save</w:t>
-      </w:r>
-      <w:r>
-        <w:rPr>
-          <w:rFonts w:ascii="Tahoma" w:eastAsia="微软雅黑" w:hAnsi="Tahoma" w:hint="eastAsia"/>
-          <w:kern w:val="0"/>
-          <w:sz w:val="22"/>
-        </w:rPr>
-        <w:t>里面的全部文件。</w:t>
-      </w:r>
-    </w:p>
-    <w:p>
-      <w:pPr>
-        <w:widowControl/>
-        <w:jc w:val="left"/>
-        <w:rPr>
-          <w:rFonts w:ascii="Tahoma" w:eastAsia="微软雅黑" w:hAnsi="Tahoma"/>
-          <w:kern w:val="0"/>
-          <w:sz w:val="22"/>
-        </w:rPr>
-      </w:pPr>
-      <w:r>
-        <w:rPr>
-          <w:rFonts w:ascii="Tahoma" w:eastAsia="微软雅黑" w:hAnsi="Tahoma"/>
-          <w:kern w:val="0"/>
-          <w:sz w:val="22"/>
-        </w:rPr>
-        <w:br w:type="page"/>
-      </w:r>
-    </w:p>
-    <w:p>
-      <w:pPr>
         <w:pStyle w:val="3"/>
         <w:spacing w:before="240" w:after="120" w:line="415" w:lineRule="auto"/>
         <w:rPr>
@@ -4107,59 +4308,14 @@
           <w:sz w:val="28"/>
         </w:rPr>
       </w:pPr>
+      <w:bookmarkStart w:id="2" w:name="_载体"/>
+      <w:bookmarkEnd w:id="2"/>
       <w:r>
         <w:rPr>
           <w:rFonts w:hint="eastAsia"/>
           <w:sz w:val="28"/>
         </w:rPr>
-        <w:lastRenderedPageBreak/>
-        <w:t>存储文件</w:t>
-      </w:r>
-    </w:p>
-    <w:p>
-      <w:pPr>
-        <w:widowControl/>
-        <w:adjustRightInd w:val="0"/>
-        <w:snapToGrid w:val="0"/>
-        <w:spacing w:after="200"/>
-        <w:jc w:val="left"/>
-        <w:rPr>
-          <w:rFonts w:ascii="Tahoma" w:eastAsia="微软雅黑" w:hAnsi="Tahoma"/>
-          <w:b/>
-          <w:bCs/>
-          <w:kern w:val="0"/>
-          <w:sz w:val="22"/>
-        </w:rPr>
-      </w:pPr>
-      <w:r>
-        <w:rPr>
-          <w:rFonts w:ascii="Tahoma" w:eastAsia="微软雅黑" w:hAnsi="Tahoma" w:hint="eastAsia"/>
-          <w:b/>
-          <w:bCs/>
-          <w:kern w:val="0"/>
-          <w:sz w:val="22"/>
-        </w:rPr>
-        <w:t>1</w:t>
-      </w:r>
-      <w:r>
-        <w:rPr>
-          <w:rFonts w:ascii="Tahoma" w:eastAsia="微软雅黑" w:hAnsi="Tahoma" w:hint="eastAsia"/>
-          <w:b/>
-          <w:bCs/>
-          <w:kern w:val="0"/>
-          <w:sz w:val="22"/>
-        </w:rPr>
-        <w:t>）一般数据</w:t>
-      </w:r>
-      <w:r>
-        <w:rPr>
-          <w:rFonts w:ascii="Tahoma" w:eastAsia="微软雅黑" w:hAnsi="Tahoma" w:hint="eastAsia"/>
-          <w:b/>
-          <w:bCs/>
-          <w:kern w:val="0"/>
-          <w:sz w:val="22"/>
-        </w:rPr>
-        <w:t>文件</w:t>
+        <w:t>载体</w:t>
       </w:r>
     </w:p>
     <w:p>
@@ -4180,198 +4336,39 @@
           <w:kern w:val="0"/>
           <w:sz w:val="22"/>
         </w:rPr>
-        <w:t>游戏</w:t>
-      </w:r>
-      <w:r>
-        <w:rPr>
-          <w:rFonts w:ascii="Tahoma" w:eastAsia="微软雅黑" w:hAnsi="Tahoma" w:hint="eastAsia"/>
-          <w:kern w:val="0"/>
-          <w:sz w:val="22"/>
-        </w:rPr>
-        <w:t>没有那么深沉隐秘的存储，所有存储的文件都在</w:t>
-      </w:r>
-      <w:r>
-        <w:rPr>
-          <w:rFonts w:ascii="Tahoma" w:eastAsia="微软雅黑" w:hAnsi="Tahoma" w:hint="eastAsia"/>
-          <w:kern w:val="0"/>
-          <w:sz w:val="22"/>
-        </w:rPr>
-        <w:t>save</w:t>
-      </w:r>
-      <w:r>
-        <w:rPr>
-          <w:rFonts w:ascii="Tahoma" w:eastAsia="微软雅黑" w:hAnsi="Tahoma" w:hint="eastAsia"/>
-          <w:kern w:val="0"/>
-          <w:sz w:val="22"/>
-        </w:rPr>
-        <w:t>文件夹中</w:t>
-      </w:r>
-      <w:r>
-        <w:rPr>
-          <w:rFonts w:ascii="Tahoma" w:eastAsia="微软雅黑" w:hAnsi="Tahoma" w:hint="eastAsia"/>
-          <w:kern w:val="0"/>
-          <w:sz w:val="22"/>
-        </w:rPr>
-        <w:t>。</w:t>
-      </w:r>
-    </w:p>
-    <w:p>
-      <w:pPr>
-        <w:widowControl/>
-        <w:adjustRightInd w:val="0"/>
-        <w:snapToGrid w:val="0"/>
-        <w:spacing w:after="200"/>
-        <w:jc w:val="left"/>
-        <w:rPr>
-          <w:rFonts w:ascii="Tahoma" w:eastAsia="微软雅黑" w:hAnsi="Tahoma"/>
-          <w:kern w:val="0"/>
-          <w:sz w:val="22"/>
-        </w:rPr>
-      </w:pPr>
-      <w:r>
-        <w:rPr>
-          <w:rFonts w:ascii="Tahoma" w:eastAsia="微软雅黑" w:hAnsi="Tahoma" w:hint="eastAsia"/>
-          <w:kern w:val="0"/>
-          <w:sz w:val="22"/>
-        </w:rPr>
-        <w:t>（如果是用服务器搭建的</w:t>
-      </w:r>
-      <w:r>
-        <w:rPr>
-          <w:rFonts w:ascii="Tahoma" w:eastAsia="微软雅黑" w:hAnsi="Tahoma" w:hint="eastAsia"/>
-          <w:kern w:val="0"/>
-          <w:sz w:val="22"/>
-        </w:rPr>
-        <w:t>云端</w:t>
-      </w:r>
-      <w:r>
-        <w:rPr>
-          <w:rFonts w:ascii="Tahoma" w:eastAsia="微软雅黑" w:hAnsi="Tahoma" w:hint="eastAsia"/>
-          <w:kern w:val="0"/>
-          <w:sz w:val="22"/>
-        </w:rPr>
-        <w:t>游戏，则</w:t>
-      </w:r>
-      <w:r>
-        <w:rPr>
-          <w:rFonts w:ascii="Tahoma" w:eastAsia="微软雅黑" w:hAnsi="Tahoma" w:hint="eastAsia"/>
-          <w:kern w:val="0"/>
-          <w:sz w:val="22"/>
-        </w:rPr>
-        <w:t>在服务器的</w:t>
-      </w:r>
-      <w:r>
-        <w:rPr>
-          <w:rFonts w:ascii="Tahoma" w:eastAsia="微软雅黑" w:hAnsi="Tahoma" w:hint="eastAsia"/>
-          <w:kern w:val="0"/>
-          <w:sz w:val="22"/>
-        </w:rPr>
-        <w:t>save</w:t>
-      </w:r>
-      <w:r>
-        <w:rPr>
-          <w:rFonts w:ascii="Tahoma" w:eastAsia="微软雅黑" w:hAnsi="Tahoma" w:hint="eastAsia"/>
-          <w:kern w:val="0"/>
-          <w:sz w:val="22"/>
-        </w:rPr>
-        <w:t>文件夹中。</w:t>
-      </w:r>
-      <w:r>
-        <w:rPr>
-          <w:rFonts w:ascii="Tahoma" w:eastAsia="微软雅黑" w:hAnsi="Tahoma" w:hint="eastAsia"/>
-          <w:kern w:val="0"/>
-          <w:sz w:val="22"/>
-        </w:rPr>
-        <w:t>）</w:t>
-      </w:r>
-    </w:p>
-    <w:p>
-      <w:pPr>
-        <w:widowControl/>
-        <w:adjustRightInd w:val="0"/>
-        <w:snapToGrid w:val="0"/>
-        <w:spacing w:after="200"/>
-        <w:jc w:val="center"/>
-        <w:rPr>
-          <w:rFonts w:ascii="Tahoma" w:eastAsia="微软雅黑" w:hAnsi="Tahoma"/>
-          <w:kern w:val="0"/>
-          <w:sz w:val="22"/>
-        </w:rPr>
-      </w:pPr>
-      <w:r>
-        <w:rPr>
-          <w:noProof/>
-        </w:rPr>
-        <w:drawing>
-          <wp:inline distT="0" distB="0" distL="0" distR="0" wp14:anchorId="15D7DFC2" wp14:editId="626B5E55">
-            <wp:extent cx="4672330" cy="1253305"/>
-            <wp:effectExtent l="0" t="0" r="0" b="4445"/>
-            <wp:docPr id="1821940933" name="图片 1"/>
-            <wp:cNvGraphicFramePr>
-              <a:graphicFrameLocks xmlns:a="http://schemas.openxmlformats.org/drawingml/2006/main" noChangeAspect="1"/>
-            </wp:cNvGraphicFramePr>
-            <a:graphic xmlns:a="http://schemas.openxmlformats.org/drawingml/2006/main">
-              <a:graphicData uri="http://schemas.openxmlformats.org/drawingml/2006/picture">
-                <pic:pic xmlns:pic="http://schemas.openxmlformats.org/drawingml/2006/picture">
-                  <pic:nvPicPr>
-                    <pic:cNvPr id="0" name="Picture 4"/>
-                    <pic:cNvPicPr>
-                      <a:picLocks noChangeAspect="1" noChangeArrowheads="1"/>
-                    </pic:cNvPicPr>
-                  </pic:nvPicPr>
-                  <pic:blipFill>
-                    <a:blip r:embed="rId10">
-                      <a:extLst>
-                        <a:ext uri="{28A0092B-C50C-407E-A947-70E740481C1C}">
-                          <a14:useLocalDpi xmlns:a14="http://schemas.microsoft.com/office/drawing/2010/main" val="0"/>
-                        </a:ext>
-                      </a:extLst>
-                    </a:blip>
-                    <a:srcRect/>
-                    <a:stretch>
-                      <a:fillRect/>
-                    </a:stretch>
-                  </pic:blipFill>
-                  <pic:spPr bwMode="auto">
-                    <a:xfrm>
-                      <a:off x="0" y="0"/>
-                      <a:ext cx="4678271" cy="1254899"/>
-                    </a:xfrm>
-                    <a:prstGeom prst="rect">
-                      <a:avLst/>
-                    </a:prstGeom>
-                    <a:noFill/>
-                    <a:ln>
-                      <a:noFill/>
-                    </a:ln>
-                  </pic:spPr>
-                </pic:pic>
-              </a:graphicData>
-            </a:graphic>
-          </wp:inline>
-        </w:drawing>
-      </w:r>
-    </w:p>
-    <w:p>
-      <w:pPr>
-        <w:widowControl/>
-        <w:adjustRightInd w:val="0"/>
-        <w:snapToGrid w:val="0"/>
-        <w:spacing w:after="200"/>
-        <w:jc w:val="center"/>
-        <w:rPr>
-          <w:rFonts w:ascii="Tahoma" w:eastAsia="微软雅黑" w:hAnsi="Tahoma"/>
-          <w:kern w:val="0"/>
-          <w:sz w:val="22"/>
-        </w:rPr>
-      </w:pPr>
-      <w:r>
-        <w:object w:dxaOrig="7609" w:dyaOrig="2893" w14:anchorId="75BA4B68">
-          <v:shape id="_x0000_i1026" type="#_x0000_t75" style="width:379.8pt;height:144.6pt" o:ole="">
-            <v:imagedata r:id="rId11" o:title=""/>
-          </v:shape>
-          <o:OLEObject Type="Embed" ProgID="Visio.Drawing.15" ShapeID="_x0000_i1026" DrawAspect="Content" ObjectID="_1808977359" r:id="rId12"/>
-        </w:object>
+        <w:t>载体分为</w:t>
+      </w:r>
+      <w:r>
+        <w:rPr>
+          <w:rFonts w:ascii="Tahoma" w:eastAsia="微软雅黑" w:hAnsi="Tahoma" w:hint="eastAsia"/>
+          <w:kern w:val="0"/>
+          <w:sz w:val="22"/>
+        </w:rPr>
+        <w:t xml:space="preserve"> </w:t>
+      </w:r>
+      <w:r>
+        <w:rPr>
+          <w:rFonts w:ascii="Tahoma" w:eastAsia="微软雅黑" w:hAnsi="Tahoma" w:hint="eastAsia"/>
+          <w:kern w:val="0"/>
+          <w:sz w:val="22"/>
+        </w:rPr>
+        <w:t>文件载体和网页载体</w:t>
+      </w:r>
+      <w:r>
+        <w:rPr>
+          <w:rFonts w:ascii="Tahoma" w:eastAsia="微软雅黑" w:hAnsi="Tahoma" w:hint="eastAsia"/>
+          <w:kern w:val="0"/>
+          <w:sz w:val="22"/>
+        </w:rPr>
+        <w:t xml:space="preserve"> </w:t>
+      </w:r>
+      <w:r>
+        <w:rPr>
+          <w:rFonts w:ascii="Tahoma" w:eastAsia="微软雅黑" w:hAnsi="Tahoma" w:hint="eastAsia"/>
+          <w:kern w:val="0"/>
+          <w:sz w:val="22"/>
+        </w:rPr>
+        <w:t>两种。</w:t>
       </w:r>
     </w:p>
     <w:p>
@@ -4381,85 +4378,71 @@
         <w:snapToGrid w:val="0"/>
         <w:jc w:val="left"/>
         <w:rPr>
-          <w:rFonts w:ascii="Tahoma" w:eastAsia="微软雅黑" w:hAnsi="Tahoma"/>
-          <w:bCs/>
+          <w:rFonts w:ascii="Tahoma" w:eastAsia="微软雅黑" w:hAnsi="Tahoma" w:hint="eastAsia"/>
+          <w:kern w:val="0"/>
+          <w:sz w:val="22"/>
+        </w:rPr>
+      </w:pPr>
+      <w:r>
+        <w:rPr>
+          <w:rFonts w:ascii="Tahoma" w:eastAsia="微软雅黑" w:hAnsi="Tahoma" w:hint="eastAsia"/>
+          <w:kern w:val="0"/>
+          <w:sz w:val="22"/>
+        </w:rPr>
+        <w:t>全局存储对两种载体都支持。（你可以了解下“</w:t>
+      </w:r>
+      <w:r>
+        <w:rPr>
+          <w:rFonts w:ascii="Tahoma" w:eastAsia="微软雅黑" w:hAnsi="Tahoma" w:hint="eastAsia"/>
           <w:color w:val="0070C0"/>
           <w:kern w:val="0"/>
           <w:sz w:val="22"/>
         </w:rPr>
-      </w:pPr>
-      <w:r>
-        <w:rPr>
-          <w:rFonts w:ascii="Tahoma" w:eastAsia="微软雅黑" w:hAnsi="Tahoma" w:hint="eastAsia"/>
-          <w:bCs/>
+        <w:t>21.</w:t>
+      </w:r>
+      <w:r>
+        <w:rPr>
+          <w:rFonts w:ascii="Tahoma" w:eastAsia="微软雅黑" w:hAnsi="Tahoma" w:hint="eastAsia"/>
           <w:color w:val="0070C0"/>
           <w:kern w:val="0"/>
           <w:sz w:val="22"/>
         </w:rPr>
-        <w:t>你只要把</w:t>
-      </w:r>
-      <w:r>
-        <w:rPr>
-          <w:rFonts w:ascii="Tahoma" w:eastAsia="微软雅黑" w:hAnsi="Tahoma" w:hint="eastAsia"/>
-          <w:bCs/>
+        <w:t>管理器</w:t>
+      </w:r>
+      <w:r>
+        <w:rPr>
+          <w:rFonts w:ascii="Tahoma" w:eastAsia="微软雅黑" w:hAnsi="Tahoma" w:hint="eastAsia"/>
           <w:color w:val="0070C0"/>
           <w:kern w:val="0"/>
           <w:sz w:val="22"/>
         </w:rPr>
-        <w:t>save</w:t>
-      </w:r>
-      <w:r>
-        <w:rPr>
-          <w:rFonts w:ascii="Tahoma" w:eastAsia="微软雅黑" w:hAnsi="Tahoma" w:hint="eastAsia"/>
-          <w:bCs/>
+        <w:t xml:space="preserve"> &gt; </w:t>
+      </w:r>
+      <w:r>
+        <w:rPr>
+          <w:rFonts w:ascii="Tahoma" w:eastAsia="微软雅黑" w:hAnsi="Tahoma" w:hint="eastAsia"/>
           <w:color w:val="0070C0"/>
           <w:kern w:val="0"/>
           <w:sz w:val="22"/>
         </w:rPr>
-        <w:t>文件夹中的所有文件清空，那么游戏</w:t>
-      </w:r>
-      <w:r>
-        <w:rPr>
-          <w:rFonts w:ascii="Tahoma" w:eastAsia="微软雅黑" w:hAnsi="Tahoma" w:hint="eastAsia"/>
-          <w:bCs/>
+        <w:t>数据存储的载体</w:t>
+      </w:r>
+      <w:r>
+        <w:rPr>
+          <w:rFonts w:ascii="Tahoma" w:eastAsia="微软雅黑" w:hAnsi="Tahoma" w:hint="eastAsia"/>
           <w:color w:val="0070C0"/>
           <w:kern w:val="0"/>
           <w:sz w:val="22"/>
         </w:rPr>
-        <w:t>默认的</w:t>
-      </w:r>
-      <w:r>
-        <w:rPr>
-          <w:rFonts w:ascii="Tahoma" w:eastAsia="微软雅黑" w:hAnsi="Tahoma" w:hint="eastAsia"/>
-          <w:bCs/>
-          <w:color w:val="0070C0"/>
-          <w:kern w:val="0"/>
-          <w:sz w:val="22"/>
-        </w:rPr>
-        <w:t>全局存储和存档都会被清空。</w:t>
-      </w:r>
-    </w:p>
-    <w:p>
-      <w:pPr>
-        <w:widowControl/>
-        <w:jc w:val="left"/>
-        <w:rPr>
-          <w:rFonts w:ascii="Tahoma" w:eastAsia="微软雅黑" w:hAnsi="Tahoma"/>
-          <w:bCs/>
-          <w:color w:val="0070C0"/>
-          <w:kern w:val="0"/>
-          <w:sz w:val="22"/>
-        </w:rPr>
-      </w:pPr>
-      <w:r>
-        <w:rPr>
-          <w:rFonts w:ascii="Tahoma" w:eastAsia="微软雅黑" w:hAnsi="Tahoma"/>
-          <w:bCs/>
-          <w:color w:val="0070C0"/>
-          <w:kern w:val="0"/>
-          <w:sz w:val="22"/>
-        </w:rPr>
-        <w:br w:type="page"/>
+        <w:t>.docx</w:t>
+      </w:r>
+      <w:r>
+        <w:rPr>
+          <w:rFonts w:ascii="Tahoma" w:eastAsia="微软雅黑" w:hAnsi="Tahoma" w:hint="eastAsia"/>
+          <w:kern w:val="0"/>
+          <w:sz w:val="22"/>
+        </w:rPr>
+        <w:t>”）</w:t>
       </w:r>
     </w:p>
     <w:p>
@@ -4467,69 +4450,26 @@
         <w:widowControl/>
         <w:adjustRightInd w:val="0"/>
         <w:snapToGrid w:val="0"/>
-        <w:spacing w:after="200"/>
-        <w:jc w:val="left"/>
-        <w:rPr>
-          <w:rFonts w:ascii="Tahoma" w:eastAsia="微软雅黑" w:hAnsi="Tahoma"/>
-          <w:b/>
-          <w:bCs/>
-          <w:kern w:val="0"/>
-          <w:sz w:val="22"/>
-        </w:rPr>
-      </w:pPr>
-      <w:r>
-        <w:rPr>
-          <w:rFonts w:ascii="Tahoma" w:eastAsia="微软雅黑" w:hAnsi="Tahoma"/>
-          <w:b/>
-          <w:bCs/>
-          <w:kern w:val="0"/>
-          <w:sz w:val="22"/>
-        </w:rPr>
-        <w:lastRenderedPageBreak/>
-        <w:t>2</w:t>
-      </w:r>
-      <w:r>
-        <w:rPr>
-          <w:rFonts w:ascii="Tahoma" w:eastAsia="微软雅黑" w:hAnsi="Tahoma" w:hint="eastAsia"/>
-          <w:b/>
-          <w:bCs/>
-          <w:kern w:val="0"/>
-          <w:sz w:val="22"/>
-        </w:rPr>
-        <w:t>）插件</w:t>
-      </w:r>
-      <w:bookmarkStart w:id="2" w:name="自定义存储文件"/>
-      <w:r>
-        <w:rPr>
-          <w:rFonts w:ascii="Tahoma" w:eastAsia="微软雅黑" w:hAnsi="Tahoma" w:hint="eastAsia"/>
-          <w:b/>
-          <w:bCs/>
-          <w:kern w:val="0"/>
-          <w:sz w:val="22"/>
-        </w:rPr>
-        <w:t>自定义</w:t>
-      </w:r>
-      <w:r>
-        <w:rPr>
-          <w:rFonts w:ascii="Tahoma" w:eastAsia="微软雅黑" w:hAnsi="Tahoma" w:hint="eastAsia"/>
-          <w:b/>
-          <w:bCs/>
-          <w:kern w:val="0"/>
-          <w:sz w:val="22"/>
-        </w:rPr>
-        <w:t>存储</w:t>
-      </w:r>
-      <w:r>
-        <w:rPr>
-          <w:rFonts w:ascii="Tahoma" w:eastAsia="微软雅黑" w:hAnsi="Tahoma" w:hint="eastAsia"/>
-          <w:b/>
-          <w:bCs/>
-          <w:kern w:val="0"/>
-          <w:sz w:val="22"/>
-        </w:rPr>
-        <w:t>文件</w:t>
-      </w:r>
-      <w:bookmarkEnd w:id="2"/>
+        <w:jc w:val="center"/>
+        <w:rPr>
+          <w:rFonts w:ascii="Tahoma" w:eastAsia="微软雅黑" w:hAnsi="Tahoma"/>
+          <w:kern w:val="0"/>
+          <w:sz w:val="22"/>
+        </w:rPr>
+      </w:pPr>
+      <w:r>
+        <w:rPr>
+          <w:rFonts w:ascii="Tahoma" w:eastAsia="微软雅黑" w:hAnsi="Tahoma" w:hint="eastAsia"/>
+          <w:kern w:val="0"/>
+          <w:sz w:val="22"/>
+        </w:rPr>
+        <w:object w:dxaOrig="5895" w:dyaOrig="4425" w14:anchorId="1B39673D">
+          <v:shape id="_x0000_i1030" type="#_x0000_t75" style="width:235.2pt;height:176.4pt" o:ole="">
+            <v:imagedata r:id="rId11" o:title=""/>
+          </v:shape>
+          <o:OLEObject Type="Embed" ProgID="Visio.Drawing.15" ShapeID="_x0000_i1030" DrawAspect="Content" ObjectID="_1834944704" r:id="rId12"/>
+        </w:object>
+      </w:r>
     </w:p>
     <w:tbl>
       <w:tblPr>
@@ -4565,16 +4505,810 @@
                 <w:kern w:val="0"/>
                 <w:sz w:val="22"/>
               </w:rPr>
-              <w:t>注意，</w:t>
+              <w:t>全局存储</w:t>
             </w:r>
             <w:r>
               <w:rPr>
                 <w:rFonts w:ascii="Tahoma" w:eastAsia="微软雅黑" w:hAnsi="Tahoma" w:hint="eastAsia"/>
-                <w:b/>
-                <w:bCs/>
                 <w:kern w:val="0"/>
                 <w:sz w:val="22"/>
               </w:rPr>
+              <w:t>+</w:t>
+            </w:r>
+            <w:r>
+              <w:rPr>
+                <w:rFonts w:ascii="Tahoma" w:eastAsia="微软雅黑" w:hAnsi="Tahoma" w:hint="eastAsia"/>
+                <w:kern w:val="0"/>
+                <w:sz w:val="22"/>
+              </w:rPr>
+              <w:t>网页载体时，存储的数据固定放在“</w:t>
+            </w:r>
+            <w:r>
+              <w:rPr>
+                <w:rFonts w:ascii="Tahoma" w:eastAsia="微软雅黑" w:hAnsi="Tahoma" w:hint="eastAsia"/>
+                <w:kern w:val="0"/>
+                <w:sz w:val="22"/>
+              </w:rPr>
+              <w:t>RPG+</w:t>
+            </w:r>
+            <w:r>
+              <w:rPr>
+                <w:rFonts w:ascii="Tahoma" w:eastAsia="微软雅黑" w:hAnsi="Tahoma" w:hint="eastAsia"/>
+                <w:kern w:val="0"/>
+                <w:sz w:val="22"/>
+              </w:rPr>
+              <w:t>全局路径名”的</w:t>
+            </w:r>
+            <w:proofErr w:type="spellStart"/>
+            <w:r>
+              <w:rPr>
+                <w:rFonts w:ascii="Tahoma" w:eastAsia="微软雅黑" w:hAnsi="Tahoma" w:hint="eastAsia"/>
+                <w:kern w:val="0"/>
+                <w:sz w:val="22"/>
+              </w:rPr>
+              <w:t>json</w:t>
+            </w:r>
+            <w:proofErr w:type="spellEnd"/>
+            <w:r>
+              <w:rPr>
+                <w:rFonts w:ascii="Tahoma" w:eastAsia="微软雅黑" w:hAnsi="Tahoma" w:hint="eastAsia"/>
+                <w:kern w:val="0"/>
+                <w:sz w:val="22"/>
+              </w:rPr>
+              <w:t>串中，</w:t>
+            </w:r>
+          </w:p>
+          <w:p>
+            <w:pPr>
+              <w:widowControl/>
+              <w:adjustRightInd w:val="0"/>
+              <w:snapToGrid w:val="0"/>
+              <w:jc w:val="left"/>
+              <w:rPr>
+                <w:rFonts w:ascii="Tahoma" w:eastAsia="微软雅黑" w:hAnsi="Tahoma" w:hint="eastAsia"/>
+                <w:kern w:val="0"/>
+                <w:sz w:val="22"/>
+              </w:rPr>
+            </w:pPr>
+            <w:r>
+              <w:rPr>
+                <w:rFonts w:ascii="Tahoma" w:eastAsia="微软雅黑" w:hAnsi="Tahoma" w:hint="eastAsia"/>
+                <w:kern w:val="0"/>
+                <w:sz w:val="22"/>
+              </w:rPr>
+              <w:t>没有文件那么灵活自定义，所以这里就不详细介绍了。</w:t>
+            </w:r>
+          </w:p>
+        </w:tc>
+      </w:tr>
+    </w:tbl>
+    <w:p>
+      <w:pPr>
+        <w:widowControl/>
+        <w:adjustRightInd w:val="0"/>
+        <w:snapToGrid w:val="0"/>
+        <w:jc w:val="left"/>
+        <w:rPr>
+          <w:rFonts w:ascii="Tahoma" w:eastAsia="微软雅黑" w:hAnsi="Tahoma" w:hint="eastAsia"/>
+          <w:kern w:val="0"/>
+          <w:sz w:val="22"/>
+        </w:rPr>
+      </w:pPr>
+    </w:p>
+    <w:p>
+      <w:pPr>
+        <w:pStyle w:val="3"/>
+        <w:spacing w:before="240" w:after="120" w:line="415" w:lineRule="auto"/>
+        <w:rPr>
+          <w:rFonts w:hint="eastAsia"/>
+          <w:sz w:val="28"/>
+        </w:rPr>
+      </w:pPr>
+      <w:r>
+        <w:rPr>
+          <w:rFonts w:hint="eastAsia"/>
+          <w:sz w:val="28"/>
+        </w:rPr>
+        <w:lastRenderedPageBreak/>
+        <w:t>文件</w:t>
+      </w:r>
+      <w:r>
+        <w:rPr>
+          <w:rFonts w:hint="eastAsia"/>
+          <w:sz w:val="28"/>
+        </w:rPr>
+        <w:t>载体</w:t>
+      </w:r>
+    </w:p>
+    <w:p>
+      <w:pPr>
+        <w:pStyle w:val="4"/>
+        <w:spacing w:before="0"/>
+        <w:rPr>
+          <w:rFonts w:ascii="微软雅黑" w:eastAsia="微软雅黑" w:hAnsi="微软雅黑"/>
+          <w:sz w:val="22"/>
+          <w:szCs w:val="22"/>
+        </w:rPr>
+      </w:pPr>
+      <w:bookmarkStart w:id="3" w:name="_1）存档数据文件"/>
+      <w:bookmarkEnd w:id="3"/>
+      <w:r>
+        <w:rPr>
+          <w:rFonts w:ascii="微软雅黑" w:eastAsia="微软雅黑" w:hAnsi="微软雅黑" w:hint="eastAsia"/>
+          <w:sz w:val="22"/>
+          <w:szCs w:val="22"/>
+        </w:rPr>
+        <w:t>1</w:t>
+      </w:r>
+      <w:r>
+        <w:rPr>
+          <w:rFonts w:ascii="微软雅黑" w:eastAsia="微软雅黑" w:hAnsi="微软雅黑" w:hint="eastAsia"/>
+          <w:sz w:val="22"/>
+          <w:szCs w:val="22"/>
+        </w:rPr>
+        <w:t>）</w:t>
+      </w:r>
+      <w:r>
+        <w:rPr>
+          <w:rFonts w:ascii="微软雅黑" w:eastAsia="微软雅黑" w:hAnsi="微软雅黑" w:hint="eastAsia"/>
+          <w:sz w:val="22"/>
+          <w:szCs w:val="22"/>
+        </w:rPr>
+        <w:t>存档</w:t>
+      </w:r>
+      <w:r>
+        <w:rPr>
+          <w:rFonts w:ascii="微软雅黑" w:eastAsia="微软雅黑" w:hAnsi="微软雅黑" w:hint="eastAsia"/>
+          <w:sz w:val="22"/>
+          <w:szCs w:val="22"/>
+        </w:rPr>
+        <w:t>数据</w:t>
+      </w:r>
+      <w:r>
+        <w:rPr>
+          <w:rFonts w:ascii="微软雅黑" w:eastAsia="微软雅黑" w:hAnsi="微软雅黑" w:hint="eastAsia"/>
+          <w:sz w:val="22"/>
+          <w:szCs w:val="22"/>
+        </w:rPr>
+        <w:t>文件</w:t>
+      </w:r>
+    </w:p>
+    <w:p>
+      <w:pPr>
+        <w:widowControl/>
+        <w:adjustRightInd w:val="0"/>
+        <w:snapToGrid w:val="0"/>
+        <w:spacing w:after="200"/>
+        <w:jc w:val="left"/>
+        <w:rPr>
+          <w:rFonts w:ascii="Tahoma" w:eastAsia="微软雅黑" w:hAnsi="Tahoma"/>
+          <w:kern w:val="0"/>
+          <w:sz w:val="22"/>
+        </w:rPr>
+      </w:pPr>
+      <w:r>
+        <w:rPr>
+          <w:rFonts w:ascii="Tahoma" w:eastAsia="微软雅黑" w:hAnsi="Tahoma" w:hint="eastAsia"/>
+          <w:kern w:val="0"/>
+          <w:sz w:val="22"/>
+        </w:rPr>
+        <w:t>游戏</w:t>
+      </w:r>
+      <w:r>
+        <w:rPr>
+          <w:rFonts w:ascii="Tahoma" w:eastAsia="微软雅黑" w:hAnsi="Tahoma" w:hint="eastAsia"/>
+          <w:kern w:val="0"/>
+          <w:sz w:val="22"/>
+        </w:rPr>
+        <w:t>没有那么深沉隐秘的存储，所有存储的文件都在</w:t>
+      </w:r>
+      <w:r>
+        <w:rPr>
+          <w:rFonts w:ascii="Tahoma" w:eastAsia="微软雅黑" w:hAnsi="Tahoma" w:hint="eastAsia"/>
+          <w:kern w:val="0"/>
+          <w:sz w:val="22"/>
+        </w:rPr>
+        <w:t>save</w:t>
+      </w:r>
+      <w:r>
+        <w:rPr>
+          <w:rFonts w:ascii="Tahoma" w:eastAsia="微软雅黑" w:hAnsi="Tahoma" w:hint="eastAsia"/>
+          <w:kern w:val="0"/>
+          <w:sz w:val="22"/>
+        </w:rPr>
+        <w:t>文件夹中</w:t>
+      </w:r>
+      <w:r>
+        <w:rPr>
+          <w:rFonts w:ascii="Tahoma" w:eastAsia="微软雅黑" w:hAnsi="Tahoma" w:hint="eastAsia"/>
+          <w:kern w:val="0"/>
+          <w:sz w:val="22"/>
+        </w:rPr>
+        <w:t>。</w:t>
+      </w:r>
+    </w:p>
+    <w:p>
+      <w:pPr>
+        <w:widowControl/>
+        <w:adjustRightInd w:val="0"/>
+        <w:snapToGrid w:val="0"/>
+        <w:jc w:val="center"/>
+        <w:rPr>
+          <w:rFonts w:ascii="Tahoma" w:eastAsia="微软雅黑" w:hAnsi="Tahoma"/>
+          <w:kern w:val="0"/>
+          <w:sz w:val="22"/>
+        </w:rPr>
+      </w:pPr>
+      <w:r>
+        <w:rPr>
+          <w:noProof/>
+        </w:rPr>
+        <w:drawing>
+          <wp:inline distT="0" distB="0" distL="0" distR="0" wp14:anchorId="15D7DFC2" wp14:editId="626B5E55">
+            <wp:extent cx="4672330" cy="1253305"/>
+            <wp:effectExtent l="0" t="0" r="0" b="4445"/>
+            <wp:docPr id="1821940933" name="图片 1"/>
+            <wp:cNvGraphicFramePr>
+              <a:graphicFrameLocks xmlns:a="http://schemas.openxmlformats.org/drawingml/2006/main" noChangeAspect="1"/>
+            </wp:cNvGraphicFramePr>
+            <a:graphic xmlns:a="http://schemas.openxmlformats.org/drawingml/2006/main">
+              <a:graphicData uri="http://schemas.openxmlformats.org/drawingml/2006/picture">
+                <pic:pic xmlns:pic="http://schemas.openxmlformats.org/drawingml/2006/picture">
+                  <pic:nvPicPr>
+                    <pic:cNvPr id="0" name="Picture 4"/>
+                    <pic:cNvPicPr>
+                      <a:picLocks noChangeAspect="1" noChangeArrowheads="1"/>
+                    </pic:cNvPicPr>
+                  </pic:nvPicPr>
+                  <pic:blipFill>
+                    <a:blip r:embed="rId13">
+                      <a:extLst>
+                        <a:ext uri="{28A0092B-C50C-407E-A947-70E740481C1C}">
+                          <a14:useLocalDpi xmlns:a14="http://schemas.microsoft.com/office/drawing/2010/main" val="0"/>
+                        </a:ext>
+                      </a:extLst>
+                    </a:blip>
+                    <a:srcRect/>
+                    <a:stretch>
+                      <a:fillRect/>
+                    </a:stretch>
+                  </pic:blipFill>
+                  <pic:spPr bwMode="auto">
+                    <a:xfrm>
+                      <a:off x="0" y="0"/>
+                      <a:ext cx="4678271" cy="1254899"/>
+                    </a:xfrm>
+                    <a:prstGeom prst="rect">
+                      <a:avLst/>
+                    </a:prstGeom>
+                    <a:noFill/>
+                    <a:ln>
+                      <a:noFill/>
+                    </a:ln>
+                  </pic:spPr>
+                </pic:pic>
+              </a:graphicData>
+            </a:graphic>
+          </wp:inline>
+        </w:drawing>
+      </w:r>
+    </w:p>
+    <w:p>
+      <w:pPr>
+        <w:widowControl/>
+        <w:adjustRightInd w:val="0"/>
+        <w:jc w:val="center"/>
+        <w:rPr>
+          <w:rFonts w:ascii="Tahoma" w:eastAsia="微软雅黑" w:hAnsi="Tahoma"/>
+          <w:kern w:val="0"/>
+          <w:sz w:val="22"/>
+        </w:rPr>
+      </w:pPr>
+      <w:r>
+        <w:rPr>
+          <w:rFonts w:ascii="Tahoma" w:eastAsia="微软雅黑" w:hAnsi="Tahoma"/>
+          <w:kern w:val="0"/>
+          <w:sz w:val="22"/>
+        </w:rPr>
+        <w:object w:dxaOrig="7609" w:dyaOrig="2893" w14:anchorId="75BA4B68">
+          <v:shape id="_x0000_i1026" type="#_x0000_t75" style="width:379.8pt;height:144.6pt" o:ole="">
+            <v:imagedata r:id="rId14" o:title=""/>
+          </v:shape>
+          <o:OLEObject Type="Embed" ProgID="Visio.Drawing.15" ShapeID="_x0000_i1026" DrawAspect="Content" ObjectID="_1834944705" r:id="rId15"/>
+        </w:object>
+      </w:r>
+    </w:p>
+    <w:p>
+      <w:pPr>
+        <w:widowControl/>
+        <w:adjustRightInd w:val="0"/>
+        <w:jc w:val="center"/>
+        <w:rPr>
+          <w:rFonts w:ascii="Tahoma" w:eastAsia="微软雅黑" w:hAnsi="Tahoma"/>
+          <w:kern w:val="0"/>
+          <w:sz w:val="22"/>
+        </w:rPr>
+      </w:pPr>
+      <w:r>
+        <w:rPr>
+          <w:rFonts w:ascii="Tahoma" w:eastAsia="微软雅黑" w:hAnsi="Tahoma" w:hint="eastAsia"/>
+          <w:kern w:val="0"/>
+          <w:sz w:val="22"/>
+        </w:rPr>
+        <w:t>你只要把</w:t>
+      </w:r>
+      <w:r>
+        <w:rPr>
+          <w:rFonts w:ascii="Tahoma" w:eastAsia="微软雅黑" w:hAnsi="Tahoma" w:hint="eastAsia"/>
+          <w:kern w:val="0"/>
+          <w:sz w:val="22"/>
+        </w:rPr>
+        <w:t>save</w:t>
+      </w:r>
+      <w:r>
+        <w:rPr>
+          <w:rFonts w:ascii="Tahoma" w:eastAsia="微软雅黑" w:hAnsi="Tahoma" w:hint="eastAsia"/>
+          <w:kern w:val="0"/>
+          <w:sz w:val="22"/>
+        </w:rPr>
+        <w:t>文件夹中的所有文件清空，那么游戏</w:t>
+      </w:r>
+      <w:r>
+        <w:rPr>
+          <w:rFonts w:ascii="Tahoma" w:eastAsia="微软雅黑" w:hAnsi="Tahoma" w:hint="eastAsia"/>
+          <w:kern w:val="0"/>
+          <w:sz w:val="22"/>
+        </w:rPr>
+        <w:t>默认的</w:t>
+      </w:r>
+      <w:r>
+        <w:rPr>
+          <w:rFonts w:ascii="Tahoma" w:eastAsia="微软雅黑" w:hAnsi="Tahoma" w:hint="eastAsia"/>
+          <w:kern w:val="0"/>
+          <w:sz w:val="22"/>
+        </w:rPr>
+        <w:t>全局存储和存档都会被清空。</w:t>
+      </w:r>
+    </w:p>
+    <w:p>
+      <w:pPr>
+        <w:widowControl/>
+        <w:jc w:val="left"/>
+        <w:rPr>
+          <w:rFonts w:ascii="Tahoma" w:eastAsia="微软雅黑" w:hAnsi="Tahoma"/>
+          <w:kern w:val="0"/>
+          <w:sz w:val="22"/>
+        </w:rPr>
+      </w:pPr>
+    </w:p>
+    <w:p>
+      <w:pPr>
+        <w:pStyle w:val="4"/>
+        <w:spacing w:before="0"/>
+        <w:rPr>
+          <w:rFonts w:ascii="微软雅黑" w:eastAsia="微软雅黑" w:hAnsi="微软雅黑"/>
+          <w:sz w:val="22"/>
+          <w:szCs w:val="22"/>
+        </w:rPr>
+      </w:pPr>
+      <w:bookmarkStart w:id="4" w:name="_2）自定义文件"/>
+      <w:bookmarkEnd w:id="4"/>
+      <w:r>
+        <w:rPr>
+          <w:rFonts w:ascii="微软雅黑" w:eastAsia="微软雅黑" w:hAnsi="微软雅黑"/>
+          <w:sz w:val="22"/>
+          <w:szCs w:val="22"/>
+        </w:rPr>
+        <w:t>2</w:t>
+      </w:r>
+      <w:r>
+        <w:rPr>
+          <w:rFonts w:ascii="微软雅黑" w:eastAsia="微软雅黑" w:hAnsi="微软雅黑" w:hint="eastAsia"/>
+          <w:sz w:val="22"/>
+          <w:szCs w:val="22"/>
+        </w:rPr>
+        <w:t>）</w:t>
+      </w:r>
+      <w:bookmarkStart w:id="5" w:name="自定义存储文件"/>
+      <w:r>
+        <w:rPr>
+          <w:rFonts w:ascii="微软雅黑" w:eastAsia="微软雅黑" w:hAnsi="微软雅黑" w:hint="eastAsia"/>
+          <w:sz w:val="22"/>
+          <w:szCs w:val="22"/>
+        </w:rPr>
+        <w:t>自定义文件</w:t>
+      </w:r>
+      <w:bookmarkEnd w:id="5"/>
+    </w:p>
+    <w:p>
+      <w:pPr>
+        <w:widowControl/>
+        <w:adjustRightInd w:val="0"/>
+        <w:snapToGrid w:val="0"/>
+        <w:jc w:val="left"/>
+        <w:rPr>
+          <w:rFonts w:ascii="Tahoma" w:eastAsia="微软雅黑" w:hAnsi="Tahoma"/>
+          <w:kern w:val="0"/>
+          <w:sz w:val="22"/>
+        </w:rPr>
+      </w:pPr>
+      <w:r>
+        <w:rPr>
+          <w:rFonts w:ascii="Tahoma" w:eastAsia="微软雅黑" w:hAnsi="Tahoma" w:hint="eastAsia"/>
+          <w:kern w:val="0"/>
+          <w:sz w:val="22"/>
+        </w:rPr>
+        <w:t>全局存储的数据</w:t>
+      </w:r>
+      <w:r>
+        <w:rPr>
+          <w:rFonts w:ascii="Tahoma" w:eastAsia="微软雅黑" w:hAnsi="Tahoma" w:hint="eastAsia"/>
+          <w:kern w:val="0"/>
+          <w:sz w:val="22"/>
+        </w:rPr>
+        <w:t>，</w:t>
+      </w:r>
+      <w:r>
+        <w:rPr>
+          <w:rFonts w:ascii="Tahoma" w:eastAsia="微软雅黑" w:hAnsi="Tahoma" w:hint="eastAsia"/>
+          <w:kern w:val="0"/>
+          <w:sz w:val="22"/>
+        </w:rPr>
+        <w:t>实质为同一个世界线的数据，所以放在哪都行。</w:t>
+      </w:r>
+    </w:p>
+    <w:p>
+      <w:pPr>
+        <w:widowControl/>
+        <w:adjustRightInd w:val="0"/>
+        <w:snapToGrid w:val="0"/>
+        <w:jc w:val="left"/>
+        <w:rPr>
+          <w:rFonts w:ascii="Tahoma" w:eastAsia="微软雅黑" w:hAnsi="Tahoma"/>
+          <w:kern w:val="0"/>
+          <w:sz w:val="22"/>
+        </w:rPr>
+      </w:pPr>
+      <w:r>
+        <w:rPr>
+          <w:rFonts w:ascii="Tahoma" w:eastAsia="微软雅黑" w:hAnsi="Tahoma" w:hint="eastAsia"/>
+          <w:kern w:val="0"/>
+          <w:sz w:val="22"/>
+        </w:rPr>
+        <w:t>正常存储的数据</w:t>
+      </w:r>
+      <w:r>
+        <w:rPr>
+          <w:rFonts w:ascii="Tahoma" w:eastAsia="微软雅黑" w:hAnsi="Tahoma" w:hint="eastAsia"/>
+          <w:kern w:val="0"/>
+          <w:sz w:val="22"/>
+        </w:rPr>
+        <w:t>，存档之间</w:t>
+      </w:r>
+      <w:r>
+        <w:rPr>
+          <w:rFonts w:ascii="Tahoma" w:eastAsia="微软雅黑" w:hAnsi="Tahoma" w:hint="eastAsia"/>
+          <w:kern w:val="0"/>
+          <w:sz w:val="22"/>
+        </w:rPr>
+        <w:t>互斥，进入不同存档，则进入完全不同的世界线。</w:t>
+      </w:r>
+    </w:p>
+    <w:p>
+      <w:pPr>
+        <w:widowControl/>
+        <w:adjustRightInd w:val="0"/>
+        <w:snapToGrid w:val="0"/>
+        <w:spacing w:after="200"/>
+        <w:jc w:val="left"/>
+        <w:rPr>
+          <w:rFonts w:ascii="Tahoma" w:eastAsia="微软雅黑" w:hAnsi="Tahoma"/>
+          <w:kern w:val="0"/>
+          <w:sz w:val="22"/>
+        </w:rPr>
+      </w:pPr>
+      <w:r>
+        <w:rPr>
+          <w:rFonts w:ascii="Tahoma" w:eastAsia="微软雅黑" w:hAnsi="Tahoma" w:hint="eastAsia"/>
+          <w:kern w:val="0"/>
+          <w:sz w:val="22"/>
+        </w:rPr>
+        <w:t>所以正常存储不能分离文件。</w:t>
+      </w:r>
+      <w:r>
+        <w:rPr>
+          <w:rFonts w:ascii="Tahoma" w:eastAsia="微软雅黑" w:hAnsi="Tahoma" w:hint="eastAsia"/>
+          <w:kern w:val="0"/>
+          <w:sz w:val="22"/>
+        </w:rPr>
+        <w:t>世界线的相关介绍可见后面章节：</w:t>
+      </w:r>
+      <w:r>
+        <w:rPr>
+          <w:rFonts w:ascii="Tahoma" w:eastAsia="微软雅黑" w:hAnsi="Tahoma" w:hint="eastAsia"/>
+          <w:kern w:val="0"/>
+          <w:sz w:val="22"/>
+        </w:rPr>
+        <w:t xml:space="preserve"> </w:t>
+      </w:r>
+      <w:hyperlink w:anchor="世界线" w:history="1">
+        <w:r>
+          <w:rPr>
+            <w:rStyle w:val="a4"/>
+            <w:rFonts w:ascii="Tahoma" w:eastAsia="微软雅黑" w:hAnsi="Tahoma" w:hint="eastAsia"/>
+            <w:kern w:val="0"/>
+            <w:sz w:val="22"/>
+          </w:rPr>
+          <w:t>世界线</w:t>
+        </w:r>
+      </w:hyperlink>
+      <w:r>
+        <w:rPr>
+          <w:rFonts w:ascii="Tahoma" w:eastAsia="微软雅黑" w:hAnsi="Tahoma"/>
+          <w:kern w:val="0"/>
+          <w:sz w:val="22"/>
+        </w:rPr>
+        <w:t xml:space="preserve"> </w:t>
+      </w:r>
+      <w:r>
+        <w:rPr>
+          <w:rFonts w:ascii="Tahoma" w:eastAsia="微软雅黑" w:hAnsi="Tahoma" w:hint="eastAsia"/>
+          <w:kern w:val="0"/>
+          <w:sz w:val="22"/>
+        </w:rPr>
+        <w:t>。</w:t>
+      </w:r>
+    </w:p>
+    <w:p>
+      <w:pPr>
+        <w:widowControl/>
+        <w:adjustRightInd w:val="0"/>
+        <w:snapToGrid w:val="0"/>
+        <w:jc w:val="left"/>
+        <w:rPr>
+          <w:rFonts w:ascii="Tahoma" w:eastAsia="微软雅黑" w:hAnsi="Tahoma"/>
+          <w:kern w:val="0"/>
+          <w:sz w:val="22"/>
+        </w:rPr>
+      </w:pPr>
+      <w:r>
+        <w:rPr>
+          <w:rFonts w:ascii="Tahoma" w:eastAsia="微软雅黑" w:hAnsi="Tahoma" w:hint="eastAsia"/>
+          <w:kern w:val="0"/>
+          <w:sz w:val="22"/>
+        </w:rPr>
+        <w:t>全局存储核心可以设置文件路径</w:t>
+      </w:r>
+      <w:r>
+        <w:rPr>
+          <w:rFonts w:ascii="Tahoma" w:eastAsia="微软雅黑" w:hAnsi="Tahoma" w:hint="eastAsia"/>
+          <w:kern w:val="0"/>
+          <w:sz w:val="22"/>
+        </w:rPr>
+        <w:t>，如下图。</w:t>
+      </w:r>
+    </w:p>
+    <w:p>
+      <w:pPr>
+        <w:widowControl/>
+        <w:adjustRightInd w:val="0"/>
+        <w:snapToGrid w:val="0"/>
+        <w:jc w:val="left"/>
+        <w:rPr>
+          <w:rFonts w:ascii="Tahoma" w:eastAsia="微软雅黑" w:hAnsi="Tahoma" w:hint="eastAsia"/>
+          <w:kern w:val="0"/>
+          <w:sz w:val="22"/>
+        </w:rPr>
+      </w:pPr>
+      <w:r>
+        <w:rPr>
+          <w:rFonts w:ascii="Tahoma" w:eastAsia="微软雅黑" w:hAnsi="Tahoma" w:hint="eastAsia"/>
+          <w:kern w:val="0"/>
+          <w:sz w:val="22"/>
+        </w:rPr>
+        <w:t>（默认路径为</w:t>
+      </w:r>
+      <w:r>
+        <w:rPr>
+          <w:rFonts w:ascii="Tahoma" w:eastAsia="微软雅黑" w:hAnsi="Tahoma" w:hint="eastAsia"/>
+          <w:kern w:val="0"/>
+          <w:sz w:val="22"/>
+        </w:rPr>
+        <w:t>save</w:t>
+      </w:r>
+      <w:r>
+        <w:rPr>
+          <w:rFonts w:ascii="Tahoma" w:eastAsia="微软雅黑" w:hAnsi="Tahoma" w:hint="eastAsia"/>
+          <w:kern w:val="0"/>
+          <w:sz w:val="22"/>
+        </w:rPr>
+        <w:t>文件夹下的</w:t>
+      </w:r>
+      <w:proofErr w:type="spellStart"/>
+      <w:r>
+        <w:rPr>
+          <w:rFonts w:ascii="Tahoma" w:eastAsia="微软雅黑" w:hAnsi="Tahoma" w:hint="eastAsia"/>
+          <w:kern w:val="0"/>
+          <w:sz w:val="22"/>
+        </w:rPr>
+        <w:t>drill_global.rpgsave</w:t>
+      </w:r>
+      <w:proofErr w:type="spellEnd"/>
+      <w:r>
+        <w:rPr>
+          <w:rFonts w:ascii="Tahoma" w:eastAsia="微软雅黑" w:hAnsi="Tahoma" w:hint="eastAsia"/>
+          <w:kern w:val="0"/>
+          <w:sz w:val="22"/>
+        </w:rPr>
+        <w:t>文件）</w:t>
+      </w:r>
+    </w:p>
+    <w:p>
+      <w:pPr>
+        <w:widowControl/>
+        <w:snapToGrid w:val="0"/>
+        <w:jc w:val="center"/>
+        <w:rPr>
+          <w:rFonts w:ascii="宋体" w:eastAsia="宋体" w:hAnsi="宋体" w:cs="宋体" w:hint="eastAsia"/>
+          <w:kern w:val="0"/>
+          <w:sz w:val="24"/>
+          <w:szCs w:val="24"/>
+        </w:rPr>
+      </w:pPr>
+      <w:r>
+        <w:rPr>
+          <w:noProof/>
+        </w:rPr>
+        <w:drawing>
+          <wp:inline distT="0" distB="0" distL="0" distR="0" wp14:anchorId="6E0E85D3" wp14:editId="48085E11">
+            <wp:extent cx="5188326" cy="1341120"/>
+            <wp:effectExtent l="0" t="0" r="0" b="0"/>
+            <wp:docPr id="1488621920" name="图片 2"/>
+            <wp:cNvGraphicFramePr>
+              <a:graphicFrameLocks xmlns:a="http://schemas.openxmlformats.org/drawingml/2006/main" noChangeAspect="1"/>
+            </wp:cNvGraphicFramePr>
+            <a:graphic xmlns:a="http://schemas.openxmlformats.org/drawingml/2006/main">
+              <a:graphicData uri="http://schemas.openxmlformats.org/drawingml/2006/picture">
+                <pic:pic xmlns:pic="http://schemas.openxmlformats.org/drawingml/2006/picture">
+                  <pic:nvPicPr>
+                    <pic:cNvPr id="0" name="Picture 6"/>
+                    <pic:cNvPicPr>
+                      <a:picLocks noChangeAspect="1" noChangeArrowheads="1"/>
+                    </pic:cNvPicPr>
+                  </pic:nvPicPr>
+                  <pic:blipFill>
+                    <a:blip r:embed="rId16">
+                      <a:extLst>
+                        <a:ext uri="{28A0092B-C50C-407E-A947-70E740481C1C}">
+                          <a14:useLocalDpi xmlns:a14="http://schemas.microsoft.com/office/drawing/2010/main" val="0"/>
+                        </a:ext>
+                      </a:extLst>
+                    </a:blip>
+                    <a:srcRect/>
+                    <a:stretch>
+                      <a:fillRect/>
+                    </a:stretch>
+                  </pic:blipFill>
+                  <pic:spPr bwMode="auto">
+                    <a:xfrm>
+                      <a:off x="0" y="0"/>
+                      <a:ext cx="5205871" cy="1345655"/>
+                    </a:xfrm>
+                    <a:prstGeom prst="rect">
+                      <a:avLst/>
+                    </a:prstGeom>
+                    <a:noFill/>
+                    <a:ln>
+                      <a:noFill/>
+                    </a:ln>
+                  </pic:spPr>
+                </pic:pic>
+              </a:graphicData>
+            </a:graphic>
+          </wp:inline>
+        </w:drawing>
+      </w:r>
+    </w:p>
+    <w:p>
+      <w:pPr>
+        <w:widowControl/>
+        <w:snapToGrid w:val="0"/>
+        <w:jc w:val="center"/>
+        <w:rPr>
+          <w:rFonts w:ascii="宋体" w:eastAsia="宋体" w:hAnsi="宋体" w:cs="宋体" w:hint="eastAsia"/>
+          <w:kern w:val="0"/>
+          <w:sz w:val="24"/>
+          <w:szCs w:val="24"/>
+        </w:rPr>
+      </w:pPr>
+      <w:r>
+        <w:rPr>
+          <w:noProof/>
+        </w:rPr>
+        <w:drawing>
+          <wp:inline distT="0" distB="0" distL="0" distR="0" wp14:anchorId="4D0B430B" wp14:editId="766C96DC">
+            <wp:extent cx="1813560" cy="424033"/>
+            <wp:effectExtent l="0" t="0" r="0" b="0"/>
+            <wp:docPr id="517394714" name="图片 3"/>
+            <wp:cNvGraphicFramePr>
+              <a:graphicFrameLocks xmlns:a="http://schemas.openxmlformats.org/drawingml/2006/main" noChangeAspect="1"/>
+            </wp:cNvGraphicFramePr>
+            <a:graphic xmlns:a="http://schemas.openxmlformats.org/drawingml/2006/main">
+              <a:graphicData uri="http://schemas.openxmlformats.org/drawingml/2006/picture">
+                <pic:pic xmlns:pic="http://schemas.openxmlformats.org/drawingml/2006/picture">
+                  <pic:nvPicPr>
+                    <pic:cNvPr id="0" name="Picture 8"/>
+                    <pic:cNvPicPr>
+                      <a:picLocks noChangeAspect="1" noChangeArrowheads="1"/>
+                    </pic:cNvPicPr>
+                  </pic:nvPicPr>
+                  <pic:blipFill>
+                    <a:blip r:embed="rId17">
+                      <a:extLst>
+                        <a:ext uri="{28A0092B-C50C-407E-A947-70E740481C1C}">
+                          <a14:useLocalDpi xmlns:a14="http://schemas.microsoft.com/office/drawing/2010/main" val="0"/>
+                        </a:ext>
+                      </a:extLst>
+                    </a:blip>
+                    <a:srcRect/>
+                    <a:stretch>
+                      <a:fillRect/>
+                    </a:stretch>
+                  </pic:blipFill>
+                  <pic:spPr bwMode="auto">
+                    <a:xfrm>
+                      <a:off x="0" y="0"/>
+                      <a:ext cx="1847468" cy="431961"/>
+                    </a:xfrm>
+                    <a:prstGeom prst="rect">
+                      <a:avLst/>
+                    </a:prstGeom>
+                    <a:noFill/>
+                    <a:ln>
+                      <a:noFill/>
+                    </a:ln>
+                  </pic:spPr>
+                </pic:pic>
+              </a:graphicData>
+            </a:graphic>
+          </wp:inline>
+        </w:drawing>
+      </w:r>
+    </w:p>
+    <w:tbl>
+      <w:tblPr>
+        <w:tblStyle w:val="af"/>
+        <w:tblW w:w="0" w:type="auto"/>
+        <w:shd w:val="clear" w:color="auto" w:fill="FFF2CC" w:themeFill="accent4" w:themeFillTint="33"/>
+        <w:tblLook w:val="04A0" w:firstRow="1" w:lastRow="0" w:firstColumn="1" w:lastColumn="0" w:noHBand="0" w:noVBand="1"/>
+      </w:tblPr>
+      <w:tblGrid>
+        <w:gridCol w:w="8522"/>
+      </w:tblGrid>
+      <w:tr>
+        <w:tc>
+          <w:tcPr>
+            <w:tcW w:w="8522" w:type="dxa"/>
+            <w:shd w:val="clear" w:color="auto" w:fill="FFF2CC" w:themeFill="accent4" w:themeFillTint="33"/>
+          </w:tcPr>
+          <w:p>
+            <w:pPr>
+              <w:widowControl/>
+              <w:adjustRightInd w:val="0"/>
+              <w:jc w:val="left"/>
+              <w:rPr>
+                <w:rFonts w:ascii="Tahoma" w:eastAsia="微软雅黑" w:hAnsi="Tahoma" w:hint="eastAsia"/>
+                <w:kern w:val="0"/>
+                <w:sz w:val="22"/>
+              </w:rPr>
+            </w:pPr>
+            <w:r>
+              <w:rPr>
+                <w:rFonts w:ascii="Tahoma" w:eastAsia="微软雅黑" w:hAnsi="Tahoma" w:hint="eastAsia"/>
+                <w:kern w:val="0"/>
+                <w:sz w:val="22"/>
+              </w:rPr>
+              <w:lastRenderedPageBreak/>
               <w:t>只有全局存储</w:t>
             </w:r>
             <w:r>
@@ -4615,15 +5349,7 @@
                 <w:kern w:val="0"/>
                 <w:sz w:val="22"/>
               </w:rPr>
-              <w:t>想存的文件以及位置</w:t>
-            </w:r>
-            <w:r>
-              <w:rPr>
-                <w:rFonts w:ascii="Tahoma" w:eastAsia="微软雅黑" w:hAnsi="Tahoma" w:hint="eastAsia"/>
-                <w:kern w:val="0"/>
-                <w:sz w:val="22"/>
-              </w:rPr>
-              <w:t>。</w:t>
+              <w:t>想存的文件以及位置，正常存储没这个功能。</w:t>
             </w:r>
           </w:p>
         </w:tc>
@@ -4634,6 +5360,7 @@
         <w:widowControl/>
         <w:adjustRightInd w:val="0"/>
         <w:snapToGrid w:val="0"/>
+        <w:spacing w:before="200"/>
         <w:jc w:val="left"/>
         <w:rPr>
           <w:rFonts w:ascii="Tahoma" w:eastAsia="微软雅黑" w:hAnsi="Tahoma"/>
@@ -4647,122 +5374,42 @@
           <w:kern w:val="0"/>
           <w:sz w:val="22"/>
         </w:rPr>
-        <w:t>全局存储之间的数据实质为同一个世界线的数据，所以放在哪都行。</w:t>
+        <w:t>全局存储定义文件后，</w:t>
+      </w:r>
+      <w:r>
+        <w:rPr>
+          <w:rFonts w:ascii="Tahoma" w:eastAsia="微软雅黑" w:hAnsi="Tahoma" w:hint="eastAsia"/>
+          <w:kern w:val="0"/>
+          <w:sz w:val="22"/>
+        </w:rPr>
+        <w:t>子插件</w:t>
+      </w:r>
+      <w:r>
+        <w:rPr>
+          <w:rFonts w:ascii="Tahoma" w:eastAsia="微软雅黑" w:hAnsi="Tahoma" w:hint="eastAsia"/>
+          <w:kern w:val="0"/>
+          <w:sz w:val="22"/>
+        </w:rPr>
+        <w:t>可以</w:t>
+      </w:r>
+      <w:r>
+        <w:rPr>
+          <w:rFonts w:ascii="Tahoma" w:eastAsia="微软雅黑" w:hAnsi="Tahoma" w:hint="eastAsia"/>
+          <w:kern w:val="0"/>
+          <w:sz w:val="22"/>
+        </w:rPr>
+        <w:t>选择在指定的文件路径中进行存储。</w:t>
       </w:r>
     </w:p>
     <w:p>
       <w:pPr>
         <w:widowControl/>
         <w:adjustRightInd w:val="0"/>
-        <w:snapToGrid w:val="0"/>
-        <w:spacing w:after="200"/>
-        <w:jc w:val="left"/>
-        <w:rPr>
-          <w:rFonts w:ascii="Tahoma" w:eastAsia="微软雅黑" w:hAnsi="Tahoma"/>
-          <w:kern w:val="0"/>
-          <w:sz w:val="22"/>
-        </w:rPr>
-      </w:pPr>
-      <w:r>
-        <w:rPr>
-          <w:rFonts w:ascii="Tahoma" w:eastAsia="微软雅黑" w:hAnsi="Tahoma" w:hint="eastAsia"/>
-          <w:kern w:val="0"/>
-          <w:sz w:val="22"/>
-        </w:rPr>
-        <w:t>正常存储中，存档之间的数据</w:t>
-      </w:r>
-      <w:r>
-        <w:rPr>
-          <w:rFonts w:ascii="Tahoma" w:eastAsia="微软雅黑" w:hAnsi="Tahoma" w:hint="eastAsia"/>
-          <w:kern w:val="0"/>
-          <w:sz w:val="22"/>
-        </w:rPr>
-        <w:t xml:space="preserve"> </w:t>
-      </w:r>
-      <w:r>
-        <w:rPr>
-          <w:rFonts w:ascii="Tahoma" w:eastAsia="微软雅黑" w:hAnsi="Tahoma" w:hint="eastAsia"/>
-          <w:kern w:val="0"/>
-          <w:sz w:val="22"/>
-        </w:rPr>
-        <w:t>互斥，进入不同存档，则进入完全不同的世界线。所以正常存储不能分离文件。</w:t>
-      </w:r>
-      <w:r>
-        <w:rPr>
-          <w:rFonts w:ascii="Tahoma" w:eastAsia="微软雅黑" w:hAnsi="Tahoma" w:hint="eastAsia"/>
-          <w:kern w:val="0"/>
-          <w:sz w:val="22"/>
-        </w:rPr>
-        <w:t>世界线的相关介绍可见后面章节：</w:t>
-      </w:r>
-      <w:r>
-        <w:rPr>
-          <w:rFonts w:ascii="Tahoma" w:eastAsia="微软雅黑" w:hAnsi="Tahoma" w:hint="eastAsia"/>
-          <w:kern w:val="0"/>
-          <w:sz w:val="22"/>
-        </w:rPr>
-        <w:t xml:space="preserve"> </w:t>
-      </w:r>
-      <w:hyperlink w:anchor="世界线" w:history="1">
-        <w:r>
-          <w:rPr>
-            <w:rStyle w:val="a4"/>
-            <w:rFonts w:ascii="Tahoma" w:eastAsia="微软雅黑" w:hAnsi="Tahoma" w:hint="eastAsia"/>
-            <w:kern w:val="0"/>
-            <w:sz w:val="22"/>
-          </w:rPr>
-          <w:t>世界线</w:t>
-        </w:r>
-      </w:hyperlink>
-      <w:r>
-        <w:rPr>
-          <w:rFonts w:ascii="Tahoma" w:eastAsia="微软雅黑" w:hAnsi="Tahoma"/>
-          <w:kern w:val="0"/>
-          <w:sz w:val="22"/>
-        </w:rPr>
-        <w:t xml:space="preserve"> </w:t>
-      </w:r>
-      <w:r>
-        <w:rPr>
-          <w:rFonts w:ascii="Tahoma" w:eastAsia="微软雅黑" w:hAnsi="Tahoma" w:hint="eastAsia"/>
-          <w:kern w:val="0"/>
-          <w:sz w:val="22"/>
-        </w:rPr>
-        <w:t>。</w:t>
-      </w:r>
-    </w:p>
-    <w:p>
-      <w:pPr>
-        <w:widowControl/>
-        <w:adjustRightInd w:val="0"/>
-        <w:snapToGrid w:val="0"/>
-        <w:spacing w:after="200"/>
-        <w:jc w:val="left"/>
-        <w:rPr>
-          <w:rFonts w:ascii="Tahoma" w:eastAsia="微软雅黑" w:hAnsi="Tahoma"/>
-          <w:kern w:val="0"/>
-          <w:sz w:val="22"/>
-        </w:rPr>
-      </w:pPr>
-      <w:r>
-        <w:rPr>
-          <w:rFonts w:ascii="Tahoma" w:eastAsia="微软雅黑" w:hAnsi="Tahoma" w:hint="eastAsia"/>
-          <w:kern w:val="0"/>
-          <w:sz w:val="22"/>
-        </w:rPr>
-        <w:t>全局存储核心可以设置文件路径，</w:t>
-      </w:r>
-    </w:p>
-    <w:p>
-      <w:pPr>
-        <w:widowControl/>
-        <w:snapToGrid w:val="0"/>
         <w:jc w:val="center"/>
         <w:rPr>
-          <w:rFonts w:ascii="宋体" w:eastAsia="宋体" w:hAnsi="宋体" w:cs="宋体" w:hint="eastAsia"/>
-          <w:kern w:val="0"/>
-          <w:sz w:val="24"/>
-          <w:szCs w:val="24"/>
+          <w:rFonts w:ascii="Tahoma" w:eastAsia="微软雅黑" w:hAnsi="Tahoma" w:hint="eastAsia"/>
+          <w:kern w:val="0"/>
+          <w:sz w:val="22"/>
         </w:rPr>
       </w:pPr>
       <w:r>
@@ -4770,200 +5417,7 @@
           <w:noProof/>
         </w:rPr>
         <w:drawing>
-          <wp:inline distT="0" distB="0" distL="0" distR="0" wp14:anchorId="6E0E85D3" wp14:editId="5573A581">
-            <wp:extent cx="4968240" cy="1284230"/>
-            <wp:effectExtent l="0" t="0" r="3810" b="0"/>
-            <wp:docPr id="1488621920" name="图片 2"/>
-            <wp:cNvGraphicFramePr>
-              <a:graphicFrameLocks xmlns:a="http://schemas.openxmlformats.org/drawingml/2006/main" noChangeAspect="1"/>
-            </wp:cNvGraphicFramePr>
-            <a:graphic xmlns:a="http://schemas.openxmlformats.org/drawingml/2006/main">
-              <a:graphicData uri="http://schemas.openxmlformats.org/drawingml/2006/picture">
-                <pic:pic xmlns:pic="http://schemas.openxmlformats.org/drawingml/2006/picture">
-                  <pic:nvPicPr>
-                    <pic:cNvPr id="0" name="Picture 6"/>
-                    <pic:cNvPicPr>
-                      <a:picLocks noChangeAspect="1" noChangeArrowheads="1"/>
-                    </pic:cNvPicPr>
-                  </pic:nvPicPr>
-                  <pic:blipFill>
-                    <a:blip r:embed="rId13">
-                      <a:extLst>
-                        <a:ext uri="{28A0092B-C50C-407E-A947-70E740481C1C}">
-                          <a14:useLocalDpi xmlns:a14="http://schemas.microsoft.com/office/drawing/2010/main" val="0"/>
-                        </a:ext>
-                      </a:extLst>
-                    </a:blip>
-                    <a:srcRect/>
-                    <a:stretch>
-                      <a:fillRect/>
-                    </a:stretch>
-                  </pic:blipFill>
-                  <pic:spPr bwMode="auto">
-                    <a:xfrm>
-                      <a:off x="0" y="0"/>
-                      <a:ext cx="4983439" cy="1288159"/>
-                    </a:xfrm>
-                    <a:prstGeom prst="rect">
-                      <a:avLst/>
-                    </a:prstGeom>
-                    <a:noFill/>
-                    <a:ln>
-                      <a:noFill/>
-                    </a:ln>
-                  </pic:spPr>
-                </pic:pic>
-              </a:graphicData>
-            </a:graphic>
-          </wp:inline>
-        </w:drawing>
-      </w:r>
-    </w:p>
-    <w:p>
-      <w:pPr>
-        <w:widowControl/>
-        <w:snapToGrid w:val="0"/>
-        <w:jc w:val="center"/>
-        <w:rPr>
-          <w:rFonts w:ascii="宋体" w:eastAsia="宋体" w:hAnsi="宋体" w:cs="宋体" w:hint="eastAsia"/>
-          <w:kern w:val="0"/>
-          <w:sz w:val="24"/>
-          <w:szCs w:val="24"/>
-        </w:rPr>
-      </w:pPr>
-      <w:r>
-        <w:rPr>
-          <w:noProof/>
-        </w:rPr>
-        <w:drawing>
-          <wp:inline distT="0" distB="0" distL="0" distR="0" wp14:anchorId="4D0B430B" wp14:editId="766C96DC">
-            <wp:extent cx="1813560" cy="424033"/>
-            <wp:effectExtent l="0" t="0" r="0" b="0"/>
-            <wp:docPr id="517394714" name="图片 3"/>
-            <wp:cNvGraphicFramePr>
-              <a:graphicFrameLocks xmlns:a="http://schemas.openxmlformats.org/drawingml/2006/main" noChangeAspect="1"/>
-            </wp:cNvGraphicFramePr>
-            <a:graphic xmlns:a="http://schemas.openxmlformats.org/drawingml/2006/main">
-              <a:graphicData uri="http://schemas.openxmlformats.org/drawingml/2006/picture">
-                <pic:pic xmlns:pic="http://schemas.openxmlformats.org/drawingml/2006/picture">
-                  <pic:nvPicPr>
-                    <pic:cNvPr id="0" name="Picture 8"/>
-                    <pic:cNvPicPr>
-                      <a:picLocks noChangeAspect="1" noChangeArrowheads="1"/>
-                    </pic:cNvPicPr>
-                  </pic:nvPicPr>
-                  <pic:blipFill>
-                    <a:blip r:embed="rId14">
-                      <a:extLst>
-                        <a:ext uri="{28A0092B-C50C-407E-A947-70E740481C1C}">
-                          <a14:useLocalDpi xmlns:a14="http://schemas.microsoft.com/office/drawing/2010/main" val="0"/>
-                        </a:ext>
-                      </a:extLst>
-                    </a:blip>
-                    <a:srcRect/>
-                    <a:stretch>
-                      <a:fillRect/>
-                    </a:stretch>
-                  </pic:blipFill>
-                  <pic:spPr bwMode="auto">
-                    <a:xfrm>
-                      <a:off x="0" y="0"/>
-                      <a:ext cx="1847468" cy="431961"/>
-                    </a:xfrm>
-                    <a:prstGeom prst="rect">
-                      <a:avLst/>
-                    </a:prstGeom>
-                    <a:noFill/>
-                    <a:ln>
-                      <a:noFill/>
-                    </a:ln>
-                  </pic:spPr>
-                </pic:pic>
-              </a:graphicData>
-            </a:graphic>
-          </wp:inline>
-        </w:drawing>
-      </w:r>
-    </w:p>
-    <w:p>
-      <w:pPr>
-        <w:widowControl/>
-        <w:adjustRightInd w:val="0"/>
-        <w:jc w:val="left"/>
-        <w:rPr>
-          <w:rFonts w:ascii="Tahoma" w:eastAsia="微软雅黑" w:hAnsi="Tahoma"/>
-          <w:kern w:val="0"/>
-          <w:sz w:val="22"/>
-        </w:rPr>
-      </w:pPr>
-      <w:r>
-        <w:rPr>
-          <w:rFonts w:ascii="Tahoma" w:eastAsia="微软雅黑" w:hAnsi="Tahoma" w:hint="eastAsia"/>
-          <w:kern w:val="0"/>
-          <w:sz w:val="22"/>
-        </w:rPr>
-        <w:t>子插件选择在指定的文件路径中进行存储。</w:t>
-      </w:r>
-    </w:p>
-    <w:p>
-      <w:pPr>
-        <w:widowControl/>
-        <w:adjustRightInd w:val="0"/>
-        <w:snapToGrid w:val="0"/>
-        <w:jc w:val="left"/>
-        <w:rPr>
-          <w:rFonts w:ascii="Tahoma" w:eastAsia="微软雅黑" w:hAnsi="Tahoma"/>
-          <w:kern w:val="0"/>
-          <w:sz w:val="22"/>
-        </w:rPr>
-      </w:pPr>
-      <w:r>
-        <w:rPr>
-          <w:rFonts w:ascii="Tahoma" w:eastAsia="微软雅黑" w:hAnsi="Tahoma" w:hint="eastAsia"/>
-          <w:kern w:val="0"/>
-          <w:sz w:val="22"/>
-        </w:rPr>
-        <w:t>注意，多个子插件可将数据存储到同一个文件路径里面。</w:t>
-      </w:r>
-    </w:p>
-    <w:p>
-      <w:pPr>
-        <w:widowControl/>
-        <w:adjustRightInd w:val="0"/>
-        <w:snapToGrid w:val="0"/>
-        <w:jc w:val="left"/>
-        <w:rPr>
-          <w:rFonts w:ascii="Tahoma" w:eastAsia="微软雅黑" w:hAnsi="Tahoma"/>
-          <w:kern w:val="0"/>
-          <w:sz w:val="22"/>
-        </w:rPr>
-      </w:pPr>
-      <w:r>
-        <w:rPr>
-          <w:rFonts w:ascii="Tahoma" w:eastAsia="微软雅黑" w:hAnsi="Tahoma" w:hint="eastAsia"/>
-          <w:kern w:val="0"/>
-          <w:sz w:val="22"/>
-        </w:rPr>
-        <w:t>你也可以根据不同文件，分多个文件存。</w:t>
-      </w:r>
-    </w:p>
-    <w:p>
-      <w:pPr>
-        <w:widowControl/>
-        <w:jc w:val="center"/>
-        <w:rPr>
-          <w:rFonts w:ascii="宋体" w:eastAsia="宋体" w:hAnsi="宋体" w:cs="宋体" w:hint="eastAsia"/>
-          <w:kern w:val="0"/>
-          <w:sz w:val="24"/>
-          <w:szCs w:val="24"/>
-        </w:rPr>
-      </w:pPr>
-      <w:r>
-        <w:rPr>
-          <w:noProof/>
-        </w:rPr>
-        <w:drawing>
-          <wp:inline distT="0" distB="0" distL="0" distR="0" wp14:anchorId="32D52002" wp14:editId="22DCC383">
+          <wp:inline distT="0" distB="0" distL="0" distR="0" wp14:anchorId="762E967A" wp14:editId="744FC4B9">
             <wp:extent cx="3528060" cy="632460"/>
             <wp:effectExtent l="0" t="0" r="0" b="0"/>
             <wp:docPr id="375922242" name="图片 4"/>
@@ -4980,7 +5434,7 @@
                     </pic:cNvPicPr>
                   </pic:nvPicPr>
                   <pic:blipFill>
-                    <a:blip r:embed="rId15">
+                    <a:blip r:embed="rId18">
                       <a:extLst>
                         <a:ext uri="{28A0092B-C50C-407E-A947-70E740481C1C}">
                           <a14:useLocalDpi xmlns:a14="http://schemas.microsoft.com/office/drawing/2010/main" val="0"/>
@@ -5017,6 +5471,27 @@
         <w:widowControl/>
         <w:adjustRightInd w:val="0"/>
         <w:snapToGrid w:val="0"/>
+        <w:jc w:val="left"/>
+        <w:rPr>
+          <w:rFonts w:ascii="Tahoma" w:eastAsia="微软雅黑" w:hAnsi="Tahoma"/>
+          <w:kern w:val="0"/>
+          <w:sz w:val="22"/>
+        </w:rPr>
+      </w:pPr>
+      <w:r>
+        <w:rPr>
+          <w:rFonts w:ascii="Tahoma" w:eastAsia="微软雅黑" w:hAnsi="Tahoma" w:hint="eastAsia"/>
+          <w:kern w:val="0"/>
+          <w:sz w:val="22"/>
+        </w:rPr>
+        <w:t>多个子插件可将数据存储到同一个文件路径里面。</w:t>
+      </w:r>
+    </w:p>
+    <w:p>
+      <w:pPr>
+        <w:widowControl/>
+        <w:adjustRightInd w:val="0"/>
+        <w:snapToGrid w:val="0"/>
         <w:spacing w:after="200"/>
         <w:jc w:val="left"/>
         <w:rPr>
@@ -5031,64 +5506,14 @@
           <w:kern w:val="0"/>
           <w:sz w:val="22"/>
         </w:rPr>
-        <w:t>（大部分</w:t>
-      </w:r>
-      <w:r>
-        <w:rPr>
-          <w:rFonts w:ascii="Tahoma" w:eastAsia="微软雅黑" w:hAnsi="Tahoma" w:hint="eastAsia"/>
-          <w:kern w:val="0"/>
-          <w:sz w:val="22"/>
-        </w:rPr>
-        <w:t>metagame</w:t>
-      </w:r>
-      <w:r>
-        <w:rPr>
-          <w:rFonts w:ascii="Tahoma" w:eastAsia="微软雅黑" w:hAnsi="Tahoma" w:hint="eastAsia"/>
-          <w:kern w:val="0"/>
-          <w:sz w:val="22"/>
-        </w:rPr>
-        <w:t>游戏也是通过这种全局方式存储，不过有的游戏为了完美隐藏，会将全局存储的文件藏在玩家</w:t>
-      </w:r>
-      <w:r>
-        <w:rPr>
-          <w:rFonts w:ascii="Tahoma" w:eastAsia="微软雅黑" w:hAnsi="Tahoma" w:hint="eastAsia"/>
-          <w:kern w:val="0"/>
-          <w:sz w:val="22"/>
-        </w:rPr>
-        <w:t>c</w:t>
-      </w:r>
-      <w:r>
-        <w:rPr>
-          <w:rFonts w:ascii="Tahoma" w:eastAsia="微软雅黑" w:hAnsi="Tahoma" w:hint="eastAsia"/>
-          <w:kern w:val="0"/>
-          <w:sz w:val="22"/>
-        </w:rPr>
-        <w:t>盘中一些非常隐秘的位置，就像病毒一样，</w:t>
-      </w:r>
-      <w:proofErr w:type="gramStart"/>
-      <w:r>
-        <w:rPr>
-          <w:rFonts w:ascii="Tahoma" w:eastAsia="微软雅黑" w:hAnsi="Tahoma" w:hint="eastAsia"/>
-          <w:kern w:val="0"/>
-          <w:sz w:val="22"/>
-        </w:rPr>
-        <w:t>删</w:t>
-      </w:r>
-      <w:proofErr w:type="gramEnd"/>
-      <w:r>
-        <w:rPr>
-          <w:rFonts w:ascii="Tahoma" w:eastAsia="微软雅黑" w:hAnsi="Tahoma" w:hint="eastAsia"/>
-          <w:kern w:val="0"/>
-          <w:sz w:val="22"/>
-        </w:rPr>
-        <w:t>游戏也无法改变游戏进度。）</w:t>
+        <w:t>你也可以根据不同文件，分多个文件存。</w:t>
       </w:r>
     </w:p>
     <w:tbl>
       <w:tblPr>
         <w:tblStyle w:val="af"/>
         <w:tblW w:w="0" w:type="auto"/>
-        <w:shd w:val="clear" w:color="auto" w:fill="FFF2CC" w:themeFill="accent4" w:themeFillTint="33"/>
+        <w:shd w:val="clear" w:color="auto" w:fill="DEEAF6" w:themeFill="accent1" w:themeFillTint="33"/>
         <w:tblLook w:val="04A0" w:firstRow="1" w:lastRow="0" w:firstColumn="1" w:lastColumn="0" w:noHBand="0" w:noVBand="1"/>
       </w:tblPr>
       <w:tblGrid>
@@ -5098,7 +5523,7 @@
         <w:tc>
           <w:tcPr>
             <w:tcW w:w="8522" w:type="dxa"/>
-            <w:shd w:val="clear" w:color="auto" w:fill="FFF2CC" w:themeFill="accent4" w:themeFillTint="33"/>
+            <w:shd w:val="clear" w:color="auto" w:fill="DEEAF6" w:themeFill="accent1" w:themeFillTint="33"/>
           </w:tcPr>
           <w:p>
             <w:pPr>
@@ -5107,7 +5532,7 @@
               <w:snapToGrid w:val="0"/>
               <w:jc w:val="left"/>
               <w:rPr>
-                <w:rFonts w:ascii="Tahoma" w:eastAsia="微软雅黑" w:hAnsi="Tahoma"/>
+                <w:rFonts w:ascii="Tahoma" w:eastAsia="微软雅黑" w:hAnsi="Tahoma" w:hint="eastAsia"/>
                 <w:kern w:val="0"/>
                 <w:sz w:val="22"/>
               </w:rPr>
@@ -5118,7 +5543,7 @@
                 <w:kern w:val="0"/>
                 <w:sz w:val="22"/>
               </w:rPr>
-              <w:t>另外</w:t>
+              <w:t>大部分</w:t>
             </w:r>
             <w:r>
               <w:rPr>
@@ -5126,7 +5551,49 @@
                 <w:kern w:val="0"/>
                 <w:sz w:val="22"/>
               </w:rPr>
-              <w:t>注意，如果你的游戏是部署在服务器上的，这里指定的文件都将会是服务器上的文件路径，这样会对不同玩家的游戏造成干扰。</w:t>
+              <w:t>metagame</w:t>
+            </w:r>
+            <w:r>
+              <w:rPr>
+                <w:rFonts w:ascii="Tahoma" w:eastAsia="微软雅黑" w:hAnsi="Tahoma" w:hint="eastAsia"/>
+                <w:kern w:val="0"/>
+                <w:sz w:val="22"/>
+              </w:rPr>
+              <w:t>游戏也是通过这种全局方式存储，不过有的游戏为了完美隐藏，会将全局存储的文件藏在玩家</w:t>
+            </w:r>
+            <w:r>
+              <w:rPr>
+                <w:rFonts w:ascii="Tahoma" w:eastAsia="微软雅黑" w:hAnsi="Tahoma" w:hint="eastAsia"/>
+                <w:kern w:val="0"/>
+                <w:sz w:val="22"/>
+              </w:rPr>
+              <w:t>c</w:t>
+            </w:r>
+            <w:r>
+              <w:rPr>
+                <w:rFonts w:ascii="Tahoma" w:eastAsia="微软雅黑" w:hAnsi="Tahoma" w:hint="eastAsia"/>
+                <w:kern w:val="0"/>
+                <w:sz w:val="22"/>
+              </w:rPr>
+              <w:t>盘中一些非常隐秘的位置，就像病毒一样，</w:t>
+            </w:r>
+            <w:proofErr w:type="gramStart"/>
+            <w:r>
+              <w:rPr>
+                <w:rFonts w:ascii="Tahoma" w:eastAsia="微软雅黑" w:hAnsi="Tahoma" w:hint="eastAsia"/>
+                <w:kern w:val="0"/>
+                <w:sz w:val="22"/>
+              </w:rPr>
+              <w:t>删</w:t>
+            </w:r>
+            <w:proofErr w:type="gramEnd"/>
+            <w:r>
+              <w:rPr>
+                <w:rFonts w:ascii="Tahoma" w:eastAsia="微软雅黑" w:hAnsi="Tahoma" w:hint="eastAsia"/>
+                <w:kern w:val="0"/>
+                <w:sz w:val="22"/>
+              </w:rPr>
+              <w:t>游戏也无法改变游戏进度。</w:t>
             </w:r>
           </w:p>
         </w:tc>
@@ -5148,38 +5615,47 @@
     </w:p>
     <w:p>
       <w:pPr>
-        <w:widowControl/>
-        <w:adjustRightInd w:val="0"/>
-        <w:snapToGrid w:val="0"/>
-        <w:spacing w:after="200"/>
-        <w:jc w:val="left"/>
-        <w:rPr>
-          <w:rFonts w:ascii="Tahoma" w:eastAsia="微软雅黑" w:hAnsi="Tahoma"/>
-          <w:b/>
-          <w:bCs/>
-          <w:kern w:val="0"/>
-          <w:sz w:val="22"/>
-        </w:rPr>
-      </w:pPr>
-      <w:r>
-        <w:rPr>
-          <w:rFonts w:ascii="Tahoma" w:eastAsia="微软雅黑" w:hAnsi="Tahoma"/>
-          <w:b/>
-          <w:bCs/>
-          <w:kern w:val="0"/>
-          <w:sz w:val="22"/>
+        <w:pStyle w:val="4"/>
+        <w:spacing w:before="0"/>
+        <w:rPr>
+          <w:rFonts w:ascii="微软雅黑" w:eastAsia="微软雅黑" w:hAnsi="微软雅黑"/>
+          <w:sz w:val="22"/>
+          <w:szCs w:val="22"/>
+        </w:rPr>
+      </w:pPr>
+      <w:bookmarkStart w:id="6" w:name="_3）插件的控制文件"/>
+      <w:bookmarkEnd w:id="6"/>
+      <w:r>
+        <w:rPr>
+          <w:rFonts w:ascii="微软雅黑" w:eastAsia="微软雅黑" w:hAnsi="微软雅黑"/>
+          <w:sz w:val="22"/>
+          <w:szCs w:val="22"/>
         </w:rPr>
         <w:t>3</w:t>
       </w:r>
       <w:r>
         <w:rPr>
-          <w:rFonts w:ascii="Tahoma" w:eastAsia="微软雅黑" w:hAnsi="Tahoma" w:hint="eastAsia"/>
-          <w:b/>
-          <w:bCs/>
-          <w:kern w:val="0"/>
-          <w:sz w:val="22"/>
-        </w:rPr>
-        <w:t>）插件自控制的文件</w:t>
+          <w:rFonts w:ascii="微软雅黑" w:eastAsia="微软雅黑" w:hAnsi="微软雅黑" w:hint="eastAsia"/>
+          <w:sz w:val="22"/>
+          <w:szCs w:val="22"/>
+        </w:rPr>
+        <w:t>）</w:t>
+      </w:r>
+      <w:r>
+        <w:rPr>
+          <w:rFonts w:ascii="微软雅黑" w:eastAsia="微软雅黑" w:hAnsi="微软雅黑" w:hint="eastAsia"/>
+          <w:sz w:val="22"/>
+          <w:szCs w:val="22"/>
+        </w:rPr>
+        <w:t>插件的</w:t>
+      </w:r>
+      <w:r>
+        <w:rPr>
+          <w:rFonts w:ascii="微软雅黑" w:eastAsia="微软雅黑" w:hAnsi="微软雅黑" w:hint="eastAsia"/>
+          <w:sz w:val="22"/>
+          <w:szCs w:val="22"/>
+        </w:rPr>
+        <w:t>控制文件</w:t>
       </w:r>
     </w:p>
     <w:p>
@@ -5207,7 +5683,6 @@
       <w:pPr>
         <w:widowControl/>
         <w:adjustRightInd w:val="0"/>
-        <w:snapToGrid w:val="0"/>
         <w:jc w:val="left"/>
         <w:rPr>
           <w:rFonts w:ascii="Tahoma" w:eastAsia="微软雅黑" w:hAnsi="Tahoma"/>
@@ -5231,6 +5706,7 @@
         </w:rPr>
         <w:t>◆</w:t>
       </w:r>
+      <w:proofErr w:type="spellStart"/>
       <w:r>
         <w:rPr>
           <w:rFonts w:ascii="Tahoma" w:eastAsia="微软雅黑" w:hAnsi="Tahoma"/>
@@ -5239,6 +5715,7 @@
         </w:rPr>
         <w:t>Drill_GlobalGameTimer</w:t>
       </w:r>
+      <w:proofErr w:type="spellEnd"/>
       <w:r>
         <w:rPr>
           <w:rFonts w:ascii="Tahoma" w:eastAsia="微软雅黑" w:hAnsi="Tahoma"/>
@@ -5341,6 +5818,7 @@
         </w:rPr>
         <w:t xml:space="preserve"> </w:t>
       </w:r>
+      <w:proofErr w:type="spellStart"/>
       <w:r>
         <w:rPr>
           <w:rFonts w:ascii="Tahoma" w:eastAsia="微软雅黑" w:hAnsi="Tahoma"/>
@@ -5349,6 +5827,7 @@
         </w:rPr>
         <w:t>drill_timer.rpgsave</w:t>
       </w:r>
+      <w:proofErr w:type="spellEnd"/>
       <w:r>
         <w:rPr>
           <w:rFonts w:ascii="Tahoma" w:eastAsia="微软雅黑" w:hAnsi="Tahoma"/>
@@ -5415,7 +5894,7 @@
                     </pic:cNvPicPr>
                   </pic:nvPicPr>
                   <pic:blipFill>
-                    <a:blip r:embed="rId16">
+                    <a:blip r:embed="rId19">
                       <a:extLst>
                         <a:ext uri="{28A0092B-C50C-407E-A947-70E740481C1C}">
                           <a14:useLocalDpi xmlns:a14="http://schemas.microsoft.com/office/drawing/2010/main" val="0"/>
@@ -5494,7 +5973,7 @@
           <w:sz w:val="22"/>
         </w:rPr>
       </w:pPr>
-      <w:bookmarkStart w:id="3" w:name="_Hlk91072938"/>
+      <w:bookmarkStart w:id="7" w:name="_Hlk91072938"/>
       <w:r>
         <w:rPr>
           <w:rFonts w:ascii="Tahoma" w:eastAsia="微软雅黑" w:hAnsi="Tahoma" w:hint="eastAsia"/>
@@ -5503,7 +5982,7 @@
         </w:rPr>
         <w:t>具体介绍与定义先去了解一下</w:t>
       </w:r>
-      <w:bookmarkEnd w:id="3"/>
+      <w:bookmarkEnd w:id="7"/>
       <w:r>
         <w:rPr>
           <w:rFonts w:ascii="Tahoma" w:eastAsia="微软雅黑" w:hAnsi="Tahoma" w:hint="eastAsia"/>
@@ -6116,7 +6595,7 @@
                     </pic:cNvPicPr>
                   </pic:nvPicPr>
                   <pic:blipFill>
-                    <a:blip r:embed="rId17">
+                    <a:blip r:embed="rId20">
                       <a:extLst>
                         <a:ext uri="{28A0092B-C50C-407E-A947-70E740481C1C}">
                           <a14:useLocalDpi xmlns:a14="http://schemas.microsoft.com/office/drawing/2010/main" val="0"/>
@@ -6216,7 +6695,7 @@
           <w:sz w:val="22"/>
         </w:rPr>
       </w:pPr>
-      <w:bookmarkStart w:id="4" w:name="元游戏"/>
+      <w:bookmarkStart w:id="8" w:name="元游戏"/>
       <w:r>
         <w:rPr>
           <w:rFonts w:ascii="Tahoma" w:eastAsia="微软雅黑" w:hAnsi="Tahoma"/>
@@ -6247,7 +6726,7 @@
         </w:rPr>
         <w:t>-game</w:t>
       </w:r>
-      <w:bookmarkEnd w:id="4"/>
+      <w:bookmarkEnd w:id="8"/>
       <w:r>
         <w:rPr>
           <w:rFonts w:ascii="Tahoma" w:eastAsia="微软雅黑" w:hAnsi="Tahoma" w:hint="eastAsia"/>
@@ -6507,7 +6986,7 @@
           <w:sz w:val="22"/>
         </w:rPr>
       </w:pPr>
-      <w:bookmarkStart w:id="5" w:name="世界线"/>
+      <w:bookmarkStart w:id="9" w:name="世界线"/>
       <w:r>
         <w:rPr>
           <w:rFonts w:ascii="Tahoma" w:eastAsia="微软雅黑" w:hAnsi="Tahoma" w:hint="eastAsia"/>
@@ -6518,7 +6997,7 @@
         </w:rPr>
         <w:t>世界线</w:t>
       </w:r>
-      <w:bookmarkEnd w:id="5"/>
+      <w:bookmarkEnd w:id="9"/>
       <w:r>
         <w:rPr>
           <w:rFonts w:ascii="Tahoma" w:eastAsia="微软雅黑" w:hAnsi="Tahoma" w:hint="eastAsia"/>
@@ -6593,7 +7072,7 @@
           <w:sz w:val="22"/>
         </w:rPr>
       </w:pPr>
-      <w:bookmarkStart w:id="6" w:name="玩家世界线"/>
+      <w:bookmarkStart w:id="10" w:name="玩家世界线"/>
       <w:r>
         <w:rPr>
           <w:rFonts w:ascii="Tahoma" w:eastAsia="微软雅黑" w:hAnsi="Tahoma" w:hint="eastAsia"/>
@@ -6604,7 +7083,7 @@
         </w:rPr>
         <w:t>玩家世界线</w:t>
       </w:r>
-      <w:bookmarkEnd w:id="6"/>
+      <w:bookmarkEnd w:id="10"/>
       <w:r>
         <w:rPr>
           <w:rFonts w:ascii="Tahoma" w:eastAsia="微软雅黑" w:hAnsi="Tahoma" w:hint="eastAsia"/>
@@ -6808,9 +7287,9 @@
       <w:r>
         <w:object w:dxaOrig="8146" w:dyaOrig="2851" w14:anchorId="274896FF">
           <v:shape id="_x0000_i1027" type="#_x0000_t75" style="width:407.4pt;height:142.8pt" o:ole="">
-            <v:imagedata r:id="rId18" o:title=""/>
+            <v:imagedata r:id="rId21" o:title=""/>
           </v:shape>
-          <o:OLEObject Type="Embed" ProgID="Visio.Drawing.15" ShapeID="_x0000_i1027" DrawAspect="Content" ObjectID="_1808977360" r:id="rId19"/>
+          <o:OLEObject Type="Embed" ProgID="Visio.Drawing.15" ShapeID="_x0000_i1027" DrawAspect="Content" ObjectID="_1834944706" r:id="rId22"/>
         </w:object>
       </w:r>
     </w:p>
@@ -7096,7 +7575,7 @@
                     </pic:cNvPicPr>
                   </pic:nvPicPr>
                   <pic:blipFill>
-                    <a:blip r:embed="rId20">
+                    <a:blip r:embed="rId23">
                       <a:extLst>
                         <a:ext uri="{28A0092B-C50C-407E-A947-70E740481C1C}">
                           <a14:useLocalDpi xmlns:a14="http://schemas.microsoft.com/office/drawing/2010/main" val="0"/>
@@ -7229,7 +7708,7 @@
                     </pic:cNvPicPr>
                   </pic:nvPicPr>
                   <pic:blipFill>
-                    <a:blip r:embed="rId21">
+                    <a:blip r:embed="rId24">
                       <a:extLst>
                         <a:ext uri="{28A0092B-C50C-407E-A947-70E740481C1C}">
                           <a14:useLocalDpi xmlns:a14="http://schemas.microsoft.com/office/drawing/2010/main" val="0"/>
@@ -7274,43 +7753,29 @@
     </w:p>
     <w:p>
       <w:pPr>
-        <w:widowControl/>
-        <w:jc w:val="left"/>
-        <w:rPr>
-          <w:rFonts w:ascii="Tahoma" w:eastAsia="微软雅黑" w:hAnsi="Tahoma"/>
-          <w:kern w:val="0"/>
-          <w:sz w:val="22"/>
-        </w:rPr>
-      </w:pPr>
-      <w:r>
-        <w:rPr>
-          <w:rFonts w:ascii="Tahoma" w:eastAsia="微软雅黑" w:hAnsi="Tahoma"/>
-          <w:b/>
-          <w:bCs/>
-          <w:kern w:val="0"/>
-          <w:sz w:val="22"/>
+        <w:pStyle w:val="4"/>
+        <w:spacing w:before="0"/>
+        <w:rPr>
+          <w:rFonts w:ascii="微软雅黑" w:eastAsia="微软雅黑" w:hAnsi="微软雅黑"/>
+          <w:sz w:val="22"/>
+          <w:szCs w:val="22"/>
+        </w:rPr>
+      </w:pPr>
+      <w:r>
+        <w:rPr>
+          <w:rFonts w:ascii="微软雅黑" w:eastAsia="微软雅黑" w:hAnsi="微软雅黑"/>
+          <w:sz w:val="22"/>
+          <w:szCs w:val="22"/>
         </w:rPr>
         <w:t>1</w:t>
       </w:r>
       <w:r>
         <w:rPr>
-          <w:rFonts w:ascii="Tahoma" w:eastAsia="微软雅黑" w:hAnsi="Tahoma" w:hint="eastAsia"/>
-          <w:b/>
-          <w:bCs/>
-          <w:kern w:val="0"/>
-          <w:sz w:val="22"/>
-        </w:rPr>
-        <w:t>）游戏范围内的</w:t>
-      </w:r>
-      <w:r>
-        <w:rPr>
-          <w:rFonts w:ascii="Tahoma" w:eastAsia="微软雅黑" w:hAnsi="Tahoma" w:hint="eastAsia"/>
-          <w:b/>
-          <w:bCs/>
-          <w:kern w:val="0"/>
-          <w:sz w:val="22"/>
-        </w:rPr>
-        <w:t>meta</w:t>
+          <w:rFonts w:ascii="微软雅黑" w:eastAsia="微软雅黑" w:hAnsi="微软雅黑" w:hint="eastAsia"/>
+          <w:sz w:val="22"/>
+          <w:szCs w:val="22"/>
+        </w:rPr>
+        <w:t>）游戏范围内的meta</w:t>
       </w:r>
     </w:p>
     <w:p>
@@ -7434,7 +7899,7 @@
                     </pic:cNvPicPr>
                   </pic:nvPicPr>
                   <pic:blipFill>
-                    <a:blip r:embed="rId22">
+                    <a:blip r:embed="rId25">
                       <a:extLst>
                         <a:ext uri="{28A0092B-C50C-407E-A947-70E740481C1C}">
                           <a14:useLocalDpi xmlns:a14="http://schemas.microsoft.com/office/drawing/2010/main" val="0"/>
@@ -7542,7 +8007,7 @@
                     </pic:cNvPicPr>
                   </pic:nvPicPr>
                   <pic:blipFill>
-                    <a:blip r:embed="rId23">
+                    <a:blip r:embed="rId26">
                       <a:extLst>
                         <a:ext uri="{28A0092B-C50C-407E-A947-70E740481C1C}">
                           <a14:useLocalDpi xmlns:a14="http://schemas.microsoft.com/office/drawing/2010/main" val="0"/>
@@ -7606,46 +8071,30 @@
     </w:p>
     <w:p>
       <w:pPr>
-        <w:widowControl/>
-        <w:jc w:val="left"/>
-        <w:rPr>
-          <w:rFonts w:ascii="Tahoma" w:eastAsia="微软雅黑" w:hAnsi="Tahoma"/>
-          <w:b/>
-          <w:bCs/>
-          <w:kern w:val="0"/>
-          <w:sz w:val="22"/>
-        </w:rPr>
-      </w:pPr>
-      <w:r>
-        <w:rPr>
-          <w:rFonts w:ascii="Tahoma" w:eastAsia="微软雅黑" w:hAnsi="Tahoma"/>
-          <w:b/>
-          <w:bCs/>
-          <w:kern w:val="0"/>
-          <w:sz w:val="22"/>
+        <w:pStyle w:val="4"/>
+        <w:spacing w:before="0"/>
+        <w:rPr>
+          <w:rFonts w:ascii="微软雅黑" w:eastAsia="微软雅黑" w:hAnsi="微软雅黑"/>
+          <w:sz w:val="22"/>
+          <w:szCs w:val="22"/>
+        </w:rPr>
+      </w:pPr>
+      <w:r>
+        <w:rPr>
+          <w:rFonts w:ascii="微软雅黑" w:eastAsia="微软雅黑" w:hAnsi="微软雅黑"/>
+          <w:sz w:val="22"/>
+          <w:szCs w:val="22"/>
         </w:rPr>
         <w:lastRenderedPageBreak/>
         <w:t>2</w:t>
       </w:r>
       <w:r>
         <w:rPr>
-          <w:rFonts w:ascii="Tahoma" w:eastAsia="微软雅黑" w:hAnsi="Tahoma" w:hint="eastAsia"/>
-          <w:b/>
-          <w:bCs/>
-          <w:kern w:val="0"/>
-          <w:sz w:val="22"/>
-        </w:rPr>
-        <w:t>）玩家电脑内的</w:t>
-      </w:r>
-      <w:r>
-        <w:rPr>
-          <w:rFonts w:ascii="Tahoma" w:eastAsia="微软雅黑" w:hAnsi="Tahoma" w:hint="eastAsia"/>
-          <w:b/>
-          <w:bCs/>
-          <w:kern w:val="0"/>
-          <w:sz w:val="22"/>
-        </w:rPr>
-        <w:t>meta</w:t>
+          <w:rFonts w:ascii="微软雅黑" w:eastAsia="微软雅黑" w:hAnsi="微软雅黑" w:hint="eastAsia"/>
+          <w:sz w:val="22"/>
+          <w:szCs w:val="22"/>
+        </w:rPr>
+        <w:t>）玩家电脑内的meta</w:t>
       </w:r>
     </w:p>
     <w:p>
@@ -7804,7 +8253,7 @@
                     </pic:cNvPicPr>
                   </pic:nvPicPr>
                   <pic:blipFill>
-                    <a:blip r:embed="rId24">
+                    <a:blip r:embed="rId27">
                       <a:extLst>
                         <a:ext uri="{28A0092B-C50C-407E-A947-70E740481C1C}">
                           <a14:useLocalDpi xmlns:a14="http://schemas.microsoft.com/office/drawing/2010/main" val="0"/>
@@ -8023,8 +8472,8 @@
           <w:sz w:val="28"/>
         </w:rPr>
       </w:pPr>
-      <w:bookmarkStart w:id="7" w:name="_配置示例"/>
-      <w:bookmarkEnd w:id="7"/>
+      <w:bookmarkStart w:id="11" w:name="_配置示例"/>
+      <w:bookmarkEnd w:id="11"/>
       <w:r>
         <w:rPr>
           <w:rFonts w:hint="eastAsia"/>
@@ -8099,7 +8548,7 @@
                     </pic:cNvPicPr>
                   </pic:nvPicPr>
                   <pic:blipFill>
-                    <a:blip r:embed="rId25">
+                    <a:blip r:embed="rId28">
                       <a:extLst>
                         <a:ext uri="{28A0092B-C50C-407E-A947-70E740481C1C}">
                           <a14:useLocalDpi xmlns:a14="http://schemas.microsoft.com/office/drawing/2010/main" val="0"/>
@@ -8170,7 +8619,16 @@
           <w:kern w:val="0"/>
           <w:sz w:val="22"/>
         </w:rPr>
-        <w:t xml:space="preserve"> dril</w:t>
+        <w:t xml:space="preserve"> </w:t>
+      </w:r>
+      <w:proofErr w:type="spellStart"/>
+      <w:r>
+        <w:rPr>
+          <w:rFonts w:ascii="Tahoma" w:eastAsia="微软雅黑" w:hAnsi="Tahoma" w:hint="eastAsia"/>
+          <w:kern w:val="0"/>
+          <w:sz w:val="22"/>
+        </w:rPr>
+        <w:t>dril</w:t>
       </w:r>
       <w:r>
         <w:rPr>
@@ -8188,6 +8646,7 @@
         </w:rPr>
         <w:t>pg</w:t>
       </w:r>
+      <w:proofErr w:type="spellEnd"/>
       <w:r>
         <w:rPr>
           <w:rFonts w:ascii="Tahoma" w:eastAsia="微软雅黑" w:hAnsi="Tahoma" w:hint="eastAsia"/>
@@ -8230,7 +8689,7 @@
                     </pic:cNvPicPr>
                   </pic:nvPicPr>
                   <pic:blipFill>
-                    <a:blip r:embed="rId26">
+                    <a:blip r:embed="rId29">
                       <a:extLst>
                         <a:ext uri="{28A0092B-C50C-407E-A947-70E740481C1C}">
                           <a14:useLocalDpi xmlns:a14="http://schemas.microsoft.com/office/drawing/2010/main" val="0"/>
@@ -8429,7 +8888,7 @@
       <w:pPr>
         <w:snapToGrid w:val="0"/>
         <w:rPr>
-          <w:rFonts w:ascii="Tahoma" w:eastAsia="微软雅黑" w:hAnsi="Tahoma" w:hint="eastAsia"/>
+          <w:rFonts w:ascii="Tahoma" w:eastAsia="微软雅黑" w:hAnsi="Tahoma"/>
           <w:kern w:val="0"/>
           <w:sz w:val="22"/>
         </w:rPr>
@@ -8558,7 +9017,7 @@
                     </pic:cNvPicPr>
                   </pic:nvPicPr>
                   <pic:blipFill>
-                    <a:blip r:embed="rId15">
+                    <a:blip r:embed="rId18">
                       <a:extLst>
                         <a:ext uri="{28A0092B-C50C-407E-A947-70E740481C1C}">
                           <a14:useLocalDpi xmlns:a14="http://schemas.microsoft.com/office/drawing/2010/main" val="0"/>
@@ -8702,7 +9161,7 @@
         <w:widowControl/>
         <w:jc w:val="center"/>
         <w:rPr>
-          <w:rFonts w:ascii="宋体" w:eastAsia="宋体" w:hAnsi="宋体" w:cs="宋体"/>
+          <w:rFonts w:ascii="宋体" w:eastAsia="宋体" w:hAnsi="宋体" w:cs="宋体" w:hint="eastAsia"/>
           <w:kern w:val="0"/>
           <w:sz w:val="24"/>
           <w:szCs w:val="24"/>
@@ -8730,7 +9189,7 @@
                     </pic:cNvPicPr>
                   </pic:nvPicPr>
                   <pic:blipFill>
-                    <a:blip r:embed="rId27">
+                    <a:blip r:embed="rId30">
                       <a:extLst>
                         <a:ext uri="{28A0092B-C50C-407E-A947-70E740481C1C}">
                           <a14:useLocalDpi xmlns:a14="http://schemas.microsoft.com/office/drawing/2010/main" val="0"/>
@@ -8792,7 +9251,7 @@
                     </pic:cNvPicPr>
                   </pic:nvPicPr>
                   <pic:blipFill>
-                    <a:blip r:embed="rId28">
+                    <a:blip r:embed="rId31">
                       <a:extLst>
                         <a:ext uri="{28A0092B-C50C-407E-A947-70E740481C1C}">
                           <a14:useLocalDpi xmlns:a14="http://schemas.microsoft.com/office/drawing/2010/main" val="0"/>
@@ -8988,7 +9447,7 @@
         <w:widowControl/>
         <w:jc w:val="center"/>
         <w:rPr>
-          <w:rFonts w:ascii="宋体" w:eastAsia="宋体" w:hAnsi="宋体" w:cs="宋体"/>
+          <w:rFonts w:ascii="宋体" w:eastAsia="宋体" w:hAnsi="宋体" w:cs="宋体" w:hint="eastAsia"/>
           <w:kern w:val="0"/>
           <w:sz w:val="24"/>
           <w:szCs w:val="24"/>
@@ -9016,7 +9475,7 @@
                     </pic:cNvPicPr>
                   </pic:nvPicPr>
                   <pic:blipFill>
-                    <a:blip r:embed="rId29">
+                    <a:blip r:embed="rId32">
                       <a:extLst>
                         <a:ext uri="{28A0092B-C50C-407E-A947-70E740481C1C}">
                           <a14:useLocalDpi xmlns:a14="http://schemas.microsoft.com/office/drawing/2010/main" val="0"/>
@@ -9086,7 +9545,7 @@
             <w:pPr>
               <w:snapToGrid w:val="0"/>
               <w:rPr>
-                <w:rFonts w:ascii="Tahoma" w:eastAsia="微软雅黑" w:hAnsi="Tahoma" w:hint="eastAsia"/>
+                <w:rFonts w:ascii="Tahoma" w:eastAsia="微软雅黑" w:hAnsi="Tahoma"/>
                 <w:kern w:val="0"/>
                 <w:sz w:val="22"/>
               </w:rPr>
@@ -9131,6 +9590,7 @@
               </w:rPr>
               <w:t>文件夹下存文件</w:t>
             </w:r>
+            <w:proofErr w:type="spellStart"/>
             <w:r>
               <w:rPr>
                 <w:rFonts w:ascii="Tahoma" w:eastAsia="微软雅黑" w:hAnsi="Tahoma"/>
@@ -9139,6 +9599,7 @@
               </w:rPr>
               <w:t>drill_globalDefault.rpgsave</w:t>
             </w:r>
+            <w:proofErr w:type="spellEnd"/>
             <w:r>
               <w:rPr>
                 <w:rFonts w:ascii="Tahoma" w:eastAsia="微软雅黑" w:hAnsi="Tahoma" w:hint="eastAsia"/>
@@ -9448,7 +9909,7 @@
         <w:sz w:val="20"/>
       </w:rPr>
       <w:drawing>
-        <wp:anchor distT="0" distB="0" distL="114300" distR="114300" simplePos="0" relativeHeight="251657216" behindDoc="1" locked="0" layoutInCell="1" allowOverlap="1" wp14:anchorId="0EE5CB8F" wp14:editId="20BEF46F">
+        <wp:anchor distT="0" distB="0" distL="114300" distR="114300" simplePos="0" relativeHeight="251659264" behindDoc="1" locked="0" layoutInCell="1" allowOverlap="1" wp14:anchorId="0EE5CB8F" wp14:editId="20BEF46F">
           <wp:simplePos x="0" y="0"/>
           <wp:positionH relativeFrom="column">
             <wp:posOffset>2247900</wp:posOffset>
@@ -9530,6 +9991,7 @@
       </w:rPr>
       <w:t xml:space="preserve">   </w:t>
     </w:r>
+    <w:proofErr w:type="spellStart"/>
     <w:r>
       <w:rPr>
         <w:rFonts w:ascii="微软雅黑" w:eastAsia="微软雅黑" w:hAnsi="微软雅黑"/>
@@ -9537,6 +9999,7 @@
       </w:rPr>
       <w:t>drill_up</w:t>
     </w:r>
+    <w:proofErr w:type="spellEnd"/>
   </w:p>
 </w:hdr>
 </file>
@@ -9986,6 +10449,30 @@
       <w:szCs w:val="32"/>
     </w:rPr>
   </w:style>
+  <w:style w:type="paragraph" w:styleId="4">
+    <w:name w:val="heading 4"/>
+    <w:aliases w:val="第三层条,第四层,(１)黑小三,36标题4,标题 4 Char Char,1.1.1.1,1.1.1.1标题 4,H4,h4,PIM 4,第四层1 Char,第四层1,四级标题,四级,bullet,bl,bb,论文标题 3,论文标题3,四级标题 Char,36标题 4,第三层条1.1,1.1.1.1 标题 4,第三层条1,第三层条2,第三层条3,第三层条4,第三层条5,第三层条6,第三层条7,第三层条8,第三层条9,第三层条10,第三层条11,第三层条12,第三层条13,标题 4-lzg"/>
+    <w:basedOn w:val="a"/>
+    <w:next w:val="a"/>
+    <w:link w:val="40"/>
+    <w:uiPriority w:val="9"/>
+    <w:unhideWhenUsed/>
+    <w:qFormat/>
+    <w:rsid w:val="005A1DDC"/>
+    <w:pPr>
+      <w:keepNext/>
+      <w:keepLines/>
+      <w:spacing w:before="120" w:after="120"/>
+      <w:outlineLvl w:val="3"/>
+    </w:pPr>
+    <w:rPr>
+      <w:rFonts w:asciiTheme="majorHAnsi" w:eastAsiaTheme="majorEastAsia" w:hAnsiTheme="majorHAnsi" w:cstheme="majorBidi"/>
+      <w:b/>
+      <w:bCs/>
+      <w:sz w:val="24"/>
+      <w:szCs w:val="24"/>
+    </w:rPr>
+  </w:style>
   <w:style w:type="character" w:default="1" w:styleId="a0">
     <w:name w:val="Default Paragraph Font"/>
     <w:uiPriority w:val="1"/>
@@ -10281,6 +10768,21 @@
       <w:ind w:firstLineChars="200" w:firstLine="420"/>
     </w:pPr>
   </w:style>
+  <w:style w:type="character" w:customStyle="1" w:styleId="40">
+    <w:name w:val="标题 4 字符"/>
+    <w:aliases w:val="第三层条 字符,第四层 字符,(１)黑小三 字符,36标题4 字符,标题 4 Char Char 字符,1.1.1.1 字符,1.1.1.1标题 4 字符,H4 字符,h4 字符,PIM 4 字符,第四层1 Char 字符,第四层1 字符,四级标题 字符,四级 字符,bullet 字符,bl 字符,bb 字符,论文标题 3 字符,论文标题3 字符,四级标题 Char 字符,36标题 4 字符,第三层条1.1 字符,1.1.1.1 标题 4 字符,第三层条1 字符,第三层条2 字符"/>
+    <w:basedOn w:val="a0"/>
+    <w:link w:val="4"/>
+    <w:uiPriority w:val="9"/>
+    <w:rsid w:val="005A1DDC"/>
+    <w:rPr>
+      <w:rFonts w:asciiTheme="majorHAnsi" w:eastAsiaTheme="majorEastAsia" w:hAnsiTheme="majorHAnsi" w:cstheme="majorBidi"/>
+      <w:b/>
+      <w:bCs/>
+      <w:sz w:val="24"/>
+      <w:szCs w:val="24"/>
+    </w:rPr>
+  </w:style>
 </w:styles>
 </file>
 
